--- a/manual_tecnico.docx
+++ b/manual_tecnico.docx
@@ -255,12 +255,13 @@
         <w:jc w:val="left"/>
       </w:pPr>
       <w:r>
-        <w:rPr>
-          <w:rFonts w:ascii="Arial" w:hAnsi="Arial"/>
-          <w:color w:val="1F2937"/>
-          <w:sz w:val="21"/>
-        </w:rPr>
         <w:t>Las políticas RLS en Supabase garantizan que ningún usuario malintencionado pueda manipular las evaluaciones o trabajadores directamente desde el navegador a menos que posea los privilegios adecuados. Si bien el cliente interactúa con la BD usando la clave anónima pública, las operaciones de modificación de datos en tablas como 'clase', 'item_evaluacion', 'trabajador' y 'evaluacion' están restringidas por políticas del servidor PostgreSQL, requiriendo que la sesión de usuario sea válida y validando roles (como 'admin') para operaciones críticas de escritura (INSERT/UPDATE/DELETE).</w:t>
+        <w:br/>
+        <w:br/>
+        <w:t>Mitigación SEC-02 (Falsificación de Sesión): Se implementó una verificación de sesión basada en la base de datos. Al iniciar sesión, el servidor genera un token de sesión criptográfico (session_token). Cada vez que la página carga o verifica la sesión, el frontend consulta a Supabase mediante la función RPC 'verify_worker_session' para validar dicho token, impidiendo que se falsifiquen roles o identidades mediante la edición manual de 'localStorage' en el navegador.</w:t>
+        <w:br/>
+        <w:br/>
+        <w:t>Mitigación SEC-03 (Almacenamiento de Contraseñas en Texto Plano): Las contraseñas han sido protegidas utilizando un algoritmo de hashing robusto (bcrypt con Blowfish). Para lograr esto, se activó la extensión 'pgcrypto' de PostgreSQL y se creó un trigger 'trigger_hash_worker_password' que intercepta automáticamente cualquier inserción o actualización de contraseña y la cifra. Las funciones RPC de validación y cambio de contraseña comparan los valores usando la función 'crypt()', de modo que las contraseñas nunca se almacenan ni procesan en texto plano.</w:t>
       </w:r>
     </w:p>
     <w:p>
@@ -5002,21 +5003,7 @@
         <w:spacing w:after="80" w:line="276" w:lineRule="auto"/>
       </w:pPr>
       <w:r>
-        <w:rPr>
-          <w:rFonts w:ascii="Arial" w:hAnsi="Arial"/>
-          <w:b/>
-          <w:color w:val="1F2937"/>
-          <w:sz w:val="21"/>
-        </w:rPr>
-        <w:t xml:space="preserve">checkSession(): </w:t>
-      </w:r>
-      <w:r>
-        <w:rPr>
-          <w:rFonts w:ascii="Arial" w:hAnsi="Arial"/>
-          <w:color w:val="1F2937"/>
-          <w:sz w:val="21"/>
-        </w:rPr>
-        <w:t>Verifica en localStorage o sessionStorage la existencia de una sesión de usuario válida.</w:t>
+        <w:t>checkSession(): Recupera el token de sesión de localStorage o sessionStorage y realiza una validación asíncrona en el servidor de base de datos a través de 'verify_worker_session' para prevenir falsificaciones (SEC-02). Si es válido, carga el usuario, de lo contrario limpia la sesión local.</w:t>
       </w:r>
     </w:p>
     <w:p>
@@ -5071,21 +5058,7 @@
         <w:spacing w:after="80" w:line="276" w:lineRule="auto"/>
       </w:pPr>
       <w:r>
-        <w:rPr>
-          <w:rFonts w:ascii="Arial" w:hAnsi="Arial"/>
-          <w:b/>
-          <w:color w:val="1F2937"/>
-          <w:sz w:val="21"/>
-        </w:rPr>
-        <w:t xml:space="preserve">handleLogout(): </w:t>
-      </w:r>
-      <w:r>
-        <w:rPr>
-          <w:rFonts w:ascii="Arial" w:hAnsi="Arial"/>
-          <w:color w:val="1F2937"/>
-          <w:sz w:val="21"/>
-        </w:rPr>
-        <w:t>Limpia la caché de sesión y redirige al formulario de inicio de sesión.</w:t>
+        <w:t>handleLogout(): Invalida la sesión actual en el servidor eliminando el token de sesión (RPC 'revoke_worker_session'), limpia la caché y variables de sesión locales, y redirige a la pantalla de login.</w:t>
       </w:r>
     </w:p>
     <w:p>

--- a/manual_tecnico.docx
+++ b/manual_tecnico.docx
@@ -4,322 +4,520 @@
   <w:body>
     <w:p>
       <w:pPr>
-        <w:spacing w:before="720" w:after="240"/>
-        <w:jc w:val="center"/>
+        <w:spacing w:before="360" w:after="120"/>
       </w:pPr>
       <w:r>
         <w:rPr>
-          <w:rFonts w:ascii="Arial" w:hAnsi="Arial"/>
           <w:b/>
-          <w:color w:val="15803D"/>
-          <w:sz w:val="52"/>
+          <w:color w:val="0F172A"/>
+          <w:sz w:val="40"/>
         </w:rPr>
-        <w:t>MANUAL TÉCNICO DE LA APLICACIÓN</w:t>
+        <w:t>Manual Técnico: Sistema de Evaluación de Desempeño</w:t>
       </w:r>
     </w:p>
     <w:p>
       <w:pPr>
-        <w:spacing w:after="960"/>
-        <w:jc w:val="center"/>
+        <w:spacing w:after="120" w:line="276" w:lineRule="auto"/>
       </w:pPr>
+      <w:r/>
       <w:r>
         <w:rPr>
-          <w:rFonts w:ascii="Arial" w:hAnsi="Arial"/>
-          <w:i/>
-          <w:color w:val="4B5563"/>
-          <w:sz w:val="32"/>
+          <w:b/>
         </w:rPr>
-        <w:t>Sistema de Evaluación de Desempeño</w:t>
-        <w:br/>
-        <w:t>Corporación BEL</w:t>
+        <w:t>Cliente:</w:t>
+      </w:r>
+      <w:r>
+        <w:t xml:space="preserve"> Corporación BEL</w:t>
       </w:r>
     </w:p>
     <w:p>
       <w:pPr>
-        <w:spacing w:before="2400"/>
-        <w:jc w:val="center"/>
+        <w:spacing w:after="120" w:line="276" w:lineRule="auto"/>
+      </w:pPr>
+      <w:r/>
+      <w:r>
+        <w:rPr>
+          <w:b/>
+        </w:rPr>
+        <w:t>Versión del Sistema:</w:t>
+      </w:r>
+      <w:r>
+        <w:t xml:space="preserve"> v2.2.0</w:t>
+      </w:r>
+    </w:p>
+    <w:p>
+      <w:pPr>
+        <w:spacing w:after="120" w:line="276" w:lineRule="auto"/>
+      </w:pPr>
+      <w:r/>
+      <w:r>
+        <w:rPr>
+          <w:b/>
+        </w:rPr>
+        <w:t>Fecha:</w:t>
+      </w:r>
+      <w:r>
+        <w:t xml:space="preserve"> Julio 2026</w:t>
+      </w:r>
+    </w:p>
+    <w:p>
+      <w:pPr>
+        <w:spacing w:after="120" w:line="276" w:lineRule="auto"/>
+      </w:pPr>
+      <w:r>
+        <w:t>---</w:t>
+      </w:r>
+    </w:p>
+    <w:p>
+      <w:pPr>
+        <w:spacing w:before="280" w:after="80"/>
       </w:pPr>
       <w:r>
         <w:rPr>
-          <w:rFonts w:ascii="Arial" w:hAnsi="Arial"/>
-          <w:color w:val="6B7280"/>
-          <w:sz w:val="22"/>
+          <w:b/>
+          <w:color w:val="15803D"/>
+          <w:sz w:val="30"/>
         </w:rPr>
-        <w:t>Elaborado por: Gerencia de Transformación Digital</w:t>
-        <w:br/>
-        <w:t>Fecha: Julio 2026</w:t>
-        <w:br/>
-        <w:t>Versión: 2.1.2</w:t>
+        <w:t>1. Arquitectura y Forma de Conexión</w:t>
+      </w:r>
+    </w:p>
+    <w:p>
+      <w:pPr>
+        <w:spacing w:after="120" w:line="276" w:lineRule="auto"/>
+      </w:pPr>
+      <w:r>
+        <w:t xml:space="preserve">El sistema está desarrollado bajo una arquitectura de </w:t>
+      </w:r>
+      <w:r>
+        <w:rPr>
+          <w:b/>
+        </w:rPr>
+        <w:t>Aplicación de Página Única (SPA)</w:t>
+      </w:r>
+      <w:r>
+        <w:t xml:space="preserve"> en el frontend, conectada directamente a una base de datos </w:t>
+      </w:r>
+      <w:r>
+        <w:rPr>
+          <w:b/>
+        </w:rPr>
+        <w:t>Supabase (PostgreSQL)</w:t>
+      </w:r>
+      <w:r>
+        <w:t xml:space="preserve"> serverless.</w:t>
       </w:r>
     </w:p>
     <w:p>
       <w:r>
-        <w:br w:type="page"/>
+        <w:rPr>
+          <w:i/>
+          <w:color w:val="64748B"/>
+        </w:rPr>
+        <w:t>[Diagrama de Arquitectura / Flujo]</w:t>
       </w:r>
     </w:p>
     <w:p>
       <w:pPr>
-        <w:keepNext/>
-        <w:spacing w:before="480" w:after="160"/>
+        <w:spacing w:before="200" w:after="40"/>
       </w:pPr>
       <w:r>
         <w:rPr>
-          <w:rFonts w:ascii="Arial" w:hAnsi="Arial"/>
           <w:b/>
-          <w:color w:val="15803D"/>
-          <w:sz w:val="36"/>
+          <w:color w:val="1E293B"/>
+          <w:sz w:val="24"/>
         </w:rPr>
-        <w:t>1. Introducción y Arquitectura del Sistema</w:t>
+        <w:t>Flujo de Inicialización de Conexión:</w:t>
       </w:r>
     </w:p>
     <w:p>
       <w:pPr>
-        <w:spacing w:after="160" w:line="276" w:lineRule="auto"/>
-        <w:jc w:val="left"/>
+        <w:spacing w:after="120" w:line="276" w:lineRule="auto"/>
       </w:pPr>
       <w:r>
-        <w:rPr>
-          <w:rFonts w:ascii="Arial" w:hAnsi="Arial"/>
-          <w:color w:val="1F2937"/>
-          <w:sz w:val="21"/>
-        </w:rPr>
-        <w:t>El Sistema de Evaluación de Desempeño de la Corporación BEL es una aplicación web responsiva construida bajo el paradigma SPA (Single Page Application). Su propósito principal es gestionar las evaluaciones del personal, organizándolas por competencias y aspectos específicos de evaluación, y proporcionando un conjunto robusto de analíticas e indicadores generales para la toma de decisiones.</w:t>
+        <w:t>1. Al cargar el DOM, `js/main.js` invoca a la función asíncrona `initSupabase()` de `js/supabase.js`.</w:t>
       </w:r>
     </w:p>
     <w:p>
       <w:pPr>
-        <w:spacing w:after="160" w:line="276" w:lineRule="auto"/>
-        <w:jc w:val="left"/>
+        <w:spacing w:after="120" w:line="276" w:lineRule="auto"/>
+      </w:pPr>
+      <w:r>
+        <w:t>2. `initSupabase()` intenta leer las variables de conexión desde el endpoint de producción `/api/config`.</w:t>
+      </w:r>
+    </w:p>
+    <w:p>
+      <w:pPr>
+        <w:spacing w:after="120" w:line="276" w:lineRule="auto"/>
+      </w:pPr>
+      <w:r>
+        <w:t>3. Si el endpoint no responde (entorno local), realiza una petición fetch al archivo `.env` en la raíz del proyecto.</w:t>
+      </w:r>
+    </w:p>
+    <w:p>
+      <w:pPr>
+        <w:spacing w:after="120" w:line="276" w:lineRule="auto"/>
+      </w:pPr>
+      <w:r>
+        <w:t>4. Se extrae la URL del servidor y la clave pública anónima (Anon Key).</w:t>
+      </w:r>
+    </w:p>
+    <w:p>
+      <w:pPr>
+        <w:spacing w:after="120" w:line="276" w:lineRule="auto"/>
+      </w:pPr>
+      <w:r>
+        <w:t>5. Se inicializa el cliente mediante el constructor global: `supabase.createClient(url, anonKey)`.</w:t>
+      </w:r>
+    </w:p>
+    <w:p>
+      <w:pPr>
+        <w:spacing w:after="120" w:line="276" w:lineRule="auto"/>
+      </w:pPr>
+      <w:r>
+        <w:t>---</w:t>
+      </w:r>
+    </w:p>
+    <w:p>
+      <w:pPr>
+        <w:spacing w:before="280" w:after="80"/>
       </w:pPr>
       <w:r>
         <w:rPr>
-          <w:rFonts w:ascii="Arial" w:hAnsi="Arial"/>
-          <w:color w:val="1F2937"/>
-          <w:sz w:val="21"/>
+          <w:b/>
+          <w:color w:val="15803D"/>
+          <w:sz w:val="30"/>
         </w:rPr>
-        <w:t>La arquitectura de la aplicación está dividida en dos componentes principales:</w:t>
+        <w:t>2. Credenciales de Conexión</w:t>
+      </w:r>
+    </w:p>
+    <w:p>
+      <w:pPr>
+        <w:spacing w:after="120" w:line="276" w:lineRule="auto"/>
+      </w:pPr>
+      <w:r>
+        <w:t>La configuración local utiliza el archivo de configuración `.env` en la raíz del servidor Apache:</w:t>
       </w:r>
     </w:p>
     <w:p>
       <w:pPr>
         <w:pStyle w:val="ListBullet"/>
-        <w:spacing w:after="80" w:line="276" w:lineRule="auto"/>
+        <w:spacing w:before="40" w:after="40"/>
+      </w:pPr>
+      <w:r/>
+      <w:r>
+        <w:rPr>
+          <w:b/>
+        </w:rPr>
+        <w:t>Archivo de Configuración:</w:t>
+      </w:r>
+      <w:r>
+        <w:t xml:space="preserve"> </w:t>
+      </w:r>
+      <w:r>
+        <w:rPr>
+          <w:color w:val="2563EB"/>
+          <w:u w:val="single"/>
+        </w:rPr>
+        <w:t>.env</w:t>
+      </w:r>
+      <w:r/>
+    </w:p>
+    <w:p>
+      <w:pPr>
+        <w:pStyle w:val="ListBullet"/>
+        <w:spacing w:before="40" w:after="40"/>
+      </w:pPr>
+      <w:r/>
+      <w:r>
+        <w:rPr>
+          <w:b/>
+        </w:rPr>
+        <w:t>Contenido de Conexión:</w:t>
+      </w:r>
+      <w:r/>
+    </w:p>
+    <w:p>
+      <w:pPr>
+        <w:spacing w:before="40" w:after="40"/>
+        <w:ind w:left="720"/>
       </w:pPr>
       <w:r>
         <w:rPr>
-          <w:rFonts w:ascii="Arial" w:hAnsi="Arial"/>
-          <w:b/>
-          <w:color w:val="1F2937"/>
-          <w:sz w:val="21"/>
+          <w:rFonts w:ascii="Consolas" w:hAnsi="Consolas"/>
+          <w:color w:val="0F172A"/>
+          <w:sz w:val="19"/>
         </w:rPr>
-        <w:t xml:space="preserve">Frontend (Cliente): </w:t>
+        <w:t xml:space="preserve">  API_URL=https://qpyjdbchqbegqacurcdp.supabase.co/rest/v1</w:t>
       </w:r>
+    </w:p>
+    <w:p>
+      <w:pPr>
+        <w:spacing w:before="40" w:after="40"/>
+        <w:ind w:left="720"/>
+      </w:pPr>
       <w:r>
         <w:rPr>
-          <w:rFonts w:ascii="Arial" w:hAnsi="Arial"/>
-          <w:color w:val="1F2937"/>
-          <w:sz w:val="21"/>
+          <w:rFonts w:ascii="Consolas" w:hAnsi="Consolas"/>
+          <w:color w:val="0F172A"/>
+          <w:sz w:val="19"/>
         </w:rPr>
-        <w:t>Implementado con HTML5 semántico, CSS3 modular (basado en Pico.css para diseño y variables corporativas personalizadas) y JavaScript modular (ES6 Modules) sin dependencias de frameworks complejos como React o Angular. El frontend se comunica con el servidor de base de datos a través del cliente oficial de Supabase.</w:t>
+        <w:t xml:space="preserve">  ANON_KEY='sb_publishable_OfcpnM3O1aZl2mC1GL1_aA_wBltlze2'</w:t>
+      </w:r>
+    </w:p>
+    <w:p>
+      <w:pPr>
+        <w:spacing w:before="120" w:after="120"/>
+        <w:ind w:left="576"/>
+      </w:pPr>
+      <w:r>
+        <w:rPr>
+          <w:b/>
+          <w:color w:val="DC2626"/>
+        </w:rPr>
+        <w:t xml:space="preserve">IMPORTANTE: </w:t>
+      </w:r>
+      <w:r/>
+    </w:p>
+    <w:p>
+      <w:pPr>
+        <w:spacing w:before="120" w:after="120"/>
+        <w:ind w:left="576"/>
+      </w:pPr>
+      <w:r>
+        <w:t>La clave `ANON_KEY` es pública y segura para su exposición en el lado del cliente (Frontend) gracias a las políticas de seguridad a nivel de base de datos (RLS) y funciones RPC restringidas.</w:t>
+      </w:r>
+    </w:p>
+    <w:p>
+      <w:pPr>
+        <w:spacing w:after="120" w:line="276" w:lineRule="auto"/>
+      </w:pPr>
+      <w:r>
+        <w:t>---</w:t>
+      </w:r>
+    </w:p>
+    <w:p>
+      <w:pPr>
+        <w:spacing w:before="280" w:after="80"/>
+      </w:pPr>
+      <w:r>
+        <w:rPr>
+          <w:b/>
+          <w:color w:val="15803D"/>
+          <w:sz w:val="30"/>
+        </w:rPr>
+        <w:t>3. Endpoints y APIs Utilizados (Supabase Client)</w:t>
+      </w:r>
+    </w:p>
+    <w:p>
+      <w:pPr>
+        <w:spacing w:after="120" w:line="276" w:lineRule="auto"/>
+      </w:pPr>
+      <w:r>
+        <w:t>La interacción con Supabase se realiza mediante llamadas directas a las tablas y a funciones almacenadas (RPC):</w:t>
+      </w:r>
+    </w:p>
+    <w:p>
+      <w:pPr>
+        <w:spacing w:before="200" w:after="40"/>
+      </w:pPr>
+      <w:r>
+        <w:rPr>
+          <w:b/>
+          <w:color w:val="1E293B"/>
+          <w:sz w:val="24"/>
+        </w:rPr>
+        <w:t>Operaciones del Cliente Supabase:</w:t>
       </w:r>
     </w:p>
     <w:p>
       <w:pPr>
         <w:pStyle w:val="ListBullet"/>
-        <w:spacing w:after="80" w:line="276" w:lineRule="auto"/>
+        <w:spacing w:before="40" w:after="40"/>
       </w:pPr>
+      <w:r/>
       <w:r>
         <w:rPr>
-          <w:rFonts w:ascii="Arial" w:hAnsi="Arial"/>
           <w:b/>
-          <w:color w:val="1F2937"/>
-          <w:sz w:val="21"/>
         </w:rPr>
-        <w:t xml:space="preserve">Backend (BaaS): </w:t>
+        <w:t>Lecturas (`select`)</w:t>
       </w:r>
       <w:r>
-        <w:rPr>
-          <w:rFonts w:ascii="Arial" w:hAnsi="Arial"/>
-          <w:color w:val="1F2937"/>
-          <w:sz w:val="21"/>
-        </w:rPr>
-        <w:t>Provisto por Supabase (BaaS), el cual expone una base de datos relacional PostgreSQL y provee APIs automáticas RESTful protegidas por Row Level Security (RLS) y autenticación basada en JWT.</w:t>
+        <w:t>: Consultas a tablas maestras (`clase`, `item_evaluacion`, `fecha_eval`, `departamento`) y relacionales (`trabajador`, `evaluacion`).</w:t>
       </w:r>
     </w:p>
     <w:p>
       <w:pPr>
-        <w:keepNext/>
-        <w:spacing w:before="480" w:after="160"/>
+        <w:pStyle w:val="ListBullet"/>
+        <w:spacing w:before="40" w:after="40"/>
       </w:pPr>
+      <w:r/>
       <w:r>
         <w:rPr>
-          <w:rFonts w:ascii="Arial" w:hAnsi="Arial"/>
           <w:b/>
-          <w:color w:val="15803D"/>
-          <w:sz w:val="36"/>
         </w:rPr>
-        <w:t>2. Conexión con la Base de Datos</w:t>
+        <w:t>Inserciones (`insert`)</w:t>
+      </w:r>
+      <w:r>
+        <w:t>: Registro de nuevos trabajadores, competencias, aspectos, fechas de evaluación y resultados de evaluaciones.</w:t>
       </w:r>
     </w:p>
     <w:p>
       <w:pPr>
-        <w:spacing w:after="160" w:line="276" w:lineRule="auto"/>
-        <w:jc w:val="left"/>
+        <w:pStyle w:val="ListBullet"/>
+        <w:spacing w:before="40" w:after="40"/>
       </w:pPr>
+      <w:r/>
       <w:r>
         <w:rPr>
-          <w:rFonts w:ascii="Arial" w:hAnsi="Arial"/>
-          <w:color w:val="1F2937"/>
-          <w:sz w:val="21"/>
+          <w:b/>
         </w:rPr>
-        <w:t>La comunicación con el motor de base de datos PostgreSQL se realiza mediante el SDK cliente oficial de Supabase, inyectado en el frontend mediante CDN. La configuración de conexión y credenciales reside en el archivo de utilidades de Supabase.</w:t>
+        <w:t>Modificaciones (`update`)</w:t>
+      </w:r>
+      <w:r>
+        <w:t>: Modificación de registros existentes en CRUDs y de contraseñas.</w:t>
       </w:r>
     </w:p>
     <w:p>
       <w:pPr>
-        <w:keepNext/>
-        <w:spacing w:before="320" w:after="120"/>
+        <w:pStyle w:val="ListBullet"/>
+        <w:spacing w:before="40" w:after="40"/>
       </w:pPr>
+      <w:r/>
       <w:r>
         <w:rPr>
-          <w:rFonts w:ascii="Arial" w:hAnsi="Arial"/>
           <w:b/>
-          <w:color w:val="374151"/>
-          <w:sz w:val="28"/>
         </w:rPr>
-        <w:t>2.1. Credenciales y Configuración de Conexión</w:t>
+        <w:t>Eliminaciones (`delete`)</w:t>
+      </w:r>
+      <w:r>
+        <w:t>: Remoción de registros de trabajadores, competencias, aspectos y departamentos si cumplen las restricciones.</w:t>
       </w:r>
     </w:p>
     <w:p>
       <w:pPr>
-        <w:spacing w:after="160" w:line="276" w:lineRule="auto"/>
-        <w:jc w:val="left"/>
+        <w:spacing w:before="200" w:after="40"/>
       </w:pPr>
       <w:r>
         <w:rPr>
-          <w:rFonts w:ascii="Arial" w:hAnsi="Arial"/>
-          <w:color w:val="1F2937"/>
-          <w:sz w:val="21"/>
+          <w:b/>
+          <w:color w:val="1E293B"/>
+          <w:sz w:val="24"/>
         </w:rPr>
-        <w:t>La inicialización del cliente de base de datos se realiza en el archivo js/supabase.js, utilizando las siguientes claves de acceso al proyecto:</w:t>
+        <w:t>Funciones Remotas del Servidor (RPC):</w:t>
       </w:r>
     </w:p>
     <w:p>
       <w:pPr>
-        <w:spacing w:before="120" w:after="120" w:line="240" w:lineRule="auto"/>
-        <w:ind w:left="432" w:right="432"/>
+        <w:pStyle w:val="ListBullet"/>
+        <w:spacing w:before="40" w:after="40"/>
       </w:pPr>
+      <w:r/>
       <w:r>
         <w:rPr>
-          <w:rFonts w:ascii="Courier New" w:hAnsi="Courier New"/>
-          <w:color w:val="111827"/>
-          <w:sz w:val="18"/>
+          <w:b/>
         </w:rPr>
-        <w:t>URL del Proyecto: https://qpyjdbchqbegqacurcdp.supabase.co</w:t>
-        <w:br/>
-        <w:t>Anon Key (Clave Pública): sb_publishable_OfcpnM3O1aZl2mC1GL1_aA_wBltlze2</w:t>
+        <w:t>`verify_worker_credentials`</w:t>
+      </w:r>
+      <w:r>
+        <w:t>: Compara la clave de ingreso con el hash bcrypt almacenado, genera un `session_token` aleatorio, lo guarda en la tabla `trabajador` y retorna los datos del perfil si es exitoso.</w:t>
       </w:r>
     </w:p>
     <w:p>
       <w:pPr>
-        <w:spacing w:after="160" w:line="276" w:lineRule="auto"/>
-        <w:jc w:val="left"/>
+        <w:pStyle w:val="ListBullet"/>
+        <w:spacing w:before="40" w:after="40"/>
       </w:pPr>
+      <w:r/>
       <w:r>
         <w:rPr>
-          <w:rFonts w:ascii="Arial" w:hAnsi="Arial"/>
-          <w:color w:val="1F2937"/>
-          <w:sz w:val="21"/>
+          <w:b/>
         </w:rPr>
-        <w:t>El cliente de Supabase se instancia y se guarda en el estado global (state.supabaseClient) durante el arranque de la aplicación para que pueda ser reutilizado en todos los módulos de la aplicación.</w:t>
+        <w:t>`verify_worker_session`</w:t>
+      </w:r>
+      <w:r>
+        <w:t>: Valida si existe un trabajador con el `session_token` proporcionado en el almacenamiento local para iniciar sesión automáticamente.</w:t>
       </w:r>
     </w:p>
     <w:p>
       <w:pPr>
-        <w:keepNext/>
-        <w:spacing w:before="320" w:after="120"/>
+        <w:pStyle w:val="ListBullet"/>
+        <w:spacing w:before="40" w:after="40"/>
       </w:pPr>
+      <w:r/>
       <w:r>
         <w:rPr>
-          <w:rFonts w:ascii="Arial" w:hAnsi="Arial"/>
           <w:b/>
-          <w:color w:val="374151"/>
-          <w:sz w:val="28"/>
         </w:rPr>
-        <w:t>2.2. Seguridad a Nivel de Filas (Row Level Security - RLS)</w:t>
+        <w:t>`revoke_worker_session`</w:t>
+      </w:r>
+      <w:r>
+        <w:t>: Invalida el `session_token` de la base de datos (estableciéndolo en `NULL`) para cerrar la sesión de forma segura.</w:t>
       </w:r>
     </w:p>
     <w:p>
       <w:pPr>
-        <w:spacing w:after="160" w:line="276" w:lineRule="auto"/>
-        <w:jc w:val="left"/>
+        <w:pStyle w:val="ListBullet"/>
+        <w:spacing w:before="40" w:after="40"/>
       </w:pPr>
+      <w:r/>
       <w:r>
-        <w:t>Las políticas RLS en Supabase garantizan que ningún usuario malintencionado pueda manipular las evaluaciones o trabajadores directamente desde el navegador a menos que posea los privilegios adecuados. Si bien el cliente interactúa con la BD usando la clave anónima pública, las operaciones de modificación de datos en tablas como 'clase', 'item_evaluacion', 'trabajador' y 'evaluacion' están restringidas por políticas del servidor PostgreSQL, requiriendo que la sesión de usuario sea válida y validando roles (como 'admin') para operaciones críticas de escritura (INSERT/UPDATE/DELETE).</w:t>
-        <w:br/>
-        <w:br/>
-        <w:t>Mitigación SEC-02 (Falsificación de Sesión): Se implementó una verificación de sesión basada en la base de datos. Al iniciar sesión, el servidor genera un token de sesión criptográfico (session_token). Cada vez que la página carga o verifica la sesión, el frontend consulta a Supabase mediante la función RPC 'verify_worker_session' para validar dicho token, impidiendo que se falsifiquen roles o identidades mediante la edición manual de 'localStorage' en el navegador.</w:t>
-        <w:br/>
-        <w:br/>
-        <w:t>Mitigación SEC-03 (Almacenamiento de Contraseñas en Texto Plano): Las contraseñas han sido protegidas utilizando un algoritmo de hashing robusto (bcrypt con Blowfish). Para lograr esto, se activó la extensión 'pgcrypto' de PostgreSQL y se creó un trigger 'trigger_hash_worker_password' que intercepta automáticamente cualquier inserción o actualización de contraseña y la cifra. Las funciones RPC de validación y cambio de contraseña comparan los valores usando la función 'crypt()', de modo que las contraseñas nunca se almacenan ni procesan en texto plano.</w:t>
+        <w:rPr>
+          <w:b/>
+        </w:rPr>
+        <w:t>`change_worker_password`</w:t>
+      </w:r>
+      <w:r>
+        <w:t>: Valida que la contraseña anterior sea válida mediante bcrypt y actualiza la clave del trabajador por una nueva.</w:t>
       </w:r>
     </w:p>
     <w:p>
       <w:pPr>
-        <w:keepNext/>
-        <w:spacing w:before="480" w:after="160"/>
+        <w:spacing w:after="120" w:line="276" w:lineRule="auto"/>
       </w:pPr>
       <w:r>
-        <w:rPr>
-          <w:rFonts w:ascii="Arial" w:hAnsi="Arial"/>
-          <w:b/>
-          <w:color w:val="15803D"/>
-          <w:sz w:val="36"/>
-        </w:rPr>
-        <w:t>3. Estructura de la Base de Datos (Tablas)</w:t>
+        <w:t>---</w:t>
       </w:r>
     </w:p>
     <w:p>
       <w:pPr>
-        <w:spacing w:after="160" w:line="276" w:lineRule="auto"/>
-        <w:jc w:val="left"/>
+        <w:spacing w:before="280" w:after="80"/>
       </w:pPr>
       <w:r>
         <w:rPr>
-          <w:rFonts w:ascii="Arial" w:hAnsi="Arial"/>
-          <w:color w:val="1F2937"/>
-          <w:sz w:val="21"/>
+          <w:b/>
+          <w:color w:val="15803D"/>
+          <w:sz w:val="30"/>
         </w:rPr>
-        <w:t>La base de datos relacional consta de 5 tablas principales que gestionan la estructura organizativa, las competencias a medir, los aspectos detallados, las fechas permitidas y las respuestas de evaluación.</w:t>
+        <w:t>4. Estructura de la Base de Datos (Tablas)</w:t>
       </w:r>
     </w:p>
     <w:p>
       <w:pPr>
-        <w:keepNext/>
-        <w:spacing w:before="320" w:after="120"/>
+        <w:spacing w:after="120" w:line="276" w:lineRule="auto"/>
       </w:pPr>
       <w:r>
-        <w:rPr>
-          <w:rFonts w:ascii="Arial" w:hAnsi="Arial"/>
-          <w:b/>
-          <w:color w:val="374151"/>
-          <w:sz w:val="28"/>
-        </w:rPr>
-        <w:t>3.1. Tabla: trabajador</w:t>
+        <w:t>El modelo relacional contiene 6 tablas principales gestionadas en el esquema público de Supabase.</w:t>
       </w:r>
     </w:p>
     <w:p>
       <w:pPr>
-        <w:spacing w:after="160" w:line="276" w:lineRule="auto"/>
-        <w:jc w:val="left"/>
+        <w:spacing w:before="200" w:after="40"/>
       </w:pPr>
       <w:r>
         <w:rPr>
-          <w:rFonts w:ascii="Arial" w:hAnsi="Arial"/>
-          <w:color w:val="1F2937"/>
-          <w:sz w:val="21"/>
+          <w:b/>
+          <w:color w:val="1E293B"/>
+          <w:sz w:val="24"/>
         </w:rPr>
-        <w:t>Almacena la información de los empleados del sistema. Define quién tiene acceso al sistema, su nivel de privilegios (rol) y la jerarquía de supervisores directos.</w:t>
+        <w:t>4.1. Tabla: `trabajador`</w:t>
+      </w:r>
+    </w:p>
+    <w:p>
+      <w:pPr>
+        <w:spacing w:after="120" w:line="276" w:lineRule="auto"/>
+      </w:pPr>
+      <w:r>
+        <w:t>Almacena la información de los empleados, supervisores y credenciales del sistema.</w:t>
       </w:r>
     </w:p>
     <w:tbl>
@@ -338,24 +536,13 @@
         <w:tc>
           <w:tcPr>
             <w:tcW w:type="dxa" w:w="2340"/>
-            <w:shd w:fill="15803D"/>
-            <w:tcMar>
-              <w:top w:w="120" w:type="dxa"/>
-              <w:bottom w:w="120" w:type="dxa"/>
-              <w:left w:w="180" w:type="dxa"/>
-              <w:right w:w="180" w:type="dxa"/>
-            </w:tcMar>
+            <w:shd w:fill="1E293B"/>
           </w:tcPr>
           <w:p>
-            <w:pPr>
-              <w:jc w:val="left"/>
-            </w:pPr>
             <w:r>
               <w:rPr>
-                <w:rFonts w:ascii="Arial" w:hAnsi="Arial"/>
                 <w:b/>
                 <w:color w:val="FFFFFF"/>
-                <w:sz w:val="19"/>
               </w:rPr>
               <w:t>Columna</w:t>
             </w:r>
@@ -364,50 +551,28 @@
         <w:tc>
           <w:tcPr>
             <w:tcW w:type="dxa" w:w="2340"/>
-            <w:shd w:fill="15803D"/>
-            <w:tcMar>
-              <w:top w:w="120" w:type="dxa"/>
-              <w:bottom w:w="120" w:type="dxa"/>
-              <w:left w:w="180" w:type="dxa"/>
-              <w:right w:w="180" w:type="dxa"/>
-            </w:tcMar>
+            <w:shd w:fill="1E293B"/>
           </w:tcPr>
           <w:p>
-            <w:pPr>
-              <w:jc w:val="left"/>
-            </w:pPr>
             <w:r>
               <w:rPr>
-                <w:rFonts w:ascii="Arial" w:hAnsi="Arial"/>
                 <w:b/>
                 <w:color w:val="FFFFFF"/>
-                <w:sz w:val="19"/>
               </w:rPr>
-              <w:t>Tipo de Datos</w:t>
+              <w:t>Tipo</w:t>
             </w:r>
           </w:p>
         </w:tc>
         <w:tc>
           <w:tcPr>
             <w:tcW w:type="dxa" w:w="2340"/>
-            <w:shd w:fill="15803D"/>
-            <w:tcMar>
-              <w:top w:w="120" w:type="dxa"/>
-              <w:bottom w:w="120" w:type="dxa"/>
-              <w:left w:w="180" w:type="dxa"/>
-              <w:right w:w="180" w:type="dxa"/>
-            </w:tcMar>
+            <w:shd w:fill="1E293B"/>
           </w:tcPr>
           <w:p>
-            <w:pPr>
-              <w:jc w:val="left"/>
-            </w:pPr>
             <w:r>
               <w:rPr>
-                <w:rFonts w:ascii="Arial" w:hAnsi="Arial"/>
                 <w:b/>
                 <w:color w:val="FFFFFF"/>
-                <w:sz w:val="19"/>
               </w:rPr>
               <w:t>Restricción</w:t>
             </w:r>
@@ -416,24 +581,13 @@
         <w:tc>
           <w:tcPr>
             <w:tcW w:type="dxa" w:w="2340"/>
-            <w:shd w:fill="15803D"/>
-            <w:tcMar>
-              <w:top w:w="120" w:type="dxa"/>
-              <w:bottom w:w="120" w:type="dxa"/>
-              <w:left w:w="180" w:type="dxa"/>
-              <w:right w:w="180" w:type="dxa"/>
-            </w:tcMar>
+            <w:shd w:fill="1E293B"/>
           </w:tcPr>
           <w:p>
-            <w:pPr>
-              <w:jc w:val="left"/>
-            </w:pPr>
             <w:r>
               <w:rPr>
-                <w:rFonts w:ascii="Arial" w:hAnsi="Arial"/>
                 <w:b/>
                 <w:color w:val="FFFFFF"/>
-                <w:sz w:val="19"/>
               </w:rPr>
               <w:t>Descripción</w:t>
             </w:r>
@@ -444,100 +598,90 @@
         <w:tc>
           <w:tcPr>
             <w:tcW w:type="dxa" w:w="2340"/>
-            <w:shd w:fill="F3F4F6"/>
-            <w:tcMar>
-              <w:top w:w="120" w:type="dxa"/>
-              <w:bottom w:w="120" w:type="dxa"/>
-              <w:left w:w="180" w:type="dxa"/>
-              <w:right w:w="180" w:type="dxa"/>
-            </w:tcMar>
+            <w:shd w:fill="FFFFFF"/>
           </w:tcPr>
           <w:p>
-            <w:pPr>
-              <w:jc w:val="left"/>
-            </w:pPr>
             <w:r>
-              <w:rPr>
-                <w:rFonts w:ascii="Arial" w:hAnsi="Arial"/>
-                <w:color w:val="1F2937"/>
-                <w:sz w:val="18"/>
-              </w:rPr>
-              <w:t>id</w:t>
+              <w:t>:---</w:t>
             </w:r>
           </w:p>
         </w:tc>
         <w:tc>
           <w:tcPr>
             <w:tcW w:type="dxa" w:w="2340"/>
-            <w:shd w:fill="F3F4F6"/>
-            <w:tcMar>
-              <w:top w:w="120" w:type="dxa"/>
-              <w:bottom w:w="120" w:type="dxa"/>
-              <w:left w:w="180" w:type="dxa"/>
-              <w:right w:w="180" w:type="dxa"/>
-            </w:tcMar>
+            <w:shd w:fill="FFFFFF"/>
           </w:tcPr>
           <w:p>
-            <w:pPr>
-              <w:jc w:val="left"/>
-            </w:pPr>
             <w:r>
-              <w:rPr>
-                <w:rFonts w:ascii="Arial" w:hAnsi="Arial"/>
-                <w:color w:val="1F2937"/>
-                <w:sz w:val="18"/>
-              </w:rPr>
-              <w:t>BIGINT</w:t>
+              <w:t>:---</w:t>
             </w:r>
           </w:p>
         </w:tc>
         <w:tc>
           <w:tcPr>
             <w:tcW w:type="dxa" w:w="2340"/>
-            <w:shd w:fill="F3F4F6"/>
-            <w:tcMar>
-              <w:top w:w="120" w:type="dxa"/>
-              <w:bottom w:w="120" w:type="dxa"/>
-              <w:left w:w="180" w:type="dxa"/>
-              <w:right w:w="180" w:type="dxa"/>
-            </w:tcMar>
+            <w:shd w:fill="FFFFFF"/>
           </w:tcPr>
           <w:p>
-            <w:pPr>
-              <w:jc w:val="left"/>
-            </w:pPr>
             <w:r>
-              <w:rPr>
-                <w:rFonts w:ascii="Arial" w:hAnsi="Arial"/>
-                <w:color w:val="1F2937"/>
-                <w:sz w:val="18"/>
-              </w:rPr>
-              <w:t>PK, Serial</w:t>
+              <w:t>:---</w:t>
             </w:r>
           </w:p>
         </w:tc>
         <w:tc>
           <w:tcPr>
             <w:tcW w:type="dxa" w:w="2340"/>
-            <w:shd w:fill="F3F4F6"/>
-            <w:tcMar>
-              <w:top w:w="120" w:type="dxa"/>
-              <w:bottom w:w="120" w:type="dxa"/>
-              <w:left w:w="180" w:type="dxa"/>
-              <w:right w:w="180" w:type="dxa"/>
-            </w:tcMar>
+            <w:shd w:fill="FFFFFF"/>
           </w:tcPr>
           <w:p>
-            <w:pPr>
-              <w:jc w:val="left"/>
-            </w:pPr>
             <w:r>
-              <w:rPr>
-                <w:rFonts w:ascii="Arial" w:hAnsi="Arial"/>
-                <w:color w:val="1F2937"/>
-                <w:sz w:val="18"/>
-              </w:rPr>
-              <w:t>Identificador único autoincremental del trabajador.</w:t>
+              <w:t>:---</w:t>
+            </w:r>
+          </w:p>
+        </w:tc>
+      </w:tr>
+      <w:tr>
+        <w:tc>
+          <w:tcPr>
+            <w:tcW w:type="dxa" w:w="2340"/>
+            <w:shd w:fill="F8FAFC"/>
+          </w:tcPr>
+          <w:p>
+            <w:r>
+              <w:t>`id`</w:t>
+            </w:r>
+          </w:p>
+        </w:tc>
+        <w:tc>
+          <w:tcPr>
+            <w:tcW w:type="dxa" w:w="2340"/>
+            <w:shd w:fill="F8FAFC"/>
+          </w:tcPr>
+          <w:p>
+            <w:r>
+              <w:t>bigint</w:t>
+            </w:r>
+          </w:p>
+        </w:tc>
+        <w:tc>
+          <w:tcPr>
+            <w:tcW w:type="dxa" w:w="2340"/>
+            <w:shd w:fill="F8FAFC"/>
+          </w:tcPr>
+          <w:p>
+            <w:r>
+              <w:t>PK (Autoincremental)</w:t>
+            </w:r>
+          </w:p>
+        </w:tc>
+        <w:tc>
+          <w:tcPr>
+            <w:tcW w:type="dxa" w:w="2340"/>
+            <w:shd w:fill="F8FAFC"/>
+          </w:tcPr>
+          <w:p>
+            <w:r>
+              <w:t>Identificador único del trabajador</w:t>
             </w:r>
           </w:p>
         </w:tc>
@@ -547,24 +691,10 @@
           <w:tcPr>
             <w:tcW w:type="dxa" w:w="2340"/>
             <w:shd w:fill="FFFFFF"/>
-            <w:tcMar>
-              <w:top w:w="120" w:type="dxa"/>
-              <w:bottom w:w="120" w:type="dxa"/>
-              <w:left w:w="180" w:type="dxa"/>
-              <w:right w:w="180" w:type="dxa"/>
-            </w:tcMar>
           </w:tcPr>
           <w:p>
-            <w:pPr>
-              <w:jc w:val="left"/>
-            </w:pPr>
             <w:r>
-              <w:rPr>
-                <w:rFonts w:ascii="Arial" w:hAnsi="Arial"/>
-                <w:color w:val="1F2937"/>
-                <w:sz w:val="18"/>
-              </w:rPr>
-              <w:t>ficha</w:t>
+              <w:t>`ficha`</w:t>
             </w:r>
           </w:p>
         </w:tc>
@@ -572,24 +702,10 @@
           <w:tcPr>
             <w:tcW w:type="dxa" w:w="2340"/>
             <w:shd w:fill="FFFFFF"/>
-            <w:tcMar>
-              <w:top w:w="120" w:type="dxa"/>
-              <w:bottom w:w="120" w:type="dxa"/>
-              <w:left w:w="180" w:type="dxa"/>
-              <w:right w:w="180" w:type="dxa"/>
-            </w:tcMar>
           </w:tcPr>
           <w:p>
-            <w:pPr>
-              <w:jc w:val="left"/>
-            </w:pPr>
             <w:r>
-              <w:rPr>
-                <w:rFonts w:ascii="Arial" w:hAnsi="Arial"/>
-                <w:color w:val="1F2937"/>
-                <w:sz w:val="18"/>
-              </w:rPr>
-              <w:t>VARCHAR(50)</w:t>
+              <w:t>text</w:t>
             </w:r>
           </w:p>
         </w:tc>
@@ -597,24 +713,10 @@
           <w:tcPr>
             <w:tcW w:type="dxa" w:w="2340"/>
             <w:shd w:fill="FFFFFF"/>
-            <w:tcMar>
-              <w:top w:w="120" w:type="dxa"/>
-              <w:bottom w:w="120" w:type="dxa"/>
-              <w:left w:w="180" w:type="dxa"/>
-              <w:right w:w="180" w:type="dxa"/>
-            </w:tcMar>
           </w:tcPr>
           <w:p>
-            <w:pPr>
-              <w:jc w:val="left"/>
-            </w:pPr>
             <w:r>
-              <w:rPr>
-                <w:rFonts w:ascii="Arial" w:hAnsi="Arial"/>
-                <w:color w:val="1F2937"/>
-                <w:sz w:val="18"/>
-              </w:rPr>
-              <w:t>Null</w:t>
+              <w:t>Unique / Nullable</w:t>
             </w:r>
           </w:p>
         </w:tc>
@@ -622,24 +724,10 @@
           <w:tcPr>
             <w:tcW w:type="dxa" w:w="2340"/>
             <w:shd w:fill="FFFFFF"/>
-            <w:tcMar>
-              <w:top w:w="120" w:type="dxa"/>
-              <w:bottom w:w="120" w:type="dxa"/>
-              <w:left w:w="180" w:type="dxa"/>
-              <w:right w:w="180" w:type="dxa"/>
-            </w:tcMar>
           </w:tcPr>
           <w:p>
-            <w:pPr>
-              <w:jc w:val="left"/>
-            </w:pPr>
             <w:r>
-              <w:rPr>
-                <w:rFonts w:ascii="Arial" w:hAnsi="Arial"/>
-                <w:color w:val="1F2937"/>
-                <w:sz w:val="18"/>
-              </w:rPr>
-              <w:t>Código de registro o ficha interna de la empresa.</w:t>
+              <w:t>Número de ficha del empleado</w:t>
             </w:r>
           </w:p>
         </w:tc>
@@ -648,100 +736,44 @@
         <w:tc>
           <w:tcPr>
             <w:tcW w:type="dxa" w:w="2340"/>
-            <w:shd w:fill="F3F4F6"/>
-            <w:tcMar>
-              <w:top w:w="120" w:type="dxa"/>
-              <w:bottom w:w="120" w:type="dxa"/>
-              <w:left w:w="180" w:type="dxa"/>
-              <w:right w:w="180" w:type="dxa"/>
-            </w:tcMar>
+            <w:shd w:fill="F8FAFC"/>
           </w:tcPr>
           <w:p>
-            <w:pPr>
-              <w:jc w:val="left"/>
-            </w:pPr>
             <w:r>
-              <w:rPr>
-                <w:rFonts w:ascii="Arial" w:hAnsi="Arial"/>
-                <w:color w:val="1F2937"/>
-                <w:sz w:val="18"/>
-              </w:rPr>
-              <w:t>cedula</w:t>
+              <w:t>`cedula`</w:t>
             </w:r>
           </w:p>
         </w:tc>
         <w:tc>
           <w:tcPr>
             <w:tcW w:type="dxa" w:w="2340"/>
-            <w:shd w:fill="F3F4F6"/>
-            <w:tcMar>
-              <w:top w:w="120" w:type="dxa"/>
-              <w:bottom w:w="120" w:type="dxa"/>
-              <w:left w:w="180" w:type="dxa"/>
-              <w:right w:w="180" w:type="dxa"/>
-            </w:tcMar>
+            <w:shd w:fill="F8FAFC"/>
           </w:tcPr>
           <w:p>
-            <w:pPr>
-              <w:jc w:val="left"/>
-            </w:pPr>
             <w:r>
-              <w:rPr>
-                <w:rFonts w:ascii="Arial" w:hAnsi="Arial"/>
-                <w:color w:val="1F2937"/>
-                <w:sz w:val="18"/>
-              </w:rPr>
-              <w:t>VARCHAR(50)</w:t>
+              <w:t>text</w:t>
             </w:r>
           </w:p>
         </w:tc>
         <w:tc>
           <w:tcPr>
             <w:tcW w:type="dxa" w:w="2340"/>
-            <w:shd w:fill="F3F4F6"/>
-            <w:tcMar>
-              <w:top w:w="120" w:type="dxa"/>
-              <w:bottom w:w="120" w:type="dxa"/>
-              <w:left w:w="180" w:type="dxa"/>
-              <w:right w:w="180" w:type="dxa"/>
-            </w:tcMar>
+            <w:shd w:fill="F8FAFC"/>
           </w:tcPr>
           <w:p>
-            <w:pPr>
-              <w:jc w:val="left"/>
-            </w:pPr>
             <w:r>
-              <w:rPr>
-                <w:rFonts w:ascii="Arial" w:hAnsi="Arial"/>
-                <w:color w:val="1F2937"/>
-                <w:sz w:val="18"/>
-              </w:rPr>
-              <w:t>Unique, Not Null</w:t>
+              <w:t>Unique / Not Null</w:t>
             </w:r>
           </w:p>
         </w:tc>
         <w:tc>
           <w:tcPr>
             <w:tcW w:type="dxa" w:w="2340"/>
-            <w:shd w:fill="F3F4F6"/>
-            <w:tcMar>
-              <w:top w:w="120" w:type="dxa"/>
-              <w:bottom w:w="120" w:type="dxa"/>
-              <w:left w:w="180" w:type="dxa"/>
-              <w:right w:w="180" w:type="dxa"/>
-            </w:tcMar>
+            <w:shd w:fill="F8FAFC"/>
           </w:tcPr>
           <w:p>
-            <w:pPr>
-              <w:jc w:val="left"/>
-            </w:pPr>
             <w:r>
-              <w:rPr>
-                <w:rFonts w:ascii="Arial" w:hAnsi="Arial"/>
-                <w:color w:val="1F2937"/>
-                <w:sz w:val="18"/>
-              </w:rPr>
-              <w:t>Cédula de identidad. Usada para autenticación de ingreso.</w:t>
+              <w:t>Documento de identidad</w:t>
             </w:r>
           </w:p>
         </w:tc>
@@ -751,24 +783,10 @@
           <w:tcPr>
             <w:tcW w:type="dxa" w:w="2340"/>
             <w:shd w:fill="FFFFFF"/>
-            <w:tcMar>
-              <w:top w:w="120" w:type="dxa"/>
-              <w:bottom w:w="120" w:type="dxa"/>
-              <w:left w:w="180" w:type="dxa"/>
-              <w:right w:w="180" w:type="dxa"/>
-            </w:tcMar>
           </w:tcPr>
           <w:p>
-            <w:pPr>
-              <w:jc w:val="left"/>
-            </w:pPr>
             <w:r>
-              <w:rPr>
-                <w:rFonts w:ascii="Arial" w:hAnsi="Arial"/>
-                <w:color w:val="1F2937"/>
-                <w:sz w:val="18"/>
-              </w:rPr>
-              <w:t>nombre</w:t>
+              <w:t>`nombre`</w:t>
             </w:r>
           </w:p>
         </w:tc>
@@ -776,24 +794,10 @@
           <w:tcPr>
             <w:tcW w:type="dxa" w:w="2340"/>
             <w:shd w:fill="FFFFFF"/>
-            <w:tcMar>
-              <w:top w:w="120" w:type="dxa"/>
-              <w:bottom w:w="120" w:type="dxa"/>
-              <w:left w:w="180" w:type="dxa"/>
-              <w:right w:w="180" w:type="dxa"/>
-            </w:tcMar>
           </w:tcPr>
           <w:p>
-            <w:pPr>
-              <w:jc w:val="left"/>
-            </w:pPr>
             <w:r>
-              <w:rPr>
-                <w:rFonts w:ascii="Arial" w:hAnsi="Arial"/>
-                <w:color w:val="1F2937"/>
-                <w:sz w:val="18"/>
-              </w:rPr>
-              <w:t>VARCHAR(255)</w:t>
+              <w:t>text</w:t>
             </w:r>
           </w:p>
         </w:tc>
@@ -801,23 +805,9 @@
           <w:tcPr>
             <w:tcW w:type="dxa" w:w="2340"/>
             <w:shd w:fill="FFFFFF"/>
-            <w:tcMar>
-              <w:top w:w="120" w:type="dxa"/>
-              <w:bottom w:w="120" w:type="dxa"/>
-              <w:left w:w="180" w:type="dxa"/>
-              <w:right w:w="180" w:type="dxa"/>
-            </w:tcMar>
           </w:tcPr>
           <w:p>
-            <w:pPr>
-              <w:jc w:val="left"/>
-            </w:pPr>
             <w:r>
-              <w:rPr>
-                <w:rFonts w:ascii="Arial" w:hAnsi="Arial"/>
-                <w:color w:val="1F2937"/>
-                <w:sz w:val="18"/>
-              </w:rPr>
               <w:t>Not Null</w:t>
             </w:r>
           </w:p>
@@ -826,24 +816,10 @@
           <w:tcPr>
             <w:tcW w:type="dxa" w:w="2340"/>
             <w:shd w:fill="FFFFFF"/>
-            <w:tcMar>
-              <w:top w:w="120" w:type="dxa"/>
-              <w:bottom w:w="120" w:type="dxa"/>
-              <w:left w:w="180" w:type="dxa"/>
-              <w:right w:w="180" w:type="dxa"/>
-            </w:tcMar>
           </w:tcPr>
           <w:p>
-            <w:pPr>
-              <w:jc w:val="left"/>
-            </w:pPr>
             <w:r>
-              <w:rPr>
-                <w:rFonts w:ascii="Arial" w:hAnsi="Arial"/>
-                <w:color w:val="1F2937"/>
-                <w:sz w:val="18"/>
-              </w:rPr>
-              <w:t>Nombres y apellidos completos.</w:t>
+              <w:t>Nombre y apellido completo</w:t>
             </w:r>
           </w:p>
         </w:tc>
@@ -852,100 +828,44 @@
         <w:tc>
           <w:tcPr>
             <w:tcW w:type="dxa" w:w="2340"/>
-            <w:shd w:fill="F3F4F6"/>
-            <w:tcMar>
-              <w:top w:w="120" w:type="dxa"/>
-              <w:bottom w:w="120" w:type="dxa"/>
-              <w:left w:w="180" w:type="dxa"/>
-              <w:right w:w="180" w:type="dxa"/>
-            </w:tcMar>
+            <w:shd w:fill="F8FAFC"/>
           </w:tcPr>
           <w:p>
-            <w:pPr>
-              <w:jc w:val="left"/>
-            </w:pPr>
             <w:r>
-              <w:rPr>
-                <w:rFonts w:ascii="Arial" w:hAnsi="Arial"/>
-                <w:color w:val="1F2937"/>
-                <w:sz w:val="18"/>
-              </w:rPr>
-              <w:t>empresa</w:t>
+              <w:t>`empresa`</w:t>
             </w:r>
           </w:p>
         </w:tc>
         <w:tc>
           <w:tcPr>
             <w:tcW w:type="dxa" w:w="2340"/>
-            <w:shd w:fill="F3F4F6"/>
-            <w:tcMar>
-              <w:top w:w="120" w:type="dxa"/>
-              <w:bottom w:w="120" w:type="dxa"/>
-              <w:left w:w="180" w:type="dxa"/>
-              <w:right w:w="180" w:type="dxa"/>
-            </w:tcMar>
+            <w:shd w:fill="F8FAFC"/>
           </w:tcPr>
           <w:p>
-            <w:pPr>
-              <w:jc w:val="left"/>
-            </w:pPr>
             <w:r>
-              <w:rPr>
-                <w:rFonts w:ascii="Arial" w:hAnsi="Arial"/>
-                <w:color w:val="1F2937"/>
-                <w:sz w:val="18"/>
-              </w:rPr>
-              <w:t>VARCHAR(100)</w:t>
+              <w:t>text</w:t>
             </w:r>
           </w:p>
         </w:tc>
         <w:tc>
           <w:tcPr>
             <w:tcW w:type="dxa" w:w="2340"/>
-            <w:shd w:fill="F3F4F6"/>
-            <w:tcMar>
-              <w:top w:w="120" w:type="dxa"/>
-              <w:bottom w:w="120" w:type="dxa"/>
-              <w:left w:w="180" w:type="dxa"/>
-              <w:right w:w="180" w:type="dxa"/>
-            </w:tcMar>
+            <w:shd w:fill="F8FAFC"/>
           </w:tcPr>
           <w:p>
-            <w:pPr>
-              <w:jc w:val="left"/>
-            </w:pPr>
             <w:r>
-              <w:rPr>
-                <w:rFonts w:ascii="Arial" w:hAnsi="Arial"/>
-                <w:color w:val="1F2937"/>
-                <w:sz w:val="18"/>
-              </w:rPr>
-              <w:t>Null</w:t>
+              <w:t>Not Null</w:t>
             </w:r>
           </w:p>
         </w:tc>
         <w:tc>
           <w:tcPr>
             <w:tcW w:type="dxa" w:w="2340"/>
-            <w:shd w:fill="F3F4F6"/>
-            <w:tcMar>
-              <w:top w:w="120" w:type="dxa"/>
-              <w:bottom w:w="120" w:type="dxa"/>
-              <w:left w:w="180" w:type="dxa"/>
-              <w:right w:w="180" w:type="dxa"/>
-            </w:tcMar>
+            <w:shd w:fill="F8FAFC"/>
           </w:tcPr>
           <w:p>
-            <w:pPr>
-              <w:jc w:val="left"/>
-            </w:pPr>
             <w:r>
-              <w:rPr>
-                <w:rFonts w:ascii="Arial" w:hAnsi="Arial"/>
-                <w:color w:val="1F2937"/>
-                <w:sz w:val="18"/>
-              </w:rPr>
-              <w:t>Empresa perteneciente del grupo corporativo.</w:t>
+              <w:t>Nombre de la empresa asociada (Ej: APL)</w:t>
             </w:r>
           </w:p>
         </w:tc>
@@ -955,24 +875,10 @@
           <w:tcPr>
             <w:tcW w:type="dxa" w:w="2340"/>
             <w:shd w:fill="FFFFFF"/>
-            <w:tcMar>
-              <w:top w:w="120" w:type="dxa"/>
-              <w:bottom w:w="120" w:type="dxa"/>
-              <w:left w:w="180" w:type="dxa"/>
-              <w:right w:w="180" w:type="dxa"/>
-            </w:tcMar>
           </w:tcPr>
           <w:p>
-            <w:pPr>
-              <w:jc w:val="left"/>
-            </w:pPr>
             <w:r>
-              <w:rPr>
-                <w:rFonts w:ascii="Arial" w:hAnsi="Arial"/>
-                <w:color w:val="1F2937"/>
-                <w:sz w:val="18"/>
-              </w:rPr>
-              <w:t>departamento</w:t>
+              <w:t>`departamento`</w:t>
             </w:r>
           </w:p>
         </w:tc>
@@ -980,24 +886,10 @@
           <w:tcPr>
             <w:tcW w:type="dxa" w:w="2340"/>
             <w:shd w:fill="FFFFFF"/>
-            <w:tcMar>
-              <w:top w:w="120" w:type="dxa"/>
-              <w:bottom w:w="120" w:type="dxa"/>
-              <w:left w:w="180" w:type="dxa"/>
-              <w:right w:w="180" w:type="dxa"/>
-            </w:tcMar>
           </w:tcPr>
           <w:p>
-            <w:pPr>
-              <w:jc w:val="left"/>
-            </w:pPr>
             <w:r>
-              <w:rPr>
-                <w:rFonts w:ascii="Arial" w:hAnsi="Arial"/>
-                <w:color w:val="1F2937"/>
-                <w:sz w:val="18"/>
-              </w:rPr>
-              <w:t>VARCHAR(150)</w:t>
+              <w:t>text</w:t>
             </w:r>
           </w:p>
         </w:tc>
@@ -1005,24 +897,10 @@
           <w:tcPr>
             <w:tcW w:type="dxa" w:w="2340"/>
             <w:shd w:fill="FFFFFF"/>
-            <w:tcMar>
-              <w:top w:w="120" w:type="dxa"/>
-              <w:bottom w:w="120" w:type="dxa"/>
-              <w:left w:w="180" w:type="dxa"/>
-              <w:right w:w="180" w:type="dxa"/>
-            </w:tcMar>
           </w:tcPr>
           <w:p>
-            <w:pPr>
-              <w:jc w:val="left"/>
-            </w:pPr>
             <w:r>
-              <w:rPr>
-                <w:rFonts w:ascii="Arial" w:hAnsi="Arial"/>
-                <w:color w:val="1F2937"/>
-                <w:sz w:val="18"/>
-              </w:rPr>
-              <w:t>Null</w:t>
+              <w:t>Not Null</w:t>
             </w:r>
           </w:p>
         </w:tc>
@@ -1030,24 +908,10 @@
           <w:tcPr>
             <w:tcW w:type="dxa" w:w="2340"/>
             <w:shd w:fill="FFFFFF"/>
-            <w:tcMar>
-              <w:top w:w="120" w:type="dxa"/>
-              <w:bottom w:w="120" w:type="dxa"/>
-              <w:left w:w="180" w:type="dxa"/>
-              <w:right w:w="180" w:type="dxa"/>
-            </w:tcMar>
           </w:tcPr>
           <w:p>
-            <w:pPr>
-              <w:jc w:val="left"/>
-            </w:pPr>
             <w:r>
-              <w:rPr>
-                <w:rFonts w:ascii="Arial" w:hAnsi="Arial"/>
-                <w:color w:val="1F2937"/>
-                <w:sz w:val="18"/>
-              </w:rPr>
-              <w:t>Departamento o área funcional.</w:t>
+              <w:t>Unidad administrativa asociada</w:t>
             </w:r>
           </w:p>
         </w:tc>
@@ -1056,100 +920,44 @@
         <w:tc>
           <w:tcPr>
             <w:tcW w:type="dxa" w:w="2340"/>
-            <w:shd w:fill="F3F4F6"/>
-            <w:tcMar>
-              <w:top w:w="120" w:type="dxa"/>
-              <w:bottom w:w="120" w:type="dxa"/>
-              <w:left w:w="180" w:type="dxa"/>
-              <w:right w:w="180" w:type="dxa"/>
-            </w:tcMar>
+            <w:shd w:fill="F8FAFC"/>
           </w:tcPr>
           <w:p>
-            <w:pPr>
-              <w:jc w:val="left"/>
-            </w:pPr>
             <w:r>
-              <w:rPr>
-                <w:rFonts w:ascii="Arial" w:hAnsi="Arial"/>
-                <w:color w:val="1F2937"/>
-                <w:sz w:val="18"/>
-              </w:rPr>
-              <w:t>cargo</w:t>
+              <w:t>`cargo`</w:t>
             </w:r>
           </w:p>
         </w:tc>
         <w:tc>
           <w:tcPr>
             <w:tcW w:type="dxa" w:w="2340"/>
-            <w:shd w:fill="F3F4F6"/>
-            <w:tcMar>
-              <w:top w:w="120" w:type="dxa"/>
-              <w:bottom w:w="120" w:type="dxa"/>
-              <w:left w:w="180" w:type="dxa"/>
-              <w:right w:w="180" w:type="dxa"/>
-            </w:tcMar>
+            <w:shd w:fill="F8FAFC"/>
           </w:tcPr>
           <w:p>
-            <w:pPr>
-              <w:jc w:val="left"/>
-            </w:pPr>
             <w:r>
-              <w:rPr>
-                <w:rFonts w:ascii="Arial" w:hAnsi="Arial"/>
-                <w:color w:val="1F2937"/>
-                <w:sz w:val="18"/>
-              </w:rPr>
-              <w:t>VARCHAR(150)</w:t>
+              <w:t>text</w:t>
             </w:r>
           </w:p>
         </w:tc>
         <w:tc>
           <w:tcPr>
             <w:tcW w:type="dxa" w:w="2340"/>
-            <w:shd w:fill="F3F4F6"/>
-            <w:tcMar>
-              <w:top w:w="120" w:type="dxa"/>
-              <w:bottom w:w="120" w:type="dxa"/>
-              <w:left w:w="180" w:type="dxa"/>
-              <w:right w:w="180" w:type="dxa"/>
-            </w:tcMar>
+            <w:shd w:fill="F8FAFC"/>
           </w:tcPr>
           <w:p>
-            <w:pPr>
-              <w:jc w:val="left"/>
-            </w:pPr>
             <w:r>
-              <w:rPr>
-                <w:rFonts w:ascii="Arial" w:hAnsi="Arial"/>
-                <w:color w:val="1F2937"/>
-                <w:sz w:val="18"/>
-              </w:rPr>
-              <w:t>Null</w:t>
+              <w:t>Not Null</w:t>
             </w:r>
           </w:p>
         </w:tc>
         <w:tc>
           <w:tcPr>
             <w:tcW w:type="dxa" w:w="2340"/>
-            <w:shd w:fill="F3F4F6"/>
-            <w:tcMar>
-              <w:top w:w="120" w:type="dxa"/>
-              <w:bottom w:w="120" w:type="dxa"/>
-              <w:left w:w="180" w:type="dxa"/>
-              <w:right w:w="180" w:type="dxa"/>
-            </w:tcMar>
+            <w:shd w:fill="F8FAFC"/>
           </w:tcPr>
           <w:p>
-            <w:pPr>
-              <w:jc w:val="left"/>
-            </w:pPr>
             <w:r>
-              <w:rPr>
-                <w:rFonts w:ascii="Arial" w:hAnsi="Arial"/>
-                <w:color w:val="1F2937"/>
-                <w:sz w:val="18"/>
-              </w:rPr>
-              <w:t>Puesto de trabajo asignado.</w:t>
+              <w:t>Puesto ocupado</w:t>
             </w:r>
           </w:p>
         </w:tc>
@@ -1159,24 +967,10 @@
           <w:tcPr>
             <w:tcW w:type="dxa" w:w="2340"/>
             <w:shd w:fill="FFFFFF"/>
-            <w:tcMar>
-              <w:top w:w="120" w:type="dxa"/>
-              <w:bottom w:w="120" w:type="dxa"/>
-              <w:left w:w="180" w:type="dxa"/>
-              <w:right w:w="180" w:type="dxa"/>
-            </w:tcMar>
           </w:tcPr>
           <w:p>
-            <w:pPr>
-              <w:jc w:val="left"/>
-            </w:pPr>
             <w:r>
-              <w:rPr>
-                <w:rFonts w:ascii="Arial" w:hAnsi="Arial"/>
-                <w:color w:val="1F2937"/>
-                <w:sz w:val="18"/>
-              </w:rPr>
-              <w:t>rol</w:t>
+              <w:t>`rol`</w:t>
             </w:r>
           </w:p>
         </w:tc>
@@ -1184,24 +978,10 @@
           <w:tcPr>
             <w:tcW w:type="dxa" w:w="2340"/>
             <w:shd w:fill="FFFFFF"/>
-            <w:tcMar>
-              <w:top w:w="120" w:type="dxa"/>
-              <w:bottom w:w="120" w:type="dxa"/>
-              <w:left w:w="180" w:type="dxa"/>
-              <w:right w:w="180" w:type="dxa"/>
-            </w:tcMar>
           </w:tcPr>
           <w:p>
-            <w:pPr>
-              <w:jc w:val="left"/>
-            </w:pPr>
             <w:r>
-              <w:rPr>
-                <w:rFonts w:ascii="Arial" w:hAnsi="Arial"/>
-                <w:color w:val="1F2937"/>
-                <w:sz w:val="18"/>
-              </w:rPr>
-              <w:t>VARCHAR(20)</w:t>
+              <w:t>text</w:t>
             </w:r>
           </w:p>
         </w:tc>
@@ -1209,24 +989,10 @@
           <w:tcPr>
             <w:tcW w:type="dxa" w:w="2340"/>
             <w:shd w:fill="FFFFFF"/>
-            <w:tcMar>
-              <w:top w:w="120" w:type="dxa"/>
-              <w:bottom w:w="120" w:type="dxa"/>
-              <w:left w:w="180" w:type="dxa"/>
-              <w:right w:w="180" w:type="dxa"/>
-            </w:tcMar>
           </w:tcPr>
           <w:p>
-            <w:pPr>
-              <w:jc w:val="left"/>
-            </w:pPr>
             <w:r>
-              <w:rPr>
-                <w:rFonts w:ascii="Arial" w:hAnsi="Arial"/>
-                <w:color w:val="1F2937"/>
-                <w:sz w:val="18"/>
-              </w:rPr>
-              <w:t>Default 'user'</w:t>
+              <w:t>Not Null ('admin' / 'user')</w:t>
             </w:r>
           </w:p>
         </w:tc>
@@ -1234,24 +1000,10 @@
           <w:tcPr>
             <w:tcW w:type="dxa" w:w="2340"/>
             <w:shd w:fill="FFFFFF"/>
-            <w:tcMar>
-              <w:top w:w="120" w:type="dxa"/>
-              <w:bottom w:w="120" w:type="dxa"/>
-              <w:left w:w="180" w:type="dxa"/>
-              <w:right w:w="180" w:type="dxa"/>
-            </w:tcMar>
           </w:tcPr>
           <w:p>
-            <w:pPr>
-              <w:jc w:val="left"/>
-            </w:pPr>
             <w:r>
-              <w:rPr>
-                <w:rFonts w:ascii="Arial" w:hAnsi="Arial"/>
-                <w:color w:val="1F2937"/>
-                <w:sz w:val="18"/>
-              </w:rPr>
-              <w:t>Rol de acceso en la app. Valores: 'admin' o 'user'.</w:t>
+              <w:t>Rol dentro del sistema de evaluaciones</w:t>
             </w:r>
           </w:p>
         </w:tc>
@@ -1260,100 +1012,44 @@
         <w:tc>
           <w:tcPr>
             <w:tcW w:type="dxa" w:w="2340"/>
-            <w:shd w:fill="F3F4F6"/>
-            <w:tcMar>
-              <w:top w:w="120" w:type="dxa"/>
-              <w:bottom w:w="120" w:type="dxa"/>
-              <w:left w:w="180" w:type="dxa"/>
-              <w:right w:w="180" w:type="dxa"/>
-            </w:tcMar>
+            <w:shd w:fill="F8FAFC"/>
           </w:tcPr>
           <w:p>
-            <w:pPr>
-              <w:jc w:val="left"/>
-            </w:pPr>
             <w:r>
-              <w:rPr>
-                <w:rFonts w:ascii="Arial" w:hAnsi="Arial"/>
-                <w:color w:val="1F2937"/>
-                <w:sz w:val="18"/>
-              </w:rPr>
-              <w:t>usuario</w:t>
+              <w:t>`usuario`</w:t>
             </w:r>
           </w:p>
         </w:tc>
         <w:tc>
           <w:tcPr>
             <w:tcW w:type="dxa" w:w="2340"/>
-            <w:shd w:fill="F3F4F6"/>
-            <w:tcMar>
-              <w:top w:w="120" w:type="dxa"/>
-              <w:bottom w:w="120" w:type="dxa"/>
-              <w:left w:w="180" w:type="dxa"/>
-              <w:right w:w="180" w:type="dxa"/>
-            </w:tcMar>
+            <w:shd w:fill="F8FAFC"/>
           </w:tcPr>
           <w:p>
-            <w:pPr>
-              <w:jc w:val="left"/>
-            </w:pPr>
             <w:r>
-              <w:rPr>
-                <w:rFonts w:ascii="Arial" w:hAnsi="Arial"/>
-                <w:color w:val="1F2937"/>
-                <w:sz w:val="18"/>
-              </w:rPr>
-              <w:t>VARCHAR(50)</w:t>
+              <w:t>text</w:t>
             </w:r>
           </w:p>
         </w:tc>
         <w:tc>
           <w:tcPr>
             <w:tcW w:type="dxa" w:w="2340"/>
-            <w:shd w:fill="F3F4F6"/>
-            <w:tcMar>
-              <w:top w:w="120" w:type="dxa"/>
-              <w:bottom w:w="120" w:type="dxa"/>
-              <w:left w:w="180" w:type="dxa"/>
-              <w:right w:w="180" w:type="dxa"/>
-            </w:tcMar>
+            <w:shd w:fill="F8FAFC"/>
           </w:tcPr>
           <w:p>
-            <w:pPr>
-              <w:jc w:val="left"/>
-            </w:pPr>
             <w:r>
-              <w:rPr>
-                <w:rFonts w:ascii="Arial" w:hAnsi="Arial"/>
-                <w:color w:val="1F2937"/>
-                <w:sz w:val="18"/>
-              </w:rPr>
-              <w:t>Unique, Not Null</w:t>
+              <w:t>Unique / Nullable</w:t>
             </w:r>
           </w:p>
         </w:tc>
         <w:tc>
           <w:tcPr>
             <w:tcW w:type="dxa" w:w="2340"/>
-            <w:shd w:fill="F3F4F6"/>
-            <w:tcMar>
-              <w:top w:w="120" w:type="dxa"/>
-              <w:bottom w:w="120" w:type="dxa"/>
-              <w:left w:w="180" w:type="dxa"/>
-              <w:right w:w="180" w:type="dxa"/>
-            </w:tcMar>
+            <w:shd w:fill="F8FAFC"/>
           </w:tcPr>
           <w:p>
-            <w:pPr>
-              <w:jc w:val="left"/>
-            </w:pPr>
             <w:r>
-              <w:rPr>
-                <w:rFonts w:ascii="Arial" w:hAnsi="Arial"/>
-                <w:color w:val="1F2937"/>
-                <w:sz w:val="18"/>
-              </w:rPr>
-              <w:t>Nombre de usuario para el inicio de sesión.</w:t>
+              <w:t>Nombre de usuario (obligatorio para admins y supervisores)</w:t>
             </w:r>
           </w:p>
         </w:tc>
@@ -1363,24 +1059,10 @@
           <w:tcPr>
             <w:tcW w:type="dxa" w:w="2340"/>
             <w:shd w:fill="FFFFFF"/>
-            <w:tcMar>
-              <w:top w:w="120" w:type="dxa"/>
-              <w:bottom w:w="120" w:type="dxa"/>
-              <w:left w:w="180" w:type="dxa"/>
-              <w:right w:w="180" w:type="dxa"/>
-            </w:tcMar>
           </w:tcPr>
           <w:p>
-            <w:pPr>
-              <w:jc w:val="left"/>
-            </w:pPr>
             <w:r>
-              <w:rPr>
-                <w:rFonts w:ascii="Arial" w:hAnsi="Arial"/>
-                <w:color w:val="1F2937"/>
-                <w:sz w:val="18"/>
-              </w:rPr>
-              <w:t>clave</w:t>
+              <w:t>`clave`</w:t>
             </w:r>
           </w:p>
         </w:tc>
@@ -1388,24 +1070,10 @@
           <w:tcPr>
             <w:tcW w:type="dxa" w:w="2340"/>
             <w:shd w:fill="FFFFFF"/>
-            <w:tcMar>
-              <w:top w:w="120" w:type="dxa"/>
-              <w:bottom w:w="120" w:type="dxa"/>
-              <w:left w:w="180" w:type="dxa"/>
-              <w:right w:w="180" w:type="dxa"/>
-            </w:tcMar>
           </w:tcPr>
           <w:p>
-            <w:pPr>
-              <w:jc w:val="left"/>
-            </w:pPr>
             <w:r>
-              <w:rPr>
-                <w:rFonts w:ascii="Arial" w:hAnsi="Arial"/>
-                <w:color w:val="1F2937"/>
-                <w:sz w:val="18"/>
-              </w:rPr>
-              <w:t>VARCHAR(255)</w:t>
+              <w:t>text</w:t>
             </w:r>
           </w:p>
         </w:tc>
@@ -1413,24 +1081,10 @@
           <w:tcPr>
             <w:tcW w:type="dxa" w:w="2340"/>
             <w:shd w:fill="FFFFFF"/>
-            <w:tcMar>
-              <w:top w:w="120" w:type="dxa"/>
-              <w:bottom w:w="120" w:type="dxa"/>
-              <w:left w:w="180" w:type="dxa"/>
-              <w:right w:w="180" w:type="dxa"/>
-            </w:tcMar>
           </w:tcPr>
           <w:p>
-            <w:pPr>
-              <w:jc w:val="left"/>
-            </w:pPr>
             <w:r>
-              <w:rPr>
-                <w:rFonts w:ascii="Arial" w:hAnsi="Arial"/>
-                <w:color w:val="1F2937"/>
-                <w:sz w:val="18"/>
-              </w:rPr>
-              <w:t>Not Null</w:t>
+              <w:t>Nullable</w:t>
             </w:r>
           </w:p>
         </w:tc>
@@ -1438,24 +1092,10 @@
           <w:tcPr>
             <w:tcW w:type="dxa" w:w="2340"/>
             <w:shd w:fill="FFFFFF"/>
-            <w:tcMar>
-              <w:top w:w="120" w:type="dxa"/>
-              <w:bottom w:w="120" w:type="dxa"/>
-              <w:left w:w="180" w:type="dxa"/>
-              <w:right w:w="180" w:type="dxa"/>
-            </w:tcMar>
           </w:tcPr>
           <w:p>
-            <w:pPr>
-              <w:jc w:val="left"/>
-            </w:pPr>
             <w:r>
-              <w:rPr>
-                <w:rFonts w:ascii="Arial" w:hAnsi="Arial"/>
-                <w:color w:val="1F2937"/>
-                <w:sz w:val="18"/>
-              </w:rPr>
-              <w:t>Contraseña de acceso del usuario.</w:t>
+              <w:t>Hash Bcrypt de la contraseña de acceso</w:t>
             </w:r>
           </w:p>
         </w:tc>
@@ -1464,100 +1104,44 @@
         <w:tc>
           <w:tcPr>
             <w:tcW w:type="dxa" w:w="2340"/>
-            <w:shd w:fill="F3F4F6"/>
-            <w:tcMar>
-              <w:top w:w="120" w:type="dxa"/>
-              <w:bottom w:w="120" w:type="dxa"/>
-              <w:left w:w="180" w:type="dxa"/>
-              <w:right w:w="180" w:type="dxa"/>
-            </w:tcMar>
+            <w:shd w:fill="F8FAFC"/>
           </w:tcPr>
           <w:p>
-            <w:pPr>
-              <w:jc w:val="left"/>
-            </w:pPr>
             <w:r>
-              <w:rPr>
-                <w:rFonts w:ascii="Arial" w:hAnsi="Arial"/>
-                <w:color w:val="1F2937"/>
-                <w:sz w:val="18"/>
-              </w:rPr>
-              <w:t>supervisor_id</w:t>
+              <w:t>`supervisor_id`</w:t>
             </w:r>
           </w:p>
         </w:tc>
         <w:tc>
           <w:tcPr>
             <w:tcW w:type="dxa" w:w="2340"/>
-            <w:shd w:fill="F3F4F6"/>
-            <w:tcMar>
-              <w:top w:w="120" w:type="dxa"/>
-              <w:bottom w:w="120" w:type="dxa"/>
-              <w:left w:w="180" w:type="dxa"/>
-              <w:right w:w="180" w:type="dxa"/>
-            </w:tcMar>
+            <w:shd w:fill="F8FAFC"/>
           </w:tcPr>
           <w:p>
-            <w:pPr>
-              <w:jc w:val="left"/>
-            </w:pPr>
             <w:r>
-              <w:rPr>
-                <w:rFonts w:ascii="Arial" w:hAnsi="Arial"/>
-                <w:color w:val="1F2937"/>
-                <w:sz w:val="18"/>
-              </w:rPr>
-              <w:t>BIGINT</w:t>
+              <w:t>bigint</w:t>
             </w:r>
           </w:p>
         </w:tc>
         <w:tc>
           <w:tcPr>
             <w:tcW w:type="dxa" w:w="2340"/>
-            <w:shd w:fill="F3F4F6"/>
-            <w:tcMar>
-              <w:top w:w="120" w:type="dxa"/>
-              <w:bottom w:w="120" w:type="dxa"/>
-              <w:left w:w="180" w:type="dxa"/>
-              <w:right w:w="180" w:type="dxa"/>
-            </w:tcMar>
+            <w:shd w:fill="F8FAFC"/>
           </w:tcPr>
           <w:p>
-            <w:pPr>
-              <w:jc w:val="left"/>
-            </w:pPr>
             <w:r>
-              <w:rPr>
-                <w:rFonts w:ascii="Arial" w:hAnsi="Arial"/>
-                <w:color w:val="1F2937"/>
-                <w:sz w:val="18"/>
-              </w:rPr>
-              <w:t>FK -&gt; trabajador(id)</w:t>
+              <w:t>FK (`trabajador.id`)</w:t>
             </w:r>
           </w:p>
         </w:tc>
         <w:tc>
           <w:tcPr>
             <w:tcW w:type="dxa" w:w="2340"/>
-            <w:shd w:fill="F3F4F6"/>
-            <w:tcMar>
-              <w:top w:w="120" w:type="dxa"/>
-              <w:bottom w:w="120" w:type="dxa"/>
-              <w:left w:w="180" w:type="dxa"/>
-              <w:right w:w="180" w:type="dxa"/>
-            </w:tcMar>
+            <w:shd w:fill="F8FAFC"/>
           </w:tcPr>
           <w:p>
-            <w:pPr>
-              <w:jc w:val="left"/>
-            </w:pPr>
             <w:r>
-              <w:rPr>
-                <w:rFonts w:ascii="Arial" w:hAnsi="Arial"/>
-                <w:color w:val="1F2937"/>
-                <w:sz w:val="18"/>
-              </w:rPr>
-              <w:t>Identifica al supervisor directo para filtrar subordinados.</w:t>
+              <w:t>Enlace al supervisor directo</w:t>
             </w:r>
           </w:p>
         </w:tc>
@@ -1567,24 +1151,10 @@
           <w:tcPr>
             <w:tcW w:type="dxa" w:w="2340"/>
             <w:shd w:fill="FFFFFF"/>
-            <w:tcMar>
-              <w:top w:w="120" w:type="dxa"/>
-              <w:bottom w:w="120" w:type="dxa"/>
-              <w:left w:w="180" w:type="dxa"/>
-              <w:right w:w="180" w:type="dxa"/>
-            </w:tcMar>
           </w:tcPr>
           <w:p>
-            <w:pPr>
-              <w:jc w:val="left"/>
-            </w:pPr>
             <w:r>
-              <w:rPr>
-                <w:rFonts w:ascii="Arial" w:hAnsi="Arial"/>
-                <w:color w:val="1F2937"/>
-                <w:sz w:val="18"/>
-              </w:rPr>
-              <w:t>created_at</w:t>
+              <w:t>`session_token`</w:t>
             </w:r>
           </w:p>
         </w:tc>
@@ -1592,24 +1162,10 @@
           <w:tcPr>
             <w:tcW w:type="dxa" w:w="2340"/>
             <w:shd w:fill="FFFFFF"/>
-            <w:tcMar>
-              <w:top w:w="120" w:type="dxa"/>
-              <w:bottom w:w="120" w:type="dxa"/>
-              <w:left w:w="180" w:type="dxa"/>
-              <w:right w:w="180" w:type="dxa"/>
-            </w:tcMar>
           </w:tcPr>
           <w:p>
-            <w:pPr>
-              <w:jc w:val="left"/>
-            </w:pPr>
             <w:r>
-              <w:rPr>
-                <w:rFonts w:ascii="Arial" w:hAnsi="Arial"/>
-                <w:color w:val="1F2937"/>
-                <w:sz w:val="18"/>
-              </w:rPr>
-              <w:t>TIMESTAMP</w:t>
+              <w:t>text</w:t>
             </w:r>
           </w:p>
         </w:tc>
@@ -1617,24 +1173,10 @@
           <w:tcPr>
             <w:tcW w:type="dxa" w:w="2340"/>
             <w:shd w:fill="FFFFFF"/>
-            <w:tcMar>
-              <w:top w:w="120" w:type="dxa"/>
-              <w:bottom w:w="120" w:type="dxa"/>
-              <w:left w:w="180" w:type="dxa"/>
-              <w:right w:w="180" w:type="dxa"/>
-            </w:tcMar>
           </w:tcPr>
           <w:p>
-            <w:pPr>
-              <w:jc w:val="left"/>
-            </w:pPr>
             <w:r>
-              <w:rPr>
-                <w:rFonts w:ascii="Arial" w:hAnsi="Arial"/>
-                <w:color w:val="1F2937"/>
-                <w:sz w:val="18"/>
-              </w:rPr>
-              <w:t>Default now()</w:t>
+              <w:t>Nullable</w:t>
             </w:r>
           </w:p>
         </w:tc>
@@ -1642,24 +1184,102 @@
           <w:tcPr>
             <w:tcW w:type="dxa" w:w="2340"/>
             <w:shd w:fill="FFFFFF"/>
-            <w:tcMar>
-              <w:top w:w="120" w:type="dxa"/>
-              <w:bottom w:w="120" w:type="dxa"/>
-              <w:left w:w="180" w:type="dxa"/>
-              <w:right w:w="180" w:type="dxa"/>
-            </w:tcMar>
           </w:tcPr>
           <w:p>
-            <w:pPr>
-              <w:jc w:val="left"/>
-            </w:pPr>
             <w:r>
-              <w:rPr>
-                <w:rFonts w:ascii="Arial" w:hAnsi="Arial"/>
-                <w:color w:val="1F2937"/>
-                <w:sz w:val="18"/>
-              </w:rPr>
-              <w:t>Fecha y hora del registro del trabajador.</w:t>
+              <w:t>Token de autenticación de sesión activa</w:t>
+            </w:r>
+          </w:p>
+        </w:tc>
+      </w:tr>
+      <w:tr>
+        <w:tc>
+          <w:tcPr>
+            <w:tcW w:type="dxa" w:w="2340"/>
+            <w:shd w:fill="F8FAFC"/>
+          </w:tcPr>
+          <w:p>
+            <w:r>
+              <w:t>`tipo`</w:t>
+            </w:r>
+          </w:p>
+        </w:tc>
+        <w:tc>
+          <w:tcPr>
+            <w:tcW w:type="dxa" w:w="2340"/>
+            <w:shd w:fill="F8FAFC"/>
+          </w:tcPr>
+          <w:p>
+            <w:r>
+              <w:t>text</w:t>
+            </w:r>
+          </w:p>
+        </w:tc>
+        <w:tc>
+          <w:tcPr>
+            <w:tcW w:type="dxa" w:w="2340"/>
+            <w:shd w:fill="F8FAFC"/>
+          </w:tcPr>
+          <w:p>
+            <w:r>
+              <w:t>Not Null ('GERENCIAL'/'ADMINISTRATIVO')</w:t>
+            </w:r>
+          </w:p>
+        </w:tc>
+        <w:tc>
+          <w:tcPr>
+            <w:tcW w:type="dxa" w:w="2340"/>
+            <w:shd w:fill="F8FAFC"/>
+          </w:tcPr>
+          <w:p>
+            <w:r>
+              <w:t>Clasificación del personal para evaluaciones</w:t>
+            </w:r>
+          </w:p>
+        </w:tc>
+      </w:tr>
+      <w:tr>
+        <w:tc>
+          <w:tcPr>
+            <w:tcW w:type="dxa" w:w="2340"/>
+            <w:shd w:fill="FFFFFF"/>
+          </w:tcPr>
+          <w:p>
+            <w:r>
+              <w:t>`created_at`</w:t>
+            </w:r>
+          </w:p>
+        </w:tc>
+        <w:tc>
+          <w:tcPr>
+            <w:tcW w:type="dxa" w:w="2340"/>
+            <w:shd w:fill="FFFFFF"/>
+          </w:tcPr>
+          <w:p>
+            <w:r>
+              <w:t>timestamp</w:t>
+            </w:r>
+          </w:p>
+        </w:tc>
+        <w:tc>
+          <w:tcPr>
+            <w:tcW w:type="dxa" w:w="2340"/>
+            <w:shd w:fill="FFFFFF"/>
+          </w:tcPr>
+          <w:p>
+            <w:r>
+              <w:t>default `now()`</w:t>
+            </w:r>
+          </w:p>
+        </w:tc>
+        <w:tc>
+          <w:tcPr>
+            <w:tcW w:type="dxa" w:w="2340"/>
+            <w:shd w:fill="FFFFFF"/>
+          </w:tcPr>
+          <w:p>
+            <w:r>
+              <w:t>Fecha de registro</w:t>
             </w:r>
           </w:p>
         </w:tc>
@@ -1668,31 +1288,23 @@
     <w:p/>
     <w:p>
       <w:pPr>
-        <w:keepNext/>
-        <w:spacing w:before="320" w:after="120"/>
+        <w:spacing w:before="200" w:after="40"/>
       </w:pPr>
       <w:r>
         <w:rPr>
-          <w:rFonts w:ascii="Arial" w:hAnsi="Arial"/>
           <w:b/>
-          <w:color w:val="374151"/>
-          <w:sz w:val="28"/>
+          <w:color w:val="1E293B"/>
+          <w:sz w:val="24"/>
         </w:rPr>
-        <w:t>3.2. Tabla: clase</w:t>
+        <w:t>4.2. Tabla: `clase`</w:t>
       </w:r>
     </w:p>
     <w:p>
       <w:pPr>
-        <w:spacing w:after="160" w:line="276" w:lineRule="auto"/>
-        <w:jc w:val="left"/>
+        <w:spacing w:after="120" w:line="276" w:lineRule="auto"/>
       </w:pPr>
       <w:r>
-        <w:rPr>
-          <w:rFonts w:ascii="Arial" w:hAnsi="Arial"/>
-          <w:color w:val="1F2937"/>
-          <w:sz w:val="21"/>
-        </w:rPr>
-        <w:t>Define las competencias generales que se medirán en la corporación (ej. Liderazgo, Comunicación, Trabajo en Equipo).</w:t>
+        <w:t>Contiene las competencias generales bajo las cuales se evalúa al trabajador.</w:t>
       </w:r>
     </w:p>
     <w:tbl>
@@ -1711,24 +1323,13 @@
         <w:tc>
           <w:tcPr>
             <w:tcW w:type="dxa" w:w="2340"/>
-            <w:shd w:fill="15803D"/>
-            <w:tcMar>
-              <w:top w:w="120" w:type="dxa"/>
-              <w:bottom w:w="120" w:type="dxa"/>
-              <w:left w:w="180" w:type="dxa"/>
-              <w:right w:w="180" w:type="dxa"/>
-            </w:tcMar>
+            <w:shd w:fill="1E293B"/>
           </w:tcPr>
           <w:p>
-            <w:pPr>
-              <w:jc w:val="left"/>
-            </w:pPr>
             <w:r>
               <w:rPr>
-                <w:rFonts w:ascii="Arial" w:hAnsi="Arial"/>
                 <w:b/>
                 <w:color w:val="FFFFFF"/>
-                <w:sz w:val="19"/>
               </w:rPr>
               <w:t>Columna</w:t>
             </w:r>
@@ -1737,50 +1338,28 @@
         <w:tc>
           <w:tcPr>
             <w:tcW w:type="dxa" w:w="2340"/>
-            <w:shd w:fill="15803D"/>
-            <w:tcMar>
-              <w:top w:w="120" w:type="dxa"/>
-              <w:bottom w:w="120" w:type="dxa"/>
-              <w:left w:w="180" w:type="dxa"/>
-              <w:right w:w="180" w:type="dxa"/>
-            </w:tcMar>
+            <w:shd w:fill="1E293B"/>
           </w:tcPr>
           <w:p>
-            <w:pPr>
-              <w:jc w:val="left"/>
-            </w:pPr>
             <w:r>
               <w:rPr>
-                <w:rFonts w:ascii="Arial" w:hAnsi="Arial"/>
                 <w:b/>
                 <w:color w:val="FFFFFF"/>
-                <w:sz w:val="19"/>
               </w:rPr>
-              <w:t>Tipo de Datos</w:t>
+              <w:t>Tipo</w:t>
             </w:r>
           </w:p>
         </w:tc>
         <w:tc>
           <w:tcPr>
             <w:tcW w:type="dxa" w:w="2340"/>
-            <w:shd w:fill="15803D"/>
-            <w:tcMar>
-              <w:top w:w="120" w:type="dxa"/>
-              <w:bottom w:w="120" w:type="dxa"/>
-              <w:left w:w="180" w:type="dxa"/>
-              <w:right w:w="180" w:type="dxa"/>
-            </w:tcMar>
+            <w:shd w:fill="1E293B"/>
           </w:tcPr>
           <w:p>
-            <w:pPr>
-              <w:jc w:val="left"/>
-            </w:pPr>
             <w:r>
               <w:rPr>
-                <w:rFonts w:ascii="Arial" w:hAnsi="Arial"/>
                 <w:b/>
                 <w:color w:val="FFFFFF"/>
-                <w:sz w:val="19"/>
               </w:rPr>
               <w:t>Restricción</w:t>
             </w:r>
@@ -1789,24 +1368,13 @@
         <w:tc>
           <w:tcPr>
             <w:tcW w:type="dxa" w:w="2340"/>
-            <w:shd w:fill="15803D"/>
-            <w:tcMar>
-              <w:top w:w="120" w:type="dxa"/>
-              <w:bottom w:w="120" w:type="dxa"/>
-              <w:left w:w="180" w:type="dxa"/>
-              <w:right w:w="180" w:type="dxa"/>
-            </w:tcMar>
+            <w:shd w:fill="1E293B"/>
           </w:tcPr>
           <w:p>
-            <w:pPr>
-              <w:jc w:val="left"/>
-            </w:pPr>
             <w:r>
               <w:rPr>
-                <w:rFonts w:ascii="Arial" w:hAnsi="Arial"/>
                 <w:b/>
                 <w:color w:val="FFFFFF"/>
-                <w:sz w:val="19"/>
               </w:rPr>
               <w:t>Descripción</w:t>
             </w:r>
@@ -1817,100 +1385,90 @@
         <w:tc>
           <w:tcPr>
             <w:tcW w:type="dxa" w:w="2340"/>
-            <w:shd w:fill="F3F4F6"/>
-            <w:tcMar>
-              <w:top w:w="120" w:type="dxa"/>
-              <w:bottom w:w="120" w:type="dxa"/>
-              <w:left w:w="180" w:type="dxa"/>
-              <w:right w:w="180" w:type="dxa"/>
-            </w:tcMar>
+            <w:shd w:fill="FFFFFF"/>
           </w:tcPr>
           <w:p>
-            <w:pPr>
-              <w:jc w:val="left"/>
-            </w:pPr>
             <w:r>
-              <w:rPr>
-                <w:rFonts w:ascii="Arial" w:hAnsi="Arial"/>
-                <w:color w:val="1F2937"/>
-                <w:sz w:val="18"/>
-              </w:rPr>
-              <w:t>id</w:t>
+              <w:t>:---</w:t>
             </w:r>
           </w:p>
         </w:tc>
         <w:tc>
           <w:tcPr>
             <w:tcW w:type="dxa" w:w="2340"/>
-            <w:shd w:fill="F3F4F6"/>
-            <w:tcMar>
-              <w:top w:w="120" w:type="dxa"/>
-              <w:bottom w:w="120" w:type="dxa"/>
-              <w:left w:w="180" w:type="dxa"/>
-              <w:right w:w="180" w:type="dxa"/>
-            </w:tcMar>
+            <w:shd w:fill="FFFFFF"/>
           </w:tcPr>
           <w:p>
-            <w:pPr>
-              <w:jc w:val="left"/>
-            </w:pPr>
             <w:r>
-              <w:rPr>
-                <w:rFonts w:ascii="Arial" w:hAnsi="Arial"/>
-                <w:color w:val="1F2937"/>
-                <w:sz w:val="18"/>
-              </w:rPr>
-              <w:t>BIGINT</w:t>
+              <w:t>:---</w:t>
             </w:r>
           </w:p>
         </w:tc>
         <w:tc>
           <w:tcPr>
             <w:tcW w:type="dxa" w:w="2340"/>
-            <w:shd w:fill="F3F4F6"/>
-            <w:tcMar>
-              <w:top w:w="120" w:type="dxa"/>
-              <w:bottom w:w="120" w:type="dxa"/>
-              <w:left w:w="180" w:type="dxa"/>
-              <w:right w:w="180" w:type="dxa"/>
-            </w:tcMar>
+            <w:shd w:fill="FFFFFF"/>
           </w:tcPr>
           <w:p>
-            <w:pPr>
-              <w:jc w:val="left"/>
-            </w:pPr>
             <w:r>
-              <w:rPr>
-                <w:rFonts w:ascii="Arial" w:hAnsi="Arial"/>
-                <w:color w:val="1F2937"/>
-                <w:sz w:val="18"/>
-              </w:rPr>
-              <w:t>PK, Serial</w:t>
+              <w:t>:---</w:t>
             </w:r>
           </w:p>
         </w:tc>
         <w:tc>
           <w:tcPr>
             <w:tcW w:type="dxa" w:w="2340"/>
-            <w:shd w:fill="F3F4F6"/>
-            <w:tcMar>
-              <w:top w:w="120" w:type="dxa"/>
-              <w:bottom w:w="120" w:type="dxa"/>
-              <w:left w:w="180" w:type="dxa"/>
-              <w:right w:w="180" w:type="dxa"/>
-            </w:tcMar>
+            <w:shd w:fill="FFFFFF"/>
           </w:tcPr>
           <w:p>
-            <w:pPr>
-              <w:jc w:val="left"/>
-            </w:pPr>
             <w:r>
-              <w:rPr>
-                <w:rFonts w:ascii="Arial" w:hAnsi="Arial"/>
-                <w:color w:val="1F2937"/>
-                <w:sz w:val="18"/>
-              </w:rPr>
-              <w:t>Identificador único autoincremental de la competencia.</w:t>
+              <w:t>:---</w:t>
+            </w:r>
+          </w:p>
+        </w:tc>
+      </w:tr>
+      <w:tr>
+        <w:tc>
+          <w:tcPr>
+            <w:tcW w:type="dxa" w:w="2340"/>
+            <w:shd w:fill="F8FAFC"/>
+          </w:tcPr>
+          <w:p>
+            <w:r>
+              <w:t>`id`</w:t>
+            </w:r>
+          </w:p>
+        </w:tc>
+        <w:tc>
+          <w:tcPr>
+            <w:tcW w:type="dxa" w:w="2340"/>
+            <w:shd w:fill="F8FAFC"/>
+          </w:tcPr>
+          <w:p>
+            <w:r>
+              <w:t>bigint</w:t>
+            </w:r>
+          </w:p>
+        </w:tc>
+        <w:tc>
+          <w:tcPr>
+            <w:tcW w:type="dxa" w:w="2340"/>
+            <w:shd w:fill="F8FAFC"/>
+          </w:tcPr>
+          <w:p>
+            <w:r>
+              <w:t>PK (Autoincremental)</w:t>
+            </w:r>
+          </w:p>
+        </w:tc>
+        <w:tc>
+          <w:tcPr>
+            <w:tcW w:type="dxa" w:w="2340"/>
+            <w:shd w:fill="F8FAFC"/>
+          </w:tcPr>
+          <w:p>
+            <w:r>
+              <w:t>Identificador de la competencia</w:t>
             </w:r>
           </w:p>
         </w:tc>
@@ -1920,24 +1478,10 @@
           <w:tcPr>
             <w:tcW w:type="dxa" w:w="2340"/>
             <w:shd w:fill="FFFFFF"/>
-            <w:tcMar>
-              <w:top w:w="120" w:type="dxa"/>
-              <w:bottom w:w="120" w:type="dxa"/>
-              <w:left w:w="180" w:type="dxa"/>
-              <w:right w:w="180" w:type="dxa"/>
-            </w:tcMar>
           </w:tcPr>
           <w:p>
-            <w:pPr>
-              <w:jc w:val="left"/>
-            </w:pPr>
             <w:r>
-              <w:rPr>
-                <w:rFonts w:ascii="Arial" w:hAnsi="Arial"/>
-                <w:color w:val="1F2937"/>
-                <w:sz w:val="18"/>
-              </w:rPr>
-              <w:t>titulo</w:t>
+              <w:t>`titulo`</w:t>
             </w:r>
           </w:p>
         </w:tc>
@@ -1945,24 +1489,10 @@
           <w:tcPr>
             <w:tcW w:type="dxa" w:w="2340"/>
             <w:shd w:fill="FFFFFF"/>
-            <w:tcMar>
-              <w:top w:w="120" w:type="dxa"/>
-              <w:bottom w:w="120" w:type="dxa"/>
-              <w:left w:w="180" w:type="dxa"/>
-              <w:right w:w="180" w:type="dxa"/>
-            </w:tcMar>
           </w:tcPr>
           <w:p>
-            <w:pPr>
-              <w:jc w:val="left"/>
-            </w:pPr>
             <w:r>
-              <w:rPr>
-                <w:rFonts w:ascii="Arial" w:hAnsi="Arial"/>
-                <w:color w:val="1F2937"/>
-                <w:sz w:val="18"/>
-              </w:rPr>
-              <w:t>VARCHAR(255)</w:t>
+              <w:t>text</w:t>
             </w:r>
           </w:p>
         </w:tc>
@@ -1970,23 +1500,9 @@
           <w:tcPr>
             <w:tcW w:type="dxa" w:w="2340"/>
             <w:shd w:fill="FFFFFF"/>
-            <w:tcMar>
-              <w:top w:w="120" w:type="dxa"/>
-              <w:bottom w:w="120" w:type="dxa"/>
-              <w:left w:w="180" w:type="dxa"/>
-              <w:right w:w="180" w:type="dxa"/>
-            </w:tcMar>
           </w:tcPr>
           <w:p>
-            <w:pPr>
-              <w:jc w:val="left"/>
-            </w:pPr>
             <w:r>
-              <w:rPr>
-                <w:rFonts w:ascii="Arial" w:hAnsi="Arial"/>
-                <w:color w:val="1F2937"/>
-                <w:sz w:val="18"/>
-              </w:rPr>
               <w:t>Not Null</w:t>
             </w:r>
           </w:p>
@@ -1995,24 +1511,10 @@
           <w:tcPr>
             <w:tcW w:type="dxa" w:w="2340"/>
             <w:shd w:fill="FFFFFF"/>
-            <w:tcMar>
-              <w:top w:w="120" w:type="dxa"/>
-              <w:bottom w:w="120" w:type="dxa"/>
-              <w:left w:w="180" w:type="dxa"/>
-              <w:right w:w="180" w:type="dxa"/>
-            </w:tcMar>
           </w:tcPr>
           <w:p>
-            <w:pPr>
-              <w:jc w:val="left"/>
-            </w:pPr>
             <w:r>
-              <w:rPr>
-                <w:rFonts w:ascii="Arial" w:hAnsi="Arial"/>
-                <w:color w:val="1F2937"/>
-                <w:sz w:val="18"/>
-              </w:rPr>
-              <w:t>Nombre representativo de la competencia.</w:t>
+              <w:t>Nombre de la competencia (Ej: Liderazgo)</w:t>
             </w:r>
           </w:p>
         </w:tc>
@@ -2021,100 +1523,44 @@
         <w:tc>
           <w:tcPr>
             <w:tcW w:type="dxa" w:w="2340"/>
-            <w:shd w:fill="F3F4F6"/>
-            <w:tcMar>
-              <w:top w:w="120" w:type="dxa"/>
-              <w:bottom w:w="120" w:type="dxa"/>
-              <w:left w:w="180" w:type="dxa"/>
-              <w:right w:w="180" w:type="dxa"/>
-            </w:tcMar>
+            <w:shd w:fill="F8FAFC"/>
           </w:tcPr>
           <w:p>
-            <w:pPr>
-              <w:jc w:val="left"/>
-            </w:pPr>
             <w:r>
-              <w:rPr>
-                <w:rFonts w:ascii="Arial" w:hAnsi="Arial"/>
-                <w:color w:val="1F2937"/>
-                <w:sz w:val="18"/>
-              </w:rPr>
-              <w:t>descripcion</w:t>
+              <w:t>`tipo`</w:t>
             </w:r>
           </w:p>
         </w:tc>
         <w:tc>
           <w:tcPr>
             <w:tcW w:type="dxa" w:w="2340"/>
-            <w:shd w:fill="F3F4F6"/>
-            <w:tcMar>
-              <w:top w:w="120" w:type="dxa"/>
-              <w:bottom w:w="120" w:type="dxa"/>
-              <w:left w:w="180" w:type="dxa"/>
-              <w:right w:w="180" w:type="dxa"/>
-            </w:tcMar>
+            <w:shd w:fill="F8FAFC"/>
           </w:tcPr>
           <w:p>
-            <w:pPr>
-              <w:jc w:val="left"/>
-            </w:pPr>
             <w:r>
-              <w:rPr>
-                <w:rFonts w:ascii="Arial" w:hAnsi="Arial"/>
-                <w:color w:val="1F2937"/>
-                <w:sz w:val="18"/>
-              </w:rPr>
-              <w:t>TEXT</w:t>
+              <w:t>text</w:t>
             </w:r>
           </w:p>
         </w:tc>
         <w:tc>
           <w:tcPr>
             <w:tcW w:type="dxa" w:w="2340"/>
-            <w:shd w:fill="F3F4F6"/>
-            <w:tcMar>
-              <w:top w:w="120" w:type="dxa"/>
-              <w:bottom w:w="120" w:type="dxa"/>
-              <w:left w:w="180" w:type="dxa"/>
-              <w:right w:w="180" w:type="dxa"/>
-            </w:tcMar>
+            <w:shd w:fill="F8FAFC"/>
           </w:tcPr>
           <w:p>
-            <w:pPr>
-              <w:jc w:val="left"/>
-            </w:pPr>
             <w:r>
-              <w:rPr>
-                <w:rFonts w:ascii="Arial" w:hAnsi="Arial"/>
-                <w:color w:val="1F2937"/>
-                <w:sz w:val="18"/>
-              </w:rPr>
-              <w:t>Null</w:t>
+              <w:t>Not Null ('GERENCIAL'/'ADMINISTRATIVO')</w:t>
             </w:r>
           </w:p>
         </w:tc>
         <w:tc>
           <w:tcPr>
             <w:tcW w:type="dxa" w:w="2340"/>
-            <w:shd w:fill="F3F4F6"/>
-            <w:tcMar>
-              <w:top w:w="120" w:type="dxa"/>
-              <w:bottom w:w="120" w:type="dxa"/>
-              <w:left w:w="180" w:type="dxa"/>
-              <w:right w:w="180" w:type="dxa"/>
-            </w:tcMar>
+            <w:shd w:fill="F8FAFC"/>
           </w:tcPr>
           <w:p>
-            <w:pPr>
-              <w:jc w:val="left"/>
-            </w:pPr>
             <w:r>
-              <w:rPr>
-                <w:rFonts w:ascii="Arial" w:hAnsi="Arial"/>
-                <w:color w:val="1F2937"/>
-                <w:sz w:val="18"/>
-              </w:rPr>
-              <w:t>Definición conceptual de lo que mide esta competencia.</w:t>
+              <w:t>Tipo de personal que aplica a esta competencia</w:t>
             </w:r>
           </w:p>
         </w:tc>
@@ -2124,24 +1570,10 @@
           <w:tcPr>
             <w:tcW w:type="dxa" w:w="2340"/>
             <w:shd w:fill="FFFFFF"/>
-            <w:tcMar>
-              <w:top w:w="120" w:type="dxa"/>
-              <w:bottom w:w="120" w:type="dxa"/>
-              <w:left w:w="180" w:type="dxa"/>
-              <w:right w:w="180" w:type="dxa"/>
-            </w:tcMar>
           </w:tcPr>
           <w:p>
-            <w:pPr>
-              <w:jc w:val="left"/>
-            </w:pPr>
             <w:r>
-              <w:rPr>
-                <w:rFonts w:ascii="Arial" w:hAnsi="Arial"/>
-                <w:color w:val="1F2937"/>
-                <w:sz w:val="18"/>
-              </w:rPr>
-              <w:t>orden</w:t>
+              <w:t>`orden`</w:t>
             </w:r>
           </w:p>
         </w:tc>
@@ -2149,24 +1581,10 @@
           <w:tcPr>
             <w:tcW w:type="dxa" w:w="2340"/>
             <w:shd w:fill="FFFFFF"/>
-            <w:tcMar>
-              <w:top w:w="120" w:type="dxa"/>
-              <w:bottom w:w="120" w:type="dxa"/>
-              <w:left w:w="180" w:type="dxa"/>
-              <w:right w:w="180" w:type="dxa"/>
-            </w:tcMar>
           </w:tcPr>
           <w:p>
-            <w:pPr>
-              <w:jc w:val="left"/>
-            </w:pPr>
             <w:r>
-              <w:rPr>
-                <w:rFonts w:ascii="Arial" w:hAnsi="Arial"/>
-                <w:color w:val="1F2937"/>
-                <w:sz w:val="18"/>
-              </w:rPr>
-              <w:t>INTEGER</w:t>
+              <w:t>integer</w:t>
             </w:r>
           </w:p>
         </w:tc>
@@ -2174,23 +1592,9 @@
           <w:tcPr>
             <w:tcW w:type="dxa" w:w="2340"/>
             <w:shd w:fill="FFFFFF"/>
-            <w:tcMar>
-              <w:top w:w="120" w:type="dxa"/>
-              <w:bottom w:w="120" w:type="dxa"/>
-              <w:left w:w="180" w:type="dxa"/>
-              <w:right w:w="180" w:type="dxa"/>
-            </w:tcMar>
           </w:tcPr>
           <w:p>
-            <w:pPr>
-              <w:jc w:val="left"/>
-            </w:pPr>
             <w:r>
-              <w:rPr>
-                <w:rFonts w:ascii="Arial" w:hAnsi="Arial"/>
-                <w:color w:val="1F2937"/>
-                <w:sz w:val="18"/>
-              </w:rPr>
               <w:t>Not Null</w:t>
             </w:r>
           </w:p>
@@ -2199,24 +1603,10 @@
           <w:tcPr>
             <w:tcW w:type="dxa" w:w="2340"/>
             <w:shd w:fill="FFFFFF"/>
-            <w:tcMar>
-              <w:top w:w="120" w:type="dxa"/>
-              <w:bottom w:w="120" w:type="dxa"/>
-              <w:left w:w="180" w:type="dxa"/>
-              <w:right w:w="180" w:type="dxa"/>
-            </w:tcMar>
           </w:tcPr>
           <w:p>
-            <w:pPr>
-              <w:jc w:val="left"/>
-            </w:pPr>
             <w:r>
-              <w:rPr>
-                <w:rFonts w:ascii="Arial" w:hAnsi="Arial"/>
-                <w:color w:val="1F2937"/>
-                <w:sz w:val="18"/>
-              </w:rPr>
-              <w:t>Orden en el que se listará en las hojas de evaluación.</w:t>
+              <w:t>Orden de visualización en la interfaz</w:t>
             </w:r>
           </w:p>
         </w:tc>
@@ -2225,100 +1615,44 @@
         <w:tc>
           <w:tcPr>
             <w:tcW w:type="dxa" w:w="2340"/>
-            <w:shd w:fill="F3F4F6"/>
-            <w:tcMar>
-              <w:top w:w="120" w:type="dxa"/>
-              <w:bottom w:w="120" w:type="dxa"/>
-              <w:left w:w="180" w:type="dxa"/>
-              <w:right w:w="180" w:type="dxa"/>
-            </w:tcMar>
+            <w:shd w:fill="F8FAFC"/>
           </w:tcPr>
           <w:p>
-            <w:pPr>
-              <w:jc w:val="left"/>
-            </w:pPr>
             <w:r>
-              <w:rPr>
-                <w:rFonts w:ascii="Arial" w:hAnsi="Arial"/>
-                <w:color w:val="1F2937"/>
-                <w:sz w:val="18"/>
-              </w:rPr>
-              <w:t>created_at</w:t>
+              <w:t>`created_at`</w:t>
             </w:r>
           </w:p>
         </w:tc>
         <w:tc>
           <w:tcPr>
             <w:tcW w:type="dxa" w:w="2340"/>
-            <w:shd w:fill="F3F4F6"/>
-            <w:tcMar>
-              <w:top w:w="120" w:type="dxa"/>
-              <w:bottom w:w="120" w:type="dxa"/>
-              <w:left w:w="180" w:type="dxa"/>
-              <w:right w:w="180" w:type="dxa"/>
-            </w:tcMar>
+            <w:shd w:fill="F8FAFC"/>
           </w:tcPr>
           <w:p>
-            <w:pPr>
-              <w:jc w:val="left"/>
-            </w:pPr>
             <w:r>
-              <w:rPr>
-                <w:rFonts w:ascii="Arial" w:hAnsi="Arial"/>
-                <w:color w:val="1F2937"/>
-                <w:sz w:val="18"/>
-              </w:rPr>
-              <w:t>TIMESTAMP</w:t>
+              <w:t>timestamp</w:t>
             </w:r>
           </w:p>
         </w:tc>
         <w:tc>
           <w:tcPr>
             <w:tcW w:type="dxa" w:w="2340"/>
-            <w:shd w:fill="F3F4F6"/>
-            <w:tcMar>
-              <w:top w:w="120" w:type="dxa"/>
-              <w:bottom w:w="120" w:type="dxa"/>
-              <w:left w:w="180" w:type="dxa"/>
-              <w:right w:w="180" w:type="dxa"/>
-            </w:tcMar>
+            <w:shd w:fill="F8FAFC"/>
           </w:tcPr>
           <w:p>
-            <w:pPr>
-              <w:jc w:val="left"/>
-            </w:pPr>
             <w:r>
-              <w:rPr>
-                <w:rFonts w:ascii="Arial" w:hAnsi="Arial"/>
-                <w:color w:val="1F2937"/>
-                <w:sz w:val="18"/>
-              </w:rPr>
-              <w:t>Default now()</w:t>
+              <w:t>default `now()`</w:t>
             </w:r>
           </w:p>
         </w:tc>
         <w:tc>
           <w:tcPr>
             <w:tcW w:type="dxa" w:w="2340"/>
-            <w:shd w:fill="F3F4F6"/>
-            <w:tcMar>
-              <w:top w:w="120" w:type="dxa"/>
-              <w:bottom w:w="120" w:type="dxa"/>
-              <w:left w:w="180" w:type="dxa"/>
-              <w:right w:w="180" w:type="dxa"/>
-            </w:tcMar>
+            <w:shd w:fill="F8FAFC"/>
           </w:tcPr>
           <w:p>
-            <w:pPr>
-              <w:jc w:val="left"/>
-            </w:pPr>
             <w:r>
-              <w:rPr>
-                <w:rFonts w:ascii="Arial" w:hAnsi="Arial"/>
-                <w:color w:val="1F2937"/>
-                <w:sz w:val="18"/>
-              </w:rPr>
-              <w:t>Fecha de registro de la competencia.</w:t>
+              <w:t>Fecha de creación</w:t>
             </w:r>
           </w:p>
         </w:tc>
@@ -2327,31 +1661,23 @@
     <w:p/>
     <w:p>
       <w:pPr>
-        <w:keepNext/>
-        <w:spacing w:before="320" w:after="120"/>
+        <w:spacing w:before="200" w:after="40"/>
       </w:pPr>
       <w:r>
         <w:rPr>
-          <w:rFonts w:ascii="Arial" w:hAnsi="Arial"/>
           <w:b/>
-          <w:color w:val="374151"/>
-          <w:sz w:val="28"/>
+          <w:color w:val="1E293B"/>
+          <w:sz w:val="24"/>
         </w:rPr>
-        <w:t>3.3. Tabla: item_evaluacion</w:t>
+        <w:t>4.3. Tabla: `item_evaluacion`</w:t>
       </w:r>
     </w:p>
     <w:p>
       <w:pPr>
-        <w:spacing w:after="160" w:line="276" w:lineRule="auto"/>
-        <w:jc w:val="left"/>
+        <w:spacing w:after="120" w:line="276" w:lineRule="auto"/>
       </w:pPr>
       <w:r>
-        <w:rPr>
-          <w:rFonts w:ascii="Arial" w:hAnsi="Arial"/>
-          <w:color w:val="1F2937"/>
-          <w:sz w:val="21"/>
-        </w:rPr>
-        <w:t>Registra las preguntas o factores específicos a evaluar dentro de cada competencia (clase).</w:t>
+        <w:t>Representa los aspectos específicos que componen cada competencia global.</w:t>
       </w:r>
     </w:p>
     <w:tbl>
@@ -2370,24 +1696,13 @@
         <w:tc>
           <w:tcPr>
             <w:tcW w:type="dxa" w:w="2340"/>
-            <w:shd w:fill="15803D"/>
-            <w:tcMar>
-              <w:top w:w="120" w:type="dxa"/>
-              <w:bottom w:w="120" w:type="dxa"/>
-              <w:left w:w="180" w:type="dxa"/>
-              <w:right w:w="180" w:type="dxa"/>
-            </w:tcMar>
+            <w:shd w:fill="1E293B"/>
           </w:tcPr>
           <w:p>
-            <w:pPr>
-              <w:jc w:val="left"/>
-            </w:pPr>
             <w:r>
               <w:rPr>
-                <w:rFonts w:ascii="Arial" w:hAnsi="Arial"/>
                 <w:b/>
                 <w:color w:val="FFFFFF"/>
-                <w:sz w:val="19"/>
               </w:rPr>
               <w:t>Columna</w:t>
             </w:r>
@@ -2396,50 +1711,28 @@
         <w:tc>
           <w:tcPr>
             <w:tcW w:type="dxa" w:w="2340"/>
-            <w:shd w:fill="15803D"/>
-            <w:tcMar>
-              <w:top w:w="120" w:type="dxa"/>
-              <w:bottom w:w="120" w:type="dxa"/>
-              <w:left w:w="180" w:type="dxa"/>
-              <w:right w:w="180" w:type="dxa"/>
-            </w:tcMar>
+            <w:shd w:fill="1E293B"/>
           </w:tcPr>
           <w:p>
-            <w:pPr>
-              <w:jc w:val="left"/>
-            </w:pPr>
             <w:r>
               <w:rPr>
-                <w:rFonts w:ascii="Arial" w:hAnsi="Arial"/>
                 <w:b/>
                 <w:color w:val="FFFFFF"/>
-                <w:sz w:val="19"/>
               </w:rPr>
-              <w:t>Tipo de Datos</w:t>
+              <w:t>Tipo</w:t>
             </w:r>
           </w:p>
         </w:tc>
         <w:tc>
           <w:tcPr>
             <w:tcW w:type="dxa" w:w="2340"/>
-            <w:shd w:fill="15803D"/>
-            <w:tcMar>
-              <w:top w:w="120" w:type="dxa"/>
-              <w:bottom w:w="120" w:type="dxa"/>
-              <w:left w:w="180" w:type="dxa"/>
-              <w:right w:w="180" w:type="dxa"/>
-            </w:tcMar>
+            <w:shd w:fill="1E293B"/>
           </w:tcPr>
           <w:p>
-            <w:pPr>
-              <w:jc w:val="left"/>
-            </w:pPr>
             <w:r>
               <w:rPr>
-                <w:rFonts w:ascii="Arial" w:hAnsi="Arial"/>
                 <w:b/>
                 <w:color w:val="FFFFFF"/>
-                <w:sz w:val="19"/>
               </w:rPr>
               <w:t>Restricción</w:t>
             </w:r>
@@ -2448,24 +1741,13 @@
         <w:tc>
           <w:tcPr>
             <w:tcW w:type="dxa" w:w="2340"/>
-            <w:shd w:fill="15803D"/>
-            <w:tcMar>
-              <w:top w:w="120" w:type="dxa"/>
-              <w:bottom w:w="120" w:type="dxa"/>
-              <w:left w:w="180" w:type="dxa"/>
-              <w:right w:w="180" w:type="dxa"/>
-            </w:tcMar>
+            <w:shd w:fill="1E293B"/>
           </w:tcPr>
           <w:p>
-            <w:pPr>
-              <w:jc w:val="left"/>
-            </w:pPr>
             <w:r>
               <w:rPr>
-                <w:rFonts w:ascii="Arial" w:hAnsi="Arial"/>
                 <w:b/>
                 <w:color w:val="FFFFFF"/>
-                <w:sz w:val="19"/>
               </w:rPr>
               <w:t>Descripción</w:t>
             </w:r>
@@ -2476,100 +1758,90 @@
         <w:tc>
           <w:tcPr>
             <w:tcW w:type="dxa" w:w="2340"/>
-            <w:shd w:fill="F3F4F6"/>
-            <w:tcMar>
-              <w:top w:w="120" w:type="dxa"/>
-              <w:bottom w:w="120" w:type="dxa"/>
-              <w:left w:w="180" w:type="dxa"/>
-              <w:right w:w="180" w:type="dxa"/>
-            </w:tcMar>
+            <w:shd w:fill="FFFFFF"/>
           </w:tcPr>
           <w:p>
-            <w:pPr>
-              <w:jc w:val="left"/>
-            </w:pPr>
             <w:r>
-              <w:rPr>
-                <w:rFonts w:ascii="Arial" w:hAnsi="Arial"/>
-                <w:color w:val="1F2937"/>
-                <w:sz w:val="18"/>
-              </w:rPr>
-              <w:t>id</w:t>
+              <w:t>:---</w:t>
             </w:r>
           </w:p>
         </w:tc>
         <w:tc>
           <w:tcPr>
             <w:tcW w:type="dxa" w:w="2340"/>
-            <w:shd w:fill="F3F4F6"/>
-            <w:tcMar>
-              <w:top w:w="120" w:type="dxa"/>
-              <w:bottom w:w="120" w:type="dxa"/>
-              <w:left w:w="180" w:type="dxa"/>
-              <w:right w:w="180" w:type="dxa"/>
-            </w:tcMar>
+            <w:shd w:fill="FFFFFF"/>
           </w:tcPr>
           <w:p>
-            <w:pPr>
-              <w:jc w:val="left"/>
-            </w:pPr>
             <w:r>
-              <w:rPr>
-                <w:rFonts w:ascii="Arial" w:hAnsi="Arial"/>
-                <w:color w:val="1F2937"/>
-                <w:sz w:val="18"/>
-              </w:rPr>
-              <w:t>BIGINT</w:t>
+              <w:t>:---</w:t>
             </w:r>
           </w:p>
         </w:tc>
         <w:tc>
           <w:tcPr>
             <w:tcW w:type="dxa" w:w="2340"/>
-            <w:shd w:fill="F3F4F6"/>
-            <w:tcMar>
-              <w:top w:w="120" w:type="dxa"/>
-              <w:bottom w:w="120" w:type="dxa"/>
-              <w:left w:w="180" w:type="dxa"/>
-              <w:right w:w="180" w:type="dxa"/>
-            </w:tcMar>
+            <w:shd w:fill="FFFFFF"/>
           </w:tcPr>
           <w:p>
-            <w:pPr>
-              <w:jc w:val="left"/>
-            </w:pPr>
             <w:r>
-              <w:rPr>
-                <w:rFonts w:ascii="Arial" w:hAnsi="Arial"/>
-                <w:color w:val="1F2937"/>
-                <w:sz w:val="18"/>
-              </w:rPr>
-              <w:t>PK, Serial</w:t>
+              <w:t>:---</w:t>
             </w:r>
           </w:p>
         </w:tc>
         <w:tc>
           <w:tcPr>
             <w:tcW w:type="dxa" w:w="2340"/>
-            <w:shd w:fill="F3F4F6"/>
-            <w:tcMar>
-              <w:top w:w="120" w:type="dxa"/>
-              <w:bottom w:w="120" w:type="dxa"/>
-              <w:left w:w="180" w:type="dxa"/>
-              <w:right w:w="180" w:type="dxa"/>
-            </w:tcMar>
+            <w:shd w:fill="FFFFFF"/>
           </w:tcPr>
           <w:p>
-            <w:pPr>
-              <w:jc w:val="left"/>
-            </w:pPr>
             <w:r>
-              <w:rPr>
-                <w:rFonts w:ascii="Arial" w:hAnsi="Arial"/>
-                <w:color w:val="1F2937"/>
-                <w:sz w:val="18"/>
-              </w:rPr>
-              <w:t>Identificador del aspecto a evaluar.</w:t>
+              <w:t>:---</w:t>
+            </w:r>
+          </w:p>
+        </w:tc>
+      </w:tr>
+      <w:tr>
+        <w:tc>
+          <w:tcPr>
+            <w:tcW w:type="dxa" w:w="2340"/>
+            <w:shd w:fill="F8FAFC"/>
+          </w:tcPr>
+          <w:p>
+            <w:r>
+              <w:t>`id`</w:t>
+            </w:r>
+          </w:p>
+        </w:tc>
+        <w:tc>
+          <w:tcPr>
+            <w:tcW w:type="dxa" w:w="2340"/>
+            <w:shd w:fill="F8FAFC"/>
+          </w:tcPr>
+          <w:p>
+            <w:r>
+              <w:t>bigint</w:t>
+            </w:r>
+          </w:p>
+        </w:tc>
+        <w:tc>
+          <w:tcPr>
+            <w:tcW w:type="dxa" w:w="2340"/>
+            <w:shd w:fill="F8FAFC"/>
+          </w:tcPr>
+          <w:p>
+            <w:r>
+              <w:t>PK (Autoincremental)</w:t>
+            </w:r>
+          </w:p>
+        </w:tc>
+        <w:tc>
+          <w:tcPr>
+            <w:tcW w:type="dxa" w:w="2340"/>
+            <w:shd w:fill="F8FAFC"/>
+          </w:tcPr>
+          <w:p>
+            <w:r>
+              <w:t>Identificador único del aspecto</w:t>
             </w:r>
           </w:p>
         </w:tc>
@@ -2579,24 +1851,10 @@
           <w:tcPr>
             <w:tcW w:type="dxa" w:w="2340"/>
             <w:shd w:fill="FFFFFF"/>
-            <w:tcMar>
-              <w:top w:w="120" w:type="dxa"/>
-              <w:bottom w:w="120" w:type="dxa"/>
-              <w:left w:w="180" w:type="dxa"/>
-              <w:right w:w="180" w:type="dxa"/>
-            </w:tcMar>
           </w:tcPr>
           <w:p>
-            <w:pPr>
-              <w:jc w:val="left"/>
-            </w:pPr>
             <w:r>
-              <w:rPr>
-                <w:rFonts w:ascii="Arial" w:hAnsi="Arial"/>
-                <w:color w:val="1F2937"/>
-                <w:sz w:val="18"/>
-              </w:rPr>
-              <w:t>clase_id</w:t>
+              <w:t>`clase_id`</w:t>
             </w:r>
           </w:p>
         </w:tc>
@@ -2604,24 +1862,10 @@
           <w:tcPr>
             <w:tcW w:type="dxa" w:w="2340"/>
             <w:shd w:fill="FFFFFF"/>
-            <w:tcMar>
-              <w:top w:w="120" w:type="dxa"/>
-              <w:bottom w:w="120" w:type="dxa"/>
-              <w:left w:w="180" w:type="dxa"/>
-              <w:right w:w="180" w:type="dxa"/>
-            </w:tcMar>
           </w:tcPr>
           <w:p>
-            <w:pPr>
-              <w:jc w:val="left"/>
-            </w:pPr>
             <w:r>
-              <w:rPr>
-                <w:rFonts w:ascii="Arial" w:hAnsi="Arial"/>
-                <w:color w:val="1F2937"/>
-                <w:sz w:val="18"/>
-              </w:rPr>
-              <w:t>BIGINT</w:t>
+              <w:t>bigint</w:t>
             </w:r>
           </w:p>
         </w:tc>
@@ -2629,24 +1873,10 @@
           <w:tcPr>
             <w:tcW w:type="dxa" w:w="2340"/>
             <w:shd w:fill="FFFFFF"/>
-            <w:tcMar>
-              <w:top w:w="120" w:type="dxa"/>
-              <w:bottom w:w="120" w:type="dxa"/>
-              <w:left w:w="180" w:type="dxa"/>
-              <w:right w:w="180" w:type="dxa"/>
-            </w:tcMar>
           </w:tcPr>
           <w:p>
-            <w:pPr>
-              <w:jc w:val="left"/>
-            </w:pPr>
             <w:r>
-              <w:rPr>
-                <w:rFonts w:ascii="Arial" w:hAnsi="Arial"/>
-                <w:color w:val="1F2937"/>
-                <w:sz w:val="18"/>
-              </w:rPr>
-              <w:t>FK -&gt; clase(id)</w:t>
+              <w:t>FK (`clase.id`)</w:t>
             </w:r>
           </w:p>
         </w:tc>
@@ -2654,24 +1884,10 @@
           <w:tcPr>
             <w:tcW w:type="dxa" w:w="2340"/>
             <w:shd w:fill="FFFFFF"/>
-            <w:tcMar>
-              <w:top w:w="120" w:type="dxa"/>
-              <w:bottom w:w="120" w:type="dxa"/>
-              <w:left w:w="180" w:type="dxa"/>
-              <w:right w:w="180" w:type="dxa"/>
-            </w:tcMar>
           </w:tcPr>
           <w:p>
-            <w:pPr>
-              <w:jc w:val="left"/>
-            </w:pPr>
             <w:r>
-              <w:rPr>
-                <w:rFonts w:ascii="Arial" w:hAnsi="Arial"/>
-                <w:color w:val="1F2937"/>
-                <w:sz w:val="18"/>
-              </w:rPr>
-              <w:t>Relaciona el factor con su competencia correspondiente.</w:t>
+              <w:t>Identificador de la competencia padre</w:t>
             </w:r>
           </w:p>
         </w:tc>
@@ -2680,74 +1896,32 @@
         <w:tc>
           <w:tcPr>
             <w:tcW w:type="dxa" w:w="2340"/>
-            <w:shd w:fill="F3F4F6"/>
-            <w:tcMar>
-              <w:top w:w="120" w:type="dxa"/>
-              <w:bottom w:w="120" w:type="dxa"/>
-              <w:left w:w="180" w:type="dxa"/>
-              <w:right w:w="180" w:type="dxa"/>
-            </w:tcMar>
+            <w:shd w:fill="F8FAFC"/>
           </w:tcPr>
           <w:p>
-            <w:pPr>
-              <w:jc w:val="left"/>
-            </w:pPr>
             <w:r>
-              <w:rPr>
-                <w:rFonts w:ascii="Arial" w:hAnsi="Arial"/>
-                <w:color w:val="1F2937"/>
-                <w:sz w:val="18"/>
-              </w:rPr>
-              <w:t>descripcion</w:t>
+              <w:t>`titulo`</w:t>
             </w:r>
           </w:p>
         </w:tc>
         <w:tc>
           <w:tcPr>
             <w:tcW w:type="dxa" w:w="2340"/>
-            <w:shd w:fill="F3F4F6"/>
-            <w:tcMar>
-              <w:top w:w="120" w:type="dxa"/>
-              <w:bottom w:w="120" w:type="dxa"/>
-              <w:left w:w="180" w:type="dxa"/>
-              <w:right w:w="180" w:type="dxa"/>
-            </w:tcMar>
+            <w:shd w:fill="F8FAFC"/>
           </w:tcPr>
           <w:p>
-            <w:pPr>
-              <w:jc w:val="left"/>
-            </w:pPr>
             <w:r>
-              <w:rPr>
-                <w:rFonts w:ascii="Arial" w:hAnsi="Arial"/>
-                <w:color w:val="1F2937"/>
-                <w:sz w:val="18"/>
-              </w:rPr>
-              <w:t>TEXT</w:t>
+              <w:t>text</w:t>
             </w:r>
           </w:p>
         </w:tc>
         <w:tc>
           <w:tcPr>
             <w:tcW w:type="dxa" w:w="2340"/>
-            <w:shd w:fill="F3F4F6"/>
-            <w:tcMar>
-              <w:top w:w="120" w:type="dxa"/>
-              <w:bottom w:w="120" w:type="dxa"/>
-              <w:left w:w="180" w:type="dxa"/>
-              <w:right w:w="180" w:type="dxa"/>
-            </w:tcMar>
+            <w:shd w:fill="F8FAFC"/>
           </w:tcPr>
           <w:p>
-            <w:pPr>
-              <w:jc w:val="left"/>
-            </w:pPr>
             <w:r>
-              <w:rPr>
-                <w:rFonts w:ascii="Arial" w:hAnsi="Arial"/>
-                <w:color w:val="1F2937"/>
-                <w:sz w:val="18"/>
-              </w:rPr>
               <w:t>Not Null</w:t>
             </w:r>
           </w:p>
@@ -2755,25 +1929,11 @@
         <w:tc>
           <w:tcPr>
             <w:tcW w:type="dxa" w:w="2340"/>
-            <w:shd w:fill="F3F4F6"/>
-            <w:tcMar>
-              <w:top w:w="120" w:type="dxa"/>
-              <w:bottom w:w="120" w:type="dxa"/>
-              <w:left w:w="180" w:type="dxa"/>
-              <w:right w:w="180" w:type="dxa"/>
-            </w:tcMar>
+            <w:shd w:fill="F8FAFC"/>
           </w:tcPr>
           <w:p>
-            <w:pPr>
-              <w:jc w:val="left"/>
-            </w:pPr>
             <w:r>
-              <w:rPr>
-                <w:rFonts w:ascii="Arial" w:hAnsi="Arial"/>
-                <w:color w:val="1F2937"/>
-                <w:sz w:val="18"/>
-              </w:rPr>
-              <w:t>Detalle del aspecto conductual o técnico a calificar.</w:t>
+              <w:t>Descripción o reactivo a evaluar</w:t>
             </w:r>
           </w:p>
         </w:tc>
@@ -2783,24 +1943,10 @@
           <w:tcPr>
             <w:tcW w:type="dxa" w:w="2340"/>
             <w:shd w:fill="FFFFFF"/>
-            <w:tcMar>
-              <w:top w:w="120" w:type="dxa"/>
-              <w:bottom w:w="120" w:type="dxa"/>
-              <w:left w:w="180" w:type="dxa"/>
-              <w:right w:w="180" w:type="dxa"/>
-            </w:tcMar>
           </w:tcPr>
           <w:p>
-            <w:pPr>
-              <w:jc w:val="left"/>
-            </w:pPr>
             <w:r>
-              <w:rPr>
-                <w:rFonts w:ascii="Arial" w:hAnsi="Arial"/>
-                <w:color w:val="1F2937"/>
-                <w:sz w:val="18"/>
-              </w:rPr>
-              <w:t>tipo</w:t>
+              <w:t>`orden`</w:t>
             </w:r>
           </w:p>
         </w:tc>
@@ -2808,24 +1954,10 @@
           <w:tcPr>
             <w:tcW w:type="dxa" w:w="2340"/>
             <w:shd w:fill="FFFFFF"/>
-            <w:tcMar>
-              <w:top w:w="120" w:type="dxa"/>
-              <w:bottom w:w="120" w:type="dxa"/>
-              <w:left w:w="180" w:type="dxa"/>
-              <w:right w:w="180" w:type="dxa"/>
-            </w:tcMar>
           </w:tcPr>
           <w:p>
-            <w:pPr>
-              <w:jc w:val="left"/>
-            </w:pPr>
             <w:r>
-              <w:rPr>
-                <w:rFonts w:ascii="Arial" w:hAnsi="Arial"/>
-                <w:color w:val="1F2937"/>
-                <w:sz w:val="18"/>
-              </w:rPr>
-              <w:t>VARCHAR(50)</w:t>
+              <w:t>integer</w:t>
             </w:r>
           </w:p>
         </w:tc>
@@ -2833,23 +1965,9 @@
           <w:tcPr>
             <w:tcW w:type="dxa" w:w="2340"/>
             <w:shd w:fill="FFFFFF"/>
-            <w:tcMar>
-              <w:top w:w="120" w:type="dxa"/>
-              <w:bottom w:w="120" w:type="dxa"/>
-              <w:left w:w="180" w:type="dxa"/>
-              <w:right w:w="180" w:type="dxa"/>
-            </w:tcMar>
           </w:tcPr>
           <w:p>
-            <w:pPr>
-              <w:jc w:val="left"/>
-            </w:pPr>
             <w:r>
-              <w:rPr>
-                <w:rFonts w:ascii="Arial" w:hAnsi="Arial"/>
-                <w:color w:val="1F2937"/>
-                <w:sz w:val="18"/>
-              </w:rPr>
               <w:t>Not Null</w:t>
             </w:r>
           </w:p>
@@ -2858,24 +1976,10 @@
           <w:tcPr>
             <w:tcW w:type="dxa" w:w="2340"/>
             <w:shd w:fill="FFFFFF"/>
-            <w:tcMar>
-              <w:top w:w="120" w:type="dxa"/>
-              <w:bottom w:w="120" w:type="dxa"/>
-              <w:left w:w="180" w:type="dxa"/>
-              <w:right w:w="180" w:type="dxa"/>
-            </w:tcMar>
           </w:tcPr>
           <w:p>
-            <w:pPr>
-              <w:jc w:val="left"/>
-            </w:pPr>
             <w:r>
-              <w:rPr>
-                <w:rFonts w:ascii="Arial" w:hAnsi="Arial"/>
-                <w:color w:val="1F2937"/>
-                <w:sz w:val="18"/>
-              </w:rPr>
-              <w:t>Tipo de respuesta: 'rango1,4', 'si/no' o 'texto'.</w:t>
+              <w:t>Orden de visualización en los formularios</w:t>
             </w:r>
           </w:p>
         </w:tc>
@@ -2884,304 +1988,44 @@
         <w:tc>
           <w:tcPr>
             <w:tcW w:type="dxa" w:w="2340"/>
-            <w:shd w:fill="F3F4F6"/>
-            <w:tcMar>
-              <w:top w:w="120" w:type="dxa"/>
-              <w:bottom w:w="120" w:type="dxa"/>
-              <w:left w:w="180" w:type="dxa"/>
-              <w:right w:w="180" w:type="dxa"/>
-            </w:tcMar>
+            <w:shd w:fill="F8FAFC"/>
           </w:tcPr>
           <w:p>
-            <w:pPr>
-              <w:jc w:val="left"/>
-            </w:pPr>
             <w:r>
-              <w:rPr>
-                <w:rFonts w:ascii="Arial" w:hAnsi="Arial"/>
-                <w:color w:val="1F2937"/>
-                <w:sz w:val="18"/>
-              </w:rPr>
-              <w:t>ponderacion</w:t>
+              <w:t>`created_at`</w:t>
             </w:r>
           </w:p>
         </w:tc>
         <w:tc>
           <w:tcPr>
             <w:tcW w:type="dxa" w:w="2340"/>
-            <w:shd w:fill="F3F4F6"/>
-            <w:tcMar>
-              <w:top w:w="120" w:type="dxa"/>
-              <w:bottom w:w="120" w:type="dxa"/>
-              <w:left w:w="180" w:type="dxa"/>
-              <w:right w:w="180" w:type="dxa"/>
-            </w:tcMar>
+            <w:shd w:fill="F8FAFC"/>
           </w:tcPr>
           <w:p>
-            <w:pPr>
-              <w:jc w:val="left"/>
-            </w:pPr>
             <w:r>
-              <w:rPr>
-                <w:rFonts w:ascii="Arial" w:hAnsi="Arial"/>
-                <w:color w:val="1F2937"/>
-                <w:sz w:val="18"/>
-              </w:rPr>
-              <w:t>NUMERIC(5,2)</w:t>
+              <w:t>timestamp</w:t>
             </w:r>
           </w:p>
         </w:tc>
         <w:tc>
           <w:tcPr>
             <w:tcW w:type="dxa" w:w="2340"/>
-            <w:shd w:fill="F3F4F6"/>
-            <w:tcMar>
-              <w:top w:w="120" w:type="dxa"/>
-              <w:bottom w:w="120" w:type="dxa"/>
-              <w:left w:w="180" w:type="dxa"/>
-              <w:right w:w="180" w:type="dxa"/>
-            </w:tcMar>
+            <w:shd w:fill="F8FAFC"/>
           </w:tcPr>
           <w:p>
-            <w:pPr>
-              <w:jc w:val="left"/>
-            </w:pPr>
             <w:r>
-              <w:rPr>
-                <w:rFonts w:ascii="Arial" w:hAnsi="Arial"/>
-                <w:color w:val="1F2937"/>
-                <w:sz w:val="18"/>
-              </w:rPr>
-              <w:t>Default 0.00</w:t>
+              <w:t>default `now()`</w:t>
             </w:r>
           </w:p>
         </w:tc>
         <w:tc>
           <w:tcPr>
             <w:tcW w:type="dxa" w:w="2340"/>
-            <w:shd w:fill="F3F4F6"/>
-            <w:tcMar>
-              <w:top w:w="120" w:type="dxa"/>
-              <w:bottom w:w="120" w:type="dxa"/>
-              <w:left w:w="180" w:type="dxa"/>
-              <w:right w:w="180" w:type="dxa"/>
-            </w:tcMar>
+            <w:shd w:fill="F8FAFC"/>
           </w:tcPr>
           <w:p>
-            <w:pPr>
-              <w:jc w:val="left"/>
-            </w:pPr>
             <w:r>
-              <w:rPr>
-                <w:rFonts w:ascii="Arial" w:hAnsi="Arial"/>
-                <w:color w:val="1F2937"/>
-                <w:sz w:val="18"/>
-              </w:rPr>
-              <w:t>Peso específico (peso) asignado a la pregunta para el cálculo del promedio.</w:t>
-            </w:r>
-          </w:p>
-        </w:tc>
-      </w:tr>
-      <w:tr>
-        <w:tc>
-          <w:tcPr>
-            <w:tcW w:type="dxa" w:w="2340"/>
-            <w:shd w:fill="FFFFFF"/>
-            <w:tcMar>
-              <w:top w:w="120" w:type="dxa"/>
-              <w:bottom w:w="120" w:type="dxa"/>
-              <w:left w:w="180" w:type="dxa"/>
-              <w:right w:w="180" w:type="dxa"/>
-            </w:tcMar>
-          </w:tcPr>
-          <w:p>
-            <w:pPr>
-              <w:jc w:val="left"/>
-            </w:pPr>
-            <w:r>
-              <w:rPr>
-                <w:rFonts w:ascii="Arial" w:hAnsi="Arial"/>
-                <w:color w:val="1F2937"/>
-                <w:sz w:val="18"/>
-              </w:rPr>
-              <w:t>orden</w:t>
-            </w:r>
-          </w:p>
-        </w:tc>
-        <w:tc>
-          <w:tcPr>
-            <w:tcW w:type="dxa" w:w="2340"/>
-            <w:shd w:fill="FFFFFF"/>
-            <w:tcMar>
-              <w:top w:w="120" w:type="dxa"/>
-              <w:bottom w:w="120" w:type="dxa"/>
-              <w:left w:w="180" w:type="dxa"/>
-              <w:right w:w="180" w:type="dxa"/>
-            </w:tcMar>
-          </w:tcPr>
-          <w:p>
-            <w:pPr>
-              <w:jc w:val="left"/>
-            </w:pPr>
-            <w:r>
-              <w:rPr>
-                <w:rFonts w:ascii="Arial" w:hAnsi="Arial"/>
-                <w:color w:val="1F2937"/>
-                <w:sz w:val="18"/>
-              </w:rPr>
-              <w:t>INTEGER</w:t>
-            </w:r>
-          </w:p>
-        </w:tc>
-        <w:tc>
-          <w:tcPr>
-            <w:tcW w:type="dxa" w:w="2340"/>
-            <w:shd w:fill="FFFFFF"/>
-            <w:tcMar>
-              <w:top w:w="120" w:type="dxa"/>
-              <w:bottom w:w="120" w:type="dxa"/>
-              <w:left w:w="180" w:type="dxa"/>
-              <w:right w:w="180" w:type="dxa"/>
-            </w:tcMar>
-          </w:tcPr>
-          <w:p>
-            <w:pPr>
-              <w:jc w:val="left"/>
-            </w:pPr>
-            <w:r>
-              <w:rPr>
-                <w:rFonts w:ascii="Arial" w:hAnsi="Arial"/>
-                <w:color w:val="1F2937"/>
-                <w:sz w:val="18"/>
-              </w:rPr>
-              <w:t>Not Null</w:t>
-            </w:r>
-          </w:p>
-        </w:tc>
-        <w:tc>
-          <w:tcPr>
-            <w:tcW w:type="dxa" w:w="2340"/>
-            <w:shd w:fill="FFFFFF"/>
-            <w:tcMar>
-              <w:top w:w="120" w:type="dxa"/>
-              <w:bottom w:w="120" w:type="dxa"/>
-              <w:left w:w="180" w:type="dxa"/>
-              <w:right w:w="180" w:type="dxa"/>
-            </w:tcMar>
-          </w:tcPr>
-          <w:p>
-            <w:pPr>
-              <w:jc w:val="left"/>
-            </w:pPr>
-            <w:r>
-              <w:rPr>
-                <w:rFonts w:ascii="Arial" w:hAnsi="Arial"/>
-                <w:color w:val="1F2937"/>
-                <w:sz w:val="18"/>
-              </w:rPr>
-              <w:t>Establece el orden de visualización de los aspectos.</w:t>
-            </w:r>
-          </w:p>
-        </w:tc>
-      </w:tr>
-      <w:tr>
-        <w:tc>
-          <w:tcPr>
-            <w:tcW w:type="dxa" w:w="2340"/>
-            <w:shd w:fill="F3F4F6"/>
-            <w:tcMar>
-              <w:top w:w="120" w:type="dxa"/>
-              <w:bottom w:w="120" w:type="dxa"/>
-              <w:left w:w="180" w:type="dxa"/>
-              <w:right w:w="180" w:type="dxa"/>
-            </w:tcMar>
-          </w:tcPr>
-          <w:p>
-            <w:pPr>
-              <w:jc w:val="left"/>
-            </w:pPr>
-            <w:r>
-              <w:rPr>
-                <w:rFonts w:ascii="Arial" w:hAnsi="Arial"/>
-                <w:color w:val="1F2937"/>
-                <w:sz w:val="18"/>
-              </w:rPr>
-              <w:t>created_at</w:t>
-            </w:r>
-          </w:p>
-        </w:tc>
-        <w:tc>
-          <w:tcPr>
-            <w:tcW w:type="dxa" w:w="2340"/>
-            <w:shd w:fill="F3F4F6"/>
-            <w:tcMar>
-              <w:top w:w="120" w:type="dxa"/>
-              <w:bottom w:w="120" w:type="dxa"/>
-              <w:left w:w="180" w:type="dxa"/>
-              <w:right w:w="180" w:type="dxa"/>
-            </w:tcMar>
-          </w:tcPr>
-          <w:p>
-            <w:pPr>
-              <w:jc w:val="left"/>
-            </w:pPr>
-            <w:r>
-              <w:rPr>
-                <w:rFonts w:ascii="Arial" w:hAnsi="Arial"/>
-                <w:color w:val="1F2937"/>
-                <w:sz w:val="18"/>
-              </w:rPr>
-              <w:t>TIMESTAMP</w:t>
-            </w:r>
-          </w:p>
-        </w:tc>
-        <w:tc>
-          <w:tcPr>
-            <w:tcW w:type="dxa" w:w="2340"/>
-            <w:shd w:fill="F3F4F6"/>
-            <w:tcMar>
-              <w:top w:w="120" w:type="dxa"/>
-              <w:bottom w:w="120" w:type="dxa"/>
-              <w:left w:w="180" w:type="dxa"/>
-              <w:right w:w="180" w:type="dxa"/>
-            </w:tcMar>
-          </w:tcPr>
-          <w:p>
-            <w:pPr>
-              <w:jc w:val="left"/>
-            </w:pPr>
-            <w:r>
-              <w:rPr>
-                <w:rFonts w:ascii="Arial" w:hAnsi="Arial"/>
-                <w:color w:val="1F2937"/>
-                <w:sz w:val="18"/>
-              </w:rPr>
-              <w:t>Default now()</w:t>
-            </w:r>
-          </w:p>
-        </w:tc>
-        <w:tc>
-          <w:tcPr>
-            <w:tcW w:type="dxa" w:w="2340"/>
-            <w:shd w:fill="F3F4F6"/>
-            <w:tcMar>
-              <w:top w:w="120" w:type="dxa"/>
-              <w:bottom w:w="120" w:type="dxa"/>
-              <w:left w:w="180" w:type="dxa"/>
-              <w:right w:w="180" w:type="dxa"/>
-            </w:tcMar>
-          </w:tcPr>
-          <w:p>
-            <w:pPr>
-              <w:jc w:val="left"/>
-            </w:pPr>
-            <w:r>
-              <w:rPr>
-                <w:rFonts w:ascii="Arial" w:hAnsi="Arial"/>
-                <w:color w:val="1F2937"/>
-                <w:sz w:val="18"/>
-              </w:rPr>
-              <w:t>Fecha de creación del registro.</w:t>
+              <w:t>Fecha de creación</w:t>
             </w:r>
           </w:p>
         </w:tc>
@@ -3190,31 +2034,23 @@
     <w:p/>
     <w:p>
       <w:pPr>
-        <w:keepNext/>
-        <w:spacing w:before="320" w:after="120"/>
+        <w:spacing w:before="200" w:after="40"/>
       </w:pPr>
       <w:r>
         <w:rPr>
-          <w:rFonts w:ascii="Arial" w:hAnsi="Arial"/>
           <w:b/>
-          <w:color w:val="374151"/>
-          <w:sz w:val="28"/>
+          <w:color w:val="1E293B"/>
+          <w:sz w:val="24"/>
         </w:rPr>
-        <w:t>3.4. Tabla: evaluacion</w:t>
+        <w:t>4.4. Tabla: `evaluacion`</w:t>
       </w:r>
     </w:p>
     <w:p>
       <w:pPr>
-        <w:spacing w:after="160" w:line="276" w:lineRule="auto"/>
-        <w:jc w:val="left"/>
+        <w:spacing w:after="120" w:line="276" w:lineRule="auto"/>
       </w:pPr>
       <w:r>
-        <w:rPr>
-          <w:rFonts w:ascii="Arial" w:hAnsi="Arial"/>
-          <w:color w:val="1F2937"/>
-          <w:sz w:val="21"/>
-        </w:rPr>
-        <w:t>Almacena las calificaciones realizadas por los supervisores. Utiliza un esquema mixto (relacional + JSON) para brindar flexibilidad y extensibilidad en el almacenamiento de respuestas sin alterar esquemas físicos de tablas.</w:t>
+        <w:t>Almacena los resultados de las evaluaciones ejecutadas por los supervisores.</w:t>
       </w:r>
     </w:p>
     <w:tbl>
@@ -3233,24 +2069,13 @@
         <w:tc>
           <w:tcPr>
             <w:tcW w:type="dxa" w:w="2340"/>
-            <w:shd w:fill="15803D"/>
-            <w:tcMar>
-              <w:top w:w="120" w:type="dxa"/>
-              <w:bottom w:w="120" w:type="dxa"/>
-              <w:left w:w="180" w:type="dxa"/>
-              <w:right w:w="180" w:type="dxa"/>
-            </w:tcMar>
+            <w:shd w:fill="1E293B"/>
           </w:tcPr>
           <w:p>
-            <w:pPr>
-              <w:jc w:val="left"/>
-            </w:pPr>
             <w:r>
               <w:rPr>
-                <w:rFonts w:ascii="Arial" w:hAnsi="Arial"/>
                 <w:b/>
                 <w:color w:val="FFFFFF"/>
-                <w:sz w:val="19"/>
               </w:rPr>
               <w:t>Columna</w:t>
             </w:r>
@@ -3259,50 +2084,28 @@
         <w:tc>
           <w:tcPr>
             <w:tcW w:type="dxa" w:w="2340"/>
-            <w:shd w:fill="15803D"/>
-            <w:tcMar>
-              <w:top w:w="120" w:type="dxa"/>
-              <w:bottom w:w="120" w:type="dxa"/>
-              <w:left w:w="180" w:type="dxa"/>
-              <w:right w:w="180" w:type="dxa"/>
-            </w:tcMar>
+            <w:shd w:fill="1E293B"/>
           </w:tcPr>
           <w:p>
-            <w:pPr>
-              <w:jc w:val="left"/>
-            </w:pPr>
             <w:r>
               <w:rPr>
-                <w:rFonts w:ascii="Arial" w:hAnsi="Arial"/>
                 <w:b/>
                 <w:color w:val="FFFFFF"/>
-                <w:sz w:val="19"/>
               </w:rPr>
-              <w:t>Tipo de Datos</w:t>
+              <w:t>Tipo</w:t>
             </w:r>
           </w:p>
         </w:tc>
         <w:tc>
           <w:tcPr>
             <w:tcW w:type="dxa" w:w="2340"/>
-            <w:shd w:fill="15803D"/>
-            <w:tcMar>
-              <w:top w:w="120" w:type="dxa"/>
-              <w:bottom w:w="120" w:type="dxa"/>
-              <w:left w:w="180" w:type="dxa"/>
-              <w:right w:w="180" w:type="dxa"/>
-            </w:tcMar>
+            <w:shd w:fill="1E293B"/>
           </w:tcPr>
           <w:p>
-            <w:pPr>
-              <w:jc w:val="left"/>
-            </w:pPr>
             <w:r>
               <w:rPr>
-                <w:rFonts w:ascii="Arial" w:hAnsi="Arial"/>
                 <w:b/>
                 <w:color w:val="FFFFFF"/>
-                <w:sz w:val="19"/>
               </w:rPr>
               <w:t>Restricción</w:t>
             </w:r>
@@ -3311,24 +2114,13 @@
         <w:tc>
           <w:tcPr>
             <w:tcW w:type="dxa" w:w="2340"/>
-            <w:shd w:fill="15803D"/>
-            <w:tcMar>
-              <w:top w:w="120" w:type="dxa"/>
-              <w:bottom w:w="120" w:type="dxa"/>
-              <w:left w:w="180" w:type="dxa"/>
-              <w:right w:w="180" w:type="dxa"/>
-            </w:tcMar>
+            <w:shd w:fill="1E293B"/>
           </w:tcPr>
           <w:p>
-            <w:pPr>
-              <w:jc w:val="left"/>
-            </w:pPr>
             <w:r>
               <w:rPr>
-                <w:rFonts w:ascii="Arial" w:hAnsi="Arial"/>
                 <w:b/>
                 <w:color w:val="FFFFFF"/>
-                <w:sz w:val="19"/>
               </w:rPr>
               <w:t>Descripción</w:t>
             </w:r>
@@ -3339,100 +2131,90 @@
         <w:tc>
           <w:tcPr>
             <w:tcW w:type="dxa" w:w="2340"/>
-            <w:shd w:fill="F3F4F6"/>
-            <w:tcMar>
-              <w:top w:w="120" w:type="dxa"/>
-              <w:bottom w:w="120" w:type="dxa"/>
-              <w:left w:w="180" w:type="dxa"/>
-              <w:right w:w="180" w:type="dxa"/>
-            </w:tcMar>
+            <w:shd w:fill="FFFFFF"/>
           </w:tcPr>
           <w:p>
-            <w:pPr>
-              <w:jc w:val="left"/>
-            </w:pPr>
             <w:r>
-              <w:rPr>
-                <w:rFonts w:ascii="Arial" w:hAnsi="Arial"/>
-                <w:color w:val="1F2937"/>
-                <w:sz w:val="18"/>
-              </w:rPr>
-              <w:t>id</w:t>
+              <w:t>:---</w:t>
             </w:r>
           </w:p>
         </w:tc>
         <w:tc>
           <w:tcPr>
             <w:tcW w:type="dxa" w:w="2340"/>
-            <w:shd w:fill="F3F4F6"/>
-            <w:tcMar>
-              <w:top w:w="120" w:type="dxa"/>
-              <w:bottom w:w="120" w:type="dxa"/>
-              <w:left w:w="180" w:type="dxa"/>
-              <w:right w:w="180" w:type="dxa"/>
-            </w:tcMar>
+            <w:shd w:fill="FFFFFF"/>
           </w:tcPr>
           <w:p>
-            <w:pPr>
-              <w:jc w:val="left"/>
-            </w:pPr>
             <w:r>
-              <w:rPr>
-                <w:rFonts w:ascii="Arial" w:hAnsi="Arial"/>
-                <w:color w:val="1F2937"/>
-                <w:sz w:val="18"/>
-              </w:rPr>
-              <w:t>BIGINT</w:t>
+              <w:t>:---</w:t>
             </w:r>
           </w:p>
         </w:tc>
         <w:tc>
           <w:tcPr>
             <w:tcW w:type="dxa" w:w="2340"/>
-            <w:shd w:fill="F3F4F6"/>
-            <w:tcMar>
-              <w:top w:w="120" w:type="dxa"/>
-              <w:bottom w:w="120" w:type="dxa"/>
-              <w:left w:w="180" w:type="dxa"/>
-              <w:right w:w="180" w:type="dxa"/>
-            </w:tcMar>
+            <w:shd w:fill="FFFFFF"/>
           </w:tcPr>
           <w:p>
-            <w:pPr>
-              <w:jc w:val="left"/>
-            </w:pPr>
             <w:r>
-              <w:rPr>
-                <w:rFonts w:ascii="Arial" w:hAnsi="Arial"/>
-                <w:color w:val="1F2937"/>
-                <w:sz w:val="18"/>
-              </w:rPr>
-              <w:t>PK, Serial</w:t>
+              <w:t>:---</w:t>
             </w:r>
           </w:p>
         </w:tc>
         <w:tc>
           <w:tcPr>
             <w:tcW w:type="dxa" w:w="2340"/>
-            <w:shd w:fill="F3F4F6"/>
-            <w:tcMar>
-              <w:top w:w="120" w:type="dxa"/>
-              <w:bottom w:w="120" w:type="dxa"/>
-              <w:left w:w="180" w:type="dxa"/>
-              <w:right w:w="180" w:type="dxa"/>
-            </w:tcMar>
+            <w:shd w:fill="FFFFFF"/>
           </w:tcPr>
           <w:p>
-            <w:pPr>
-              <w:jc w:val="left"/>
-            </w:pPr>
             <w:r>
-              <w:rPr>
-                <w:rFonts w:ascii="Arial" w:hAnsi="Arial"/>
-                <w:color w:val="1F2937"/>
-                <w:sz w:val="18"/>
-              </w:rPr>
-              <w:t>ID autoincremental de la respuesta individual.</w:t>
+              <w:t>:---</w:t>
+            </w:r>
+          </w:p>
+        </w:tc>
+      </w:tr>
+      <w:tr>
+        <w:tc>
+          <w:tcPr>
+            <w:tcW w:type="dxa" w:w="2340"/>
+            <w:shd w:fill="F8FAFC"/>
+          </w:tcPr>
+          <w:p>
+            <w:r>
+              <w:t>`id`</w:t>
+            </w:r>
+          </w:p>
+        </w:tc>
+        <w:tc>
+          <w:tcPr>
+            <w:tcW w:type="dxa" w:w="2340"/>
+            <w:shd w:fill="F8FAFC"/>
+          </w:tcPr>
+          <w:p>
+            <w:r>
+              <w:t>bigint</w:t>
+            </w:r>
+          </w:p>
+        </w:tc>
+        <w:tc>
+          <w:tcPr>
+            <w:tcW w:type="dxa" w:w="2340"/>
+            <w:shd w:fill="F8FAFC"/>
+          </w:tcPr>
+          <w:p>
+            <w:r>
+              <w:t>PK (Autoincremental)</w:t>
+            </w:r>
+          </w:p>
+        </w:tc>
+        <w:tc>
+          <w:tcPr>
+            <w:tcW w:type="dxa" w:w="2340"/>
+            <w:shd w:fill="F8FAFC"/>
+          </w:tcPr>
+          <w:p>
+            <w:r>
+              <w:t>Identificador de la evaluación</w:t>
             </w:r>
           </w:p>
         </w:tc>
@@ -3442,24 +2224,10 @@
           <w:tcPr>
             <w:tcW w:type="dxa" w:w="2340"/>
             <w:shd w:fill="FFFFFF"/>
-            <w:tcMar>
-              <w:top w:w="120" w:type="dxa"/>
-              <w:bottom w:w="120" w:type="dxa"/>
-              <w:left w:w="180" w:type="dxa"/>
-              <w:right w:w="180" w:type="dxa"/>
-            </w:tcMar>
           </w:tcPr>
           <w:p>
-            <w:pPr>
-              <w:jc w:val="left"/>
-            </w:pPr>
             <w:r>
-              <w:rPr>
-                <w:rFonts w:ascii="Arial" w:hAnsi="Arial"/>
-                <w:color w:val="1F2937"/>
-                <w:sz w:val="18"/>
-              </w:rPr>
-              <w:t>clase_id</w:t>
+              <w:t>`trabajador_id`</w:t>
             </w:r>
           </w:p>
         </w:tc>
@@ -3467,24 +2235,10 @@
           <w:tcPr>
             <w:tcW w:type="dxa" w:w="2340"/>
             <w:shd w:fill="FFFFFF"/>
-            <w:tcMar>
-              <w:top w:w="120" w:type="dxa"/>
-              <w:bottom w:w="120" w:type="dxa"/>
-              <w:left w:w="180" w:type="dxa"/>
-              <w:right w:w="180" w:type="dxa"/>
-            </w:tcMar>
           </w:tcPr>
           <w:p>
-            <w:pPr>
-              <w:jc w:val="left"/>
-            </w:pPr>
             <w:r>
-              <w:rPr>
-                <w:rFonts w:ascii="Arial" w:hAnsi="Arial"/>
-                <w:color w:val="1F2937"/>
-                <w:sz w:val="18"/>
-              </w:rPr>
-              <w:t>BIGINT</w:t>
+              <w:t>bigint</w:t>
             </w:r>
           </w:p>
         </w:tc>
@@ -3492,24 +2246,10 @@
           <w:tcPr>
             <w:tcW w:type="dxa" w:w="2340"/>
             <w:shd w:fill="FFFFFF"/>
-            <w:tcMar>
-              <w:top w:w="120" w:type="dxa"/>
-              <w:bottom w:w="120" w:type="dxa"/>
-              <w:left w:w="180" w:type="dxa"/>
-              <w:right w:w="180" w:type="dxa"/>
-            </w:tcMar>
           </w:tcPr>
           <w:p>
-            <w:pPr>
-              <w:jc w:val="left"/>
-            </w:pPr>
             <w:r>
-              <w:rPr>
-                <w:rFonts w:ascii="Arial" w:hAnsi="Arial"/>
-                <w:color w:val="1F2937"/>
-                <w:sz w:val="18"/>
-              </w:rPr>
-              <w:t>FK -&gt; clase(id)</w:t>
+              <w:t>FK (`trabajador.id`)</w:t>
             </w:r>
           </w:p>
         </w:tc>
@@ -3517,24 +2257,10 @@
           <w:tcPr>
             <w:tcW w:type="dxa" w:w="2340"/>
             <w:shd w:fill="FFFFFF"/>
-            <w:tcMar>
-              <w:top w:w="120" w:type="dxa"/>
-              <w:bottom w:w="120" w:type="dxa"/>
-              <w:left w:w="180" w:type="dxa"/>
-              <w:right w:w="180" w:type="dxa"/>
-            </w:tcMar>
           </w:tcPr>
           <w:p>
-            <w:pPr>
-              <w:jc w:val="left"/>
-            </w:pPr>
             <w:r>
-              <w:rPr>
-                <w:rFonts w:ascii="Arial" w:hAnsi="Arial"/>
-                <w:color w:val="1F2937"/>
-                <w:sz w:val="18"/>
-              </w:rPr>
-              <w:t>Relación con la competencia evaluada.</w:t>
+              <w:t>Colaborador evaluado</w:t>
             </w:r>
           </w:p>
         </w:tc>
@@ -3543,100 +2269,44 @@
         <w:tc>
           <w:tcPr>
             <w:tcW w:type="dxa" w:w="2340"/>
-            <w:shd w:fill="F3F4F6"/>
-            <w:tcMar>
-              <w:top w:w="120" w:type="dxa"/>
-              <w:bottom w:w="120" w:type="dxa"/>
-              <w:left w:w="180" w:type="dxa"/>
-              <w:right w:w="180" w:type="dxa"/>
-            </w:tcMar>
+            <w:shd w:fill="F8FAFC"/>
           </w:tcPr>
           <w:p>
-            <w:pPr>
-              <w:jc w:val="left"/>
-            </w:pPr>
             <w:r>
-              <w:rPr>
-                <w:rFonts w:ascii="Arial" w:hAnsi="Arial"/>
-                <w:color w:val="1F2937"/>
-                <w:sz w:val="18"/>
-              </w:rPr>
-              <w:t>item_evaluacion_id</w:t>
+              <w:t>`supervisor_id`</w:t>
             </w:r>
           </w:p>
         </w:tc>
         <w:tc>
           <w:tcPr>
             <w:tcW w:type="dxa" w:w="2340"/>
-            <w:shd w:fill="F3F4F6"/>
-            <w:tcMar>
-              <w:top w:w="120" w:type="dxa"/>
-              <w:bottom w:w="120" w:type="dxa"/>
-              <w:left w:w="180" w:type="dxa"/>
-              <w:right w:w="180" w:type="dxa"/>
-            </w:tcMar>
+            <w:shd w:fill="F8FAFC"/>
           </w:tcPr>
           <w:p>
-            <w:pPr>
-              <w:jc w:val="left"/>
-            </w:pPr>
             <w:r>
-              <w:rPr>
-                <w:rFonts w:ascii="Arial" w:hAnsi="Arial"/>
-                <w:color w:val="1F2937"/>
-                <w:sz w:val="18"/>
-              </w:rPr>
-              <w:t>BIGINT</w:t>
+              <w:t>bigint</w:t>
             </w:r>
           </w:p>
         </w:tc>
         <w:tc>
           <w:tcPr>
             <w:tcW w:type="dxa" w:w="2340"/>
-            <w:shd w:fill="F3F4F6"/>
-            <w:tcMar>
-              <w:top w:w="120" w:type="dxa"/>
-              <w:bottom w:w="120" w:type="dxa"/>
-              <w:left w:w="180" w:type="dxa"/>
-              <w:right w:w="180" w:type="dxa"/>
-            </w:tcMar>
+            <w:shd w:fill="F8FAFC"/>
           </w:tcPr>
           <w:p>
-            <w:pPr>
-              <w:jc w:val="left"/>
-            </w:pPr>
             <w:r>
-              <w:rPr>
-                <w:rFonts w:ascii="Arial" w:hAnsi="Arial"/>
-                <w:color w:val="1F2937"/>
-                <w:sz w:val="18"/>
-              </w:rPr>
-              <w:t>FK -&gt; item_evaluacion(id)</w:t>
+              <w:t>FK (`trabajador.id`)</w:t>
             </w:r>
           </w:p>
         </w:tc>
         <w:tc>
           <w:tcPr>
             <w:tcW w:type="dxa" w:w="2340"/>
-            <w:shd w:fill="F3F4F6"/>
-            <w:tcMar>
-              <w:top w:w="120" w:type="dxa"/>
-              <w:bottom w:w="120" w:type="dxa"/>
-              <w:left w:w="180" w:type="dxa"/>
-              <w:right w:w="180" w:type="dxa"/>
-            </w:tcMar>
+            <w:shd w:fill="F8FAFC"/>
           </w:tcPr>
           <w:p>
-            <w:pPr>
-              <w:jc w:val="left"/>
-            </w:pPr>
             <w:r>
-              <w:rPr>
-                <w:rFonts w:ascii="Arial" w:hAnsi="Arial"/>
-                <w:color w:val="1F2937"/>
-                <w:sz w:val="18"/>
-              </w:rPr>
-              <w:t>Relación con el aspecto o ítem calificado.</w:t>
+              <w:t>Supervisor que realizó la evaluación</w:t>
             </w:r>
           </w:p>
         </w:tc>
@@ -3646,24 +2316,10 @@
           <w:tcPr>
             <w:tcW w:type="dxa" w:w="2340"/>
             <w:shd w:fill="FFFFFF"/>
-            <w:tcMar>
-              <w:top w:w="120" w:type="dxa"/>
-              <w:bottom w:w="120" w:type="dxa"/>
-              <w:left w:w="180" w:type="dxa"/>
-              <w:right w:w="180" w:type="dxa"/>
-            </w:tcMar>
           </w:tcPr>
           <w:p>
-            <w:pPr>
-              <w:jc w:val="left"/>
-            </w:pPr>
             <w:r>
-              <w:rPr>
-                <w:rFonts w:ascii="Arial" w:hAnsi="Arial"/>
-                <w:color w:val="1F2937"/>
-                <w:sz w:val="18"/>
-              </w:rPr>
-              <w:t>fecha</w:t>
+              <w:t>`fecha`</w:t>
             </w:r>
           </w:p>
         </w:tc>
@@ -3671,24 +2327,10 @@
           <w:tcPr>
             <w:tcW w:type="dxa" w:w="2340"/>
             <w:shd w:fill="FFFFFF"/>
-            <w:tcMar>
-              <w:top w:w="120" w:type="dxa"/>
-              <w:bottom w:w="120" w:type="dxa"/>
-              <w:left w:w="180" w:type="dxa"/>
-              <w:right w:w="180" w:type="dxa"/>
-            </w:tcMar>
           </w:tcPr>
           <w:p>
-            <w:pPr>
-              <w:jc w:val="left"/>
-            </w:pPr>
             <w:r>
-              <w:rPr>
-                <w:rFonts w:ascii="Arial" w:hAnsi="Arial"/>
-                <w:color w:val="1F2937"/>
-                <w:sz w:val="18"/>
-              </w:rPr>
-              <w:t>DATE</w:t>
+              <w:t>date</w:t>
             </w:r>
           </w:p>
         </w:tc>
@@ -3696,23 +2338,9 @@
           <w:tcPr>
             <w:tcW w:type="dxa" w:w="2340"/>
             <w:shd w:fill="FFFFFF"/>
-            <w:tcMar>
-              <w:top w:w="120" w:type="dxa"/>
-              <w:bottom w:w="120" w:type="dxa"/>
-              <w:left w:w="180" w:type="dxa"/>
-              <w:right w:w="180" w:type="dxa"/>
-            </w:tcMar>
           </w:tcPr>
           <w:p>
-            <w:pPr>
-              <w:jc w:val="left"/>
-            </w:pPr>
             <w:r>
-              <w:rPr>
-                <w:rFonts w:ascii="Arial" w:hAnsi="Arial"/>
-                <w:color w:val="1F2937"/>
-                <w:sz w:val="18"/>
-              </w:rPr>
               <w:t>Not Null</w:t>
             </w:r>
           </w:p>
@@ -3721,24 +2349,10 @@
           <w:tcPr>
             <w:tcW w:type="dxa" w:w="2340"/>
             <w:shd w:fill="FFFFFF"/>
-            <w:tcMar>
-              <w:top w:w="120" w:type="dxa"/>
-              <w:bottom w:w="120" w:type="dxa"/>
-              <w:left w:w="180" w:type="dxa"/>
-              <w:right w:w="180" w:type="dxa"/>
-            </w:tcMar>
           </w:tcPr>
           <w:p>
-            <w:pPr>
-              <w:jc w:val="left"/>
-            </w:pPr>
             <w:r>
-              <w:rPr>
-                <w:rFonts w:ascii="Arial" w:hAnsi="Arial"/>
-                <w:color w:val="1F2937"/>
-                <w:sz w:val="18"/>
-              </w:rPr>
-              <w:t>Fecha de corte de la evaluación general.</w:t>
+              <w:t>Fecha o período de evaluación</w:t>
             </w:r>
           </w:p>
         </w:tc>
@@ -3747,100 +2361,44 @@
         <w:tc>
           <w:tcPr>
             <w:tcW w:type="dxa" w:w="2340"/>
-            <w:shd w:fill="F3F4F6"/>
-            <w:tcMar>
-              <w:top w:w="120" w:type="dxa"/>
-              <w:bottom w:w="120" w:type="dxa"/>
-              <w:left w:w="180" w:type="dxa"/>
-              <w:right w:w="180" w:type="dxa"/>
-            </w:tcMar>
+            <w:shd w:fill="F8FAFC"/>
           </w:tcPr>
           <w:p>
-            <w:pPr>
-              <w:jc w:val="left"/>
-            </w:pPr>
             <w:r>
-              <w:rPr>
-                <w:rFonts w:ascii="Arial" w:hAnsi="Arial"/>
-                <w:color w:val="1F2937"/>
-                <w:sz w:val="18"/>
-              </w:rPr>
-              <w:t>estado</w:t>
+              <w:t>`evaluacion`</w:t>
             </w:r>
           </w:p>
         </w:tc>
         <w:tc>
           <w:tcPr>
             <w:tcW w:type="dxa" w:w="2340"/>
-            <w:shd w:fill="F3F4F6"/>
-            <w:tcMar>
-              <w:top w:w="120" w:type="dxa"/>
-              <w:bottom w:w="120" w:type="dxa"/>
-              <w:left w:w="180" w:type="dxa"/>
-              <w:right w:w="180" w:type="dxa"/>
-            </w:tcMar>
+            <w:shd w:fill="F8FAFC"/>
           </w:tcPr>
           <w:p>
-            <w:pPr>
-              <w:jc w:val="left"/>
-            </w:pPr>
             <w:r>
-              <w:rPr>
-                <w:rFonts w:ascii="Arial" w:hAnsi="Arial"/>
-                <w:color w:val="1F2937"/>
-                <w:sz w:val="18"/>
-              </w:rPr>
-              <w:t>BOOLEAN</w:t>
+              <w:t>jsonb</w:t>
             </w:r>
           </w:p>
         </w:tc>
         <w:tc>
           <w:tcPr>
             <w:tcW w:type="dxa" w:w="2340"/>
-            <w:shd w:fill="F3F4F6"/>
-            <w:tcMar>
-              <w:top w:w="120" w:type="dxa"/>
-              <w:bottom w:w="120" w:type="dxa"/>
-              <w:left w:w="180" w:type="dxa"/>
-              <w:right w:w="180" w:type="dxa"/>
-            </w:tcMar>
+            <w:shd w:fill="F8FAFC"/>
           </w:tcPr>
           <w:p>
-            <w:pPr>
-              <w:jc w:val="left"/>
-            </w:pPr>
             <w:r>
-              <w:rPr>
-                <w:rFonts w:ascii="Arial" w:hAnsi="Arial"/>
-                <w:color w:val="1F2937"/>
-                <w:sz w:val="18"/>
-              </w:rPr>
-              <w:t>Default false</w:t>
+              <w:t>Not Null</w:t>
             </w:r>
           </w:p>
         </w:tc>
         <w:tc>
           <w:tcPr>
             <w:tcW w:type="dxa" w:w="2340"/>
-            <w:shd w:fill="F3F4F6"/>
-            <w:tcMar>
-              <w:top w:w="120" w:type="dxa"/>
-              <w:bottom w:w="120" w:type="dxa"/>
-              <w:left w:w="180" w:type="dxa"/>
-              <w:right w:w="180" w:type="dxa"/>
-            </w:tcMar>
+            <w:shd w:fill="F8FAFC"/>
           </w:tcPr>
           <w:p>
-            <w:pPr>
-              <w:jc w:val="left"/>
-            </w:pPr>
             <w:r>
-              <w:rPr>
-                <w:rFonts w:ascii="Arial" w:hAnsi="Arial"/>
-                <w:color w:val="1F2937"/>
-                <w:sz w:val="18"/>
-              </w:rPr>
-              <w:t>Estado de la evaluación: true (Cerrada/No editable), false (Abierta).</w:t>
+              <w:t>Objeto JSON con formato `{"aspecto_id": puntaje}`</w:t>
             </w:r>
           </w:p>
         </w:tc>
@@ -3850,24 +2408,10 @@
           <w:tcPr>
             <w:tcW w:type="dxa" w:w="2340"/>
             <w:shd w:fill="FFFFFF"/>
-            <w:tcMar>
-              <w:top w:w="120" w:type="dxa"/>
-              <w:bottom w:w="120" w:type="dxa"/>
-              <w:left w:w="180" w:type="dxa"/>
-              <w:right w:w="180" w:type="dxa"/>
-            </w:tcMar>
           </w:tcPr>
           <w:p>
-            <w:pPr>
-              <w:jc w:val="left"/>
-            </w:pPr>
             <w:r>
-              <w:rPr>
-                <w:rFonts w:ascii="Arial" w:hAnsi="Arial"/>
-                <w:color w:val="1F2937"/>
-                <w:sz w:val="18"/>
-              </w:rPr>
-              <w:t>evaluacion</w:t>
+              <w:t>`created_at`</w:t>
             </w:r>
           </w:p>
         </w:tc>
@@ -3875,24 +2419,10 @@
           <w:tcPr>
             <w:tcW w:type="dxa" w:w="2340"/>
             <w:shd w:fill="FFFFFF"/>
-            <w:tcMar>
-              <w:top w:w="120" w:type="dxa"/>
-              <w:bottom w:w="120" w:type="dxa"/>
-              <w:left w:w="180" w:type="dxa"/>
-              <w:right w:w="180" w:type="dxa"/>
-            </w:tcMar>
           </w:tcPr>
           <w:p>
-            <w:pPr>
-              <w:jc w:val="left"/>
-            </w:pPr>
             <w:r>
-              <w:rPr>
-                <w:rFonts w:ascii="Arial" w:hAnsi="Arial"/>
-                <w:color w:val="1F2937"/>
-                <w:sz w:val="18"/>
-              </w:rPr>
-              <w:t>TEXT (JSON)</w:t>
+              <w:t>timestamp</w:t>
             </w:r>
           </w:p>
         </w:tc>
@@ -3900,24 +2430,10 @@
           <w:tcPr>
             <w:tcW w:type="dxa" w:w="2340"/>
             <w:shd w:fill="FFFFFF"/>
-            <w:tcMar>
-              <w:top w:w="120" w:type="dxa"/>
-              <w:bottom w:w="120" w:type="dxa"/>
-              <w:left w:w="180" w:type="dxa"/>
-              <w:right w:w="180" w:type="dxa"/>
-            </w:tcMar>
           </w:tcPr>
           <w:p>
-            <w:pPr>
-              <w:jc w:val="left"/>
-            </w:pPr>
             <w:r>
-              <w:rPr>
-                <w:rFonts w:ascii="Arial" w:hAnsi="Arial"/>
-                <w:color w:val="1F2937"/>
-                <w:sz w:val="18"/>
-              </w:rPr>
-              <w:t>Not Null</w:t>
+              <w:t>default `now()`</w:t>
             </w:r>
           </w:p>
         </w:tc>
@@ -3925,126 +2441,10 @@
           <w:tcPr>
             <w:tcW w:type="dxa" w:w="2340"/>
             <w:shd w:fill="FFFFFF"/>
-            <w:tcMar>
-              <w:top w:w="120" w:type="dxa"/>
-              <w:bottom w:w="120" w:type="dxa"/>
-              <w:left w:w="180" w:type="dxa"/>
-              <w:right w:w="180" w:type="dxa"/>
-            </w:tcMar>
           </w:tcPr>
           <w:p>
-            <w:pPr>
-              <w:jc w:val="left"/>
-            </w:pPr>
             <w:r>
-              <w:rPr>
-                <w:rFonts w:ascii="Arial" w:hAnsi="Arial"/>
-                <w:color w:val="1F2937"/>
-                <w:sz w:val="18"/>
-              </w:rPr>
-              <w:t>Contenido en formato JSON stringify: { trabajador_id: number, valor: string }.</w:t>
-            </w:r>
-          </w:p>
-        </w:tc>
-      </w:tr>
-      <w:tr>
-        <w:tc>
-          <w:tcPr>
-            <w:tcW w:type="dxa" w:w="2340"/>
-            <w:shd w:fill="F3F4F6"/>
-            <w:tcMar>
-              <w:top w:w="120" w:type="dxa"/>
-              <w:bottom w:w="120" w:type="dxa"/>
-              <w:left w:w="180" w:type="dxa"/>
-              <w:right w:w="180" w:type="dxa"/>
-            </w:tcMar>
-          </w:tcPr>
-          <w:p>
-            <w:pPr>
-              <w:jc w:val="left"/>
-            </w:pPr>
-            <w:r>
-              <w:rPr>
-                <w:rFonts w:ascii="Arial" w:hAnsi="Arial"/>
-                <w:color w:val="1F2937"/>
-                <w:sz w:val="18"/>
-              </w:rPr>
-              <w:t>created_at</w:t>
-            </w:r>
-          </w:p>
-        </w:tc>
-        <w:tc>
-          <w:tcPr>
-            <w:tcW w:type="dxa" w:w="2340"/>
-            <w:shd w:fill="F3F4F6"/>
-            <w:tcMar>
-              <w:top w:w="120" w:type="dxa"/>
-              <w:bottom w:w="120" w:type="dxa"/>
-              <w:left w:w="180" w:type="dxa"/>
-              <w:right w:w="180" w:type="dxa"/>
-            </w:tcMar>
-          </w:tcPr>
-          <w:p>
-            <w:pPr>
-              <w:jc w:val="left"/>
-            </w:pPr>
-            <w:r>
-              <w:rPr>
-                <w:rFonts w:ascii="Arial" w:hAnsi="Arial"/>
-                <w:color w:val="1F2937"/>
-                <w:sz w:val="18"/>
-              </w:rPr>
-              <w:t>TIMESTAMP</w:t>
-            </w:r>
-          </w:p>
-        </w:tc>
-        <w:tc>
-          <w:tcPr>
-            <w:tcW w:type="dxa" w:w="2340"/>
-            <w:shd w:fill="F3F4F6"/>
-            <w:tcMar>
-              <w:top w:w="120" w:type="dxa"/>
-              <w:bottom w:w="120" w:type="dxa"/>
-              <w:left w:w="180" w:type="dxa"/>
-              <w:right w:w="180" w:type="dxa"/>
-            </w:tcMar>
-          </w:tcPr>
-          <w:p>
-            <w:pPr>
-              <w:jc w:val="left"/>
-            </w:pPr>
-            <w:r>
-              <w:rPr>
-                <w:rFonts w:ascii="Arial" w:hAnsi="Arial"/>
-                <w:color w:val="1F2937"/>
-                <w:sz w:val="18"/>
-              </w:rPr>
-              <w:t>Default now()</w:t>
-            </w:r>
-          </w:p>
-        </w:tc>
-        <w:tc>
-          <w:tcPr>
-            <w:tcW w:type="dxa" w:w="2340"/>
-            <w:shd w:fill="F3F4F6"/>
-            <w:tcMar>
-              <w:top w:w="120" w:type="dxa"/>
-              <w:bottom w:w="120" w:type="dxa"/>
-              <w:left w:w="180" w:type="dxa"/>
-              <w:right w:w="180" w:type="dxa"/>
-            </w:tcMar>
-          </w:tcPr>
-          <w:p>
-            <w:pPr>
-              <w:jc w:val="left"/>
-            </w:pPr>
-            <w:r>
-              <w:rPr>
-                <w:rFonts w:ascii="Arial" w:hAnsi="Arial"/>
-                <w:color w:val="1F2937"/>
-                <w:sz w:val="18"/>
-              </w:rPr>
-              <w:t>Registro de tiempo de inserción de la calificación.</w:t>
+              <w:t>Fecha y hora en que se registró la evaluación</w:t>
             </w:r>
           </w:p>
         </w:tc>
@@ -4053,31 +2453,23 @@
     <w:p/>
     <w:p>
       <w:pPr>
-        <w:keepNext/>
-        <w:spacing w:before="320" w:after="120"/>
+        <w:spacing w:before="200" w:after="40"/>
       </w:pPr>
       <w:r>
         <w:rPr>
-          <w:rFonts w:ascii="Arial" w:hAnsi="Arial"/>
           <w:b/>
-          <w:color w:val="374151"/>
-          <w:sz w:val="28"/>
+          <w:color w:val="1E293B"/>
+          <w:sz w:val="24"/>
         </w:rPr>
-        <w:t>3.5. Tabla: fecha_eval</w:t>
+        <w:t>4.5. Tabla: `fecha_eval`</w:t>
       </w:r>
     </w:p>
     <w:p>
       <w:pPr>
-        <w:spacing w:after="160" w:line="276" w:lineRule="auto"/>
-        <w:jc w:val="left"/>
+        <w:spacing w:after="120" w:line="276" w:lineRule="auto"/>
       </w:pPr>
       <w:r>
-        <w:rPr>
-          <w:rFonts w:ascii="Arial" w:hAnsi="Arial"/>
-          <w:color w:val="1F2937"/>
-          <w:sz w:val="21"/>
-        </w:rPr>
-        <w:t>Contiene el listado de fechas habilitadas oficialmente por la administración de la Corporación BEL para llevar a cabo los procesos de evaluación de desempeño.</w:t>
+        <w:t>Controla los períodos o fechas en las que se permite evaluar y su estado de bloqueo.</w:t>
       </w:r>
     </w:p>
     <w:tbl>
@@ -4096,24 +2488,13 @@
         <w:tc>
           <w:tcPr>
             <w:tcW w:type="dxa" w:w="2340"/>
-            <w:shd w:fill="15803D"/>
-            <w:tcMar>
-              <w:top w:w="120" w:type="dxa"/>
-              <w:bottom w:w="120" w:type="dxa"/>
-              <w:left w:w="180" w:type="dxa"/>
-              <w:right w:w="180" w:type="dxa"/>
-            </w:tcMar>
+            <w:shd w:fill="1E293B"/>
           </w:tcPr>
           <w:p>
-            <w:pPr>
-              <w:jc w:val="left"/>
-            </w:pPr>
             <w:r>
               <w:rPr>
-                <w:rFonts w:ascii="Arial" w:hAnsi="Arial"/>
                 <w:b/>
                 <w:color w:val="FFFFFF"/>
-                <w:sz w:val="19"/>
               </w:rPr>
               <w:t>Columna</w:t>
             </w:r>
@@ -4122,50 +2503,28 @@
         <w:tc>
           <w:tcPr>
             <w:tcW w:type="dxa" w:w="2340"/>
-            <w:shd w:fill="15803D"/>
-            <w:tcMar>
-              <w:top w:w="120" w:type="dxa"/>
-              <w:bottom w:w="120" w:type="dxa"/>
-              <w:left w:w="180" w:type="dxa"/>
-              <w:right w:w="180" w:type="dxa"/>
-            </w:tcMar>
+            <w:shd w:fill="1E293B"/>
           </w:tcPr>
           <w:p>
-            <w:pPr>
-              <w:jc w:val="left"/>
-            </w:pPr>
             <w:r>
               <w:rPr>
-                <w:rFonts w:ascii="Arial" w:hAnsi="Arial"/>
                 <w:b/>
                 <w:color w:val="FFFFFF"/>
-                <w:sz w:val="19"/>
               </w:rPr>
-              <w:t>Tipo de Datos</w:t>
+              <w:t>Tipo</w:t>
             </w:r>
           </w:p>
         </w:tc>
         <w:tc>
           <w:tcPr>
             <w:tcW w:type="dxa" w:w="2340"/>
-            <w:shd w:fill="15803D"/>
-            <w:tcMar>
-              <w:top w:w="120" w:type="dxa"/>
-              <w:bottom w:w="120" w:type="dxa"/>
-              <w:left w:w="180" w:type="dxa"/>
-              <w:right w:w="180" w:type="dxa"/>
-            </w:tcMar>
+            <w:shd w:fill="1E293B"/>
           </w:tcPr>
           <w:p>
-            <w:pPr>
-              <w:jc w:val="left"/>
-            </w:pPr>
             <w:r>
               <w:rPr>
-                <w:rFonts w:ascii="Arial" w:hAnsi="Arial"/>
                 <w:b/>
                 <w:color w:val="FFFFFF"/>
-                <w:sz w:val="19"/>
               </w:rPr>
               <w:t>Restricción</w:t>
             </w:r>
@@ -4174,24 +2533,13 @@
         <w:tc>
           <w:tcPr>
             <w:tcW w:type="dxa" w:w="2340"/>
-            <w:shd w:fill="15803D"/>
-            <w:tcMar>
-              <w:top w:w="120" w:type="dxa"/>
-              <w:bottom w:w="120" w:type="dxa"/>
-              <w:left w:w="180" w:type="dxa"/>
-              <w:right w:w="180" w:type="dxa"/>
-            </w:tcMar>
+            <w:shd w:fill="1E293B"/>
           </w:tcPr>
           <w:p>
-            <w:pPr>
-              <w:jc w:val="left"/>
-            </w:pPr>
             <w:r>
               <w:rPr>
-                <w:rFonts w:ascii="Arial" w:hAnsi="Arial"/>
                 <w:b/>
                 <w:color w:val="FFFFFF"/>
-                <w:sz w:val="19"/>
               </w:rPr>
               <w:t>Descripción</w:t>
             </w:r>
@@ -4202,100 +2550,90 @@
         <w:tc>
           <w:tcPr>
             <w:tcW w:type="dxa" w:w="2340"/>
-            <w:shd w:fill="F3F4F6"/>
-            <w:tcMar>
-              <w:top w:w="120" w:type="dxa"/>
-              <w:bottom w:w="120" w:type="dxa"/>
-              <w:left w:w="180" w:type="dxa"/>
-              <w:right w:w="180" w:type="dxa"/>
-            </w:tcMar>
+            <w:shd w:fill="FFFFFF"/>
           </w:tcPr>
           <w:p>
-            <w:pPr>
-              <w:jc w:val="left"/>
-            </w:pPr>
             <w:r>
-              <w:rPr>
-                <w:rFonts w:ascii="Arial" w:hAnsi="Arial"/>
-                <w:color w:val="1F2937"/>
-                <w:sz w:val="18"/>
-              </w:rPr>
-              <w:t>id</w:t>
+              <w:t>:---</w:t>
             </w:r>
           </w:p>
         </w:tc>
         <w:tc>
           <w:tcPr>
             <w:tcW w:type="dxa" w:w="2340"/>
-            <w:shd w:fill="F3F4F6"/>
-            <w:tcMar>
-              <w:top w:w="120" w:type="dxa"/>
-              <w:bottom w:w="120" w:type="dxa"/>
-              <w:left w:w="180" w:type="dxa"/>
-              <w:right w:w="180" w:type="dxa"/>
-            </w:tcMar>
+            <w:shd w:fill="FFFFFF"/>
           </w:tcPr>
           <w:p>
-            <w:pPr>
-              <w:jc w:val="left"/>
-            </w:pPr>
             <w:r>
-              <w:rPr>
-                <w:rFonts w:ascii="Arial" w:hAnsi="Arial"/>
-                <w:color w:val="1F2937"/>
-                <w:sz w:val="18"/>
-              </w:rPr>
-              <w:t>BIGINT</w:t>
+              <w:t>:---</w:t>
             </w:r>
           </w:p>
         </w:tc>
         <w:tc>
           <w:tcPr>
             <w:tcW w:type="dxa" w:w="2340"/>
-            <w:shd w:fill="F3F4F6"/>
-            <w:tcMar>
-              <w:top w:w="120" w:type="dxa"/>
-              <w:bottom w:w="120" w:type="dxa"/>
-              <w:left w:w="180" w:type="dxa"/>
-              <w:right w:w="180" w:type="dxa"/>
-            </w:tcMar>
+            <w:shd w:fill="FFFFFF"/>
           </w:tcPr>
           <w:p>
-            <w:pPr>
-              <w:jc w:val="left"/>
-            </w:pPr>
             <w:r>
-              <w:rPr>
-                <w:rFonts w:ascii="Arial" w:hAnsi="Arial"/>
-                <w:color w:val="1F2937"/>
-                <w:sz w:val="18"/>
-              </w:rPr>
-              <w:t>PK, Serial</w:t>
+              <w:t>:---</w:t>
             </w:r>
           </w:p>
         </w:tc>
         <w:tc>
           <w:tcPr>
             <w:tcW w:type="dxa" w:w="2340"/>
-            <w:shd w:fill="F3F4F6"/>
-            <w:tcMar>
-              <w:top w:w="120" w:type="dxa"/>
-              <w:bottom w:w="120" w:type="dxa"/>
-              <w:left w:w="180" w:type="dxa"/>
-              <w:right w:w="180" w:type="dxa"/>
-            </w:tcMar>
+            <w:shd w:fill="FFFFFF"/>
           </w:tcPr>
           <w:p>
-            <w:pPr>
-              <w:jc w:val="left"/>
-            </w:pPr>
             <w:r>
-              <w:rPr>
-                <w:rFonts w:ascii="Arial" w:hAnsi="Arial"/>
-                <w:color w:val="1F2937"/>
-                <w:sz w:val="18"/>
-              </w:rPr>
-              <w:t>ID autoincremental de la fecha de evaluación.</w:t>
+              <w:t>:---</w:t>
+            </w:r>
+          </w:p>
+        </w:tc>
+      </w:tr>
+      <w:tr>
+        <w:tc>
+          <w:tcPr>
+            <w:tcW w:type="dxa" w:w="2340"/>
+            <w:shd w:fill="F8FAFC"/>
+          </w:tcPr>
+          <w:p>
+            <w:r>
+              <w:t>`id`</w:t>
+            </w:r>
+          </w:p>
+        </w:tc>
+        <w:tc>
+          <w:tcPr>
+            <w:tcW w:type="dxa" w:w="2340"/>
+            <w:shd w:fill="F8FAFC"/>
+          </w:tcPr>
+          <w:p>
+            <w:r>
+              <w:t>bigint</w:t>
+            </w:r>
+          </w:p>
+        </w:tc>
+        <w:tc>
+          <w:tcPr>
+            <w:tcW w:type="dxa" w:w="2340"/>
+            <w:shd w:fill="F8FAFC"/>
+          </w:tcPr>
+          <w:p>
+            <w:r>
+              <w:t>PK (Autoincremental)</w:t>
+            </w:r>
+          </w:p>
+        </w:tc>
+        <w:tc>
+          <w:tcPr>
+            <w:tcW w:type="dxa" w:w="2340"/>
+            <w:shd w:fill="F8FAFC"/>
+          </w:tcPr>
+          <w:p>
+            <w:r>
+              <w:t>Identificador de la fecha</w:t>
             </w:r>
           </w:p>
         </w:tc>
@@ -4305,24 +2643,10 @@
           <w:tcPr>
             <w:tcW w:type="dxa" w:w="2340"/>
             <w:shd w:fill="FFFFFF"/>
-            <w:tcMar>
-              <w:top w:w="120" w:type="dxa"/>
-              <w:bottom w:w="120" w:type="dxa"/>
-              <w:left w:w="180" w:type="dxa"/>
-              <w:right w:w="180" w:type="dxa"/>
-            </w:tcMar>
           </w:tcPr>
           <w:p>
-            <w:pPr>
-              <w:jc w:val="left"/>
-            </w:pPr>
             <w:r>
-              <w:rPr>
-                <w:rFonts w:ascii="Arial" w:hAnsi="Arial"/>
-                <w:color w:val="1F2937"/>
-                <w:sz w:val="18"/>
-              </w:rPr>
-              <w:t>fecha</w:t>
+              <w:t>`fecha`</w:t>
             </w:r>
           </w:p>
         </w:tc>
@@ -4330,24 +2654,10 @@
           <w:tcPr>
             <w:tcW w:type="dxa" w:w="2340"/>
             <w:shd w:fill="FFFFFF"/>
-            <w:tcMar>
-              <w:top w:w="120" w:type="dxa"/>
-              <w:bottom w:w="120" w:type="dxa"/>
-              <w:left w:w="180" w:type="dxa"/>
-              <w:right w:w="180" w:type="dxa"/>
-            </w:tcMar>
           </w:tcPr>
           <w:p>
-            <w:pPr>
-              <w:jc w:val="left"/>
-            </w:pPr>
             <w:r>
-              <w:rPr>
-                <w:rFonts w:ascii="Arial" w:hAnsi="Arial"/>
-                <w:color w:val="1F2937"/>
-                <w:sz w:val="18"/>
-              </w:rPr>
-              <w:t>DATE</w:t>
+              <w:t>date</w:t>
             </w:r>
           </w:p>
         </w:tc>
@@ -4355,24 +2665,10 @@
           <w:tcPr>
             <w:tcW w:type="dxa" w:w="2340"/>
             <w:shd w:fill="FFFFFF"/>
-            <w:tcMar>
-              <w:top w:w="120" w:type="dxa"/>
-              <w:bottom w:w="120" w:type="dxa"/>
-              <w:left w:w="180" w:type="dxa"/>
-              <w:right w:w="180" w:type="dxa"/>
-            </w:tcMar>
           </w:tcPr>
           <w:p>
-            <w:pPr>
-              <w:jc w:val="left"/>
-            </w:pPr>
             <w:r>
-              <w:rPr>
-                <w:rFonts w:ascii="Arial" w:hAnsi="Arial"/>
-                <w:color w:val="1F2937"/>
-                <w:sz w:val="18"/>
-              </w:rPr>
-              <w:t>Unique, Not Null</w:t>
+              <w:t>Unique / Not Null</w:t>
             </w:r>
           </w:p>
         </w:tc>
@@ -4380,24 +2676,10 @@
           <w:tcPr>
             <w:tcW w:type="dxa" w:w="2340"/>
             <w:shd w:fill="FFFFFF"/>
-            <w:tcMar>
-              <w:top w:w="120" w:type="dxa"/>
-              <w:bottom w:w="120" w:type="dxa"/>
-              <w:left w:w="180" w:type="dxa"/>
-              <w:right w:w="180" w:type="dxa"/>
-            </w:tcMar>
           </w:tcPr>
           <w:p>
-            <w:pPr>
-              <w:jc w:val="left"/>
-            </w:pPr>
             <w:r>
-              <w:rPr>
-                <w:rFonts w:ascii="Arial" w:hAnsi="Arial"/>
-                <w:color w:val="1F2937"/>
-                <w:sz w:val="18"/>
-              </w:rPr>
-              <w:t>Fecha específica de evaluación habilitada para los supervisores.</w:t>
+              <w:t>Fecha calendario permitida</w:t>
             </w:r>
           </w:p>
         </w:tc>
@@ -4406,100 +2688,90 @@
         <w:tc>
           <w:tcPr>
             <w:tcW w:type="dxa" w:w="2340"/>
-            <w:shd w:fill="F3F4F6"/>
-            <w:tcMar>
-              <w:top w:w="120" w:type="dxa"/>
-              <w:bottom w:w="120" w:type="dxa"/>
-              <w:left w:w="180" w:type="dxa"/>
-              <w:right w:w="180" w:type="dxa"/>
-            </w:tcMar>
+            <w:shd w:fill="F8FAFC"/>
           </w:tcPr>
           <w:p>
-            <w:pPr>
-              <w:jc w:val="left"/>
-            </w:pPr>
             <w:r>
-              <w:rPr>
-                <w:rFonts w:ascii="Arial" w:hAnsi="Arial"/>
-                <w:color w:val="1F2937"/>
-                <w:sz w:val="18"/>
-              </w:rPr>
-              <w:t>created_at</w:t>
+              <w:t>`status`</w:t>
             </w:r>
           </w:p>
         </w:tc>
         <w:tc>
           <w:tcPr>
             <w:tcW w:type="dxa" w:w="2340"/>
-            <w:shd w:fill="F3F4F6"/>
-            <w:tcMar>
-              <w:top w:w="120" w:type="dxa"/>
-              <w:bottom w:w="120" w:type="dxa"/>
-              <w:left w:w="180" w:type="dxa"/>
-              <w:right w:w="180" w:type="dxa"/>
-            </w:tcMar>
+            <w:shd w:fill="F8FAFC"/>
           </w:tcPr>
           <w:p>
-            <w:pPr>
-              <w:jc w:val="left"/>
-            </w:pPr>
             <w:r>
-              <w:rPr>
-                <w:rFonts w:ascii="Arial" w:hAnsi="Arial"/>
-                <w:color w:val="1F2937"/>
-                <w:sz w:val="18"/>
-              </w:rPr>
-              <w:t>TIMESTAMP</w:t>
+              <w:t>boolean</w:t>
             </w:r>
           </w:p>
         </w:tc>
         <w:tc>
           <w:tcPr>
             <w:tcW w:type="dxa" w:w="2340"/>
-            <w:shd w:fill="F3F4F6"/>
-            <w:tcMar>
-              <w:top w:w="120" w:type="dxa"/>
-              <w:bottom w:w="120" w:type="dxa"/>
-              <w:left w:w="180" w:type="dxa"/>
-              <w:right w:w="180" w:type="dxa"/>
-            </w:tcMar>
+            <w:shd w:fill="F8FAFC"/>
           </w:tcPr>
           <w:p>
-            <w:pPr>
-              <w:jc w:val="left"/>
-            </w:pPr>
             <w:r>
-              <w:rPr>
-                <w:rFonts w:ascii="Arial" w:hAnsi="Arial"/>
-                <w:color w:val="1F2937"/>
-                <w:sz w:val="18"/>
-              </w:rPr>
-              <w:t>Default now()</w:t>
+              <w:t>default `true`</w:t>
             </w:r>
           </w:p>
         </w:tc>
         <w:tc>
           <w:tcPr>
             <w:tcW w:type="dxa" w:w="2340"/>
-            <w:shd w:fill="F3F4F6"/>
-            <w:tcMar>
-              <w:top w:w="120" w:type="dxa"/>
-              <w:bottom w:w="120" w:type="dxa"/>
-              <w:left w:w="180" w:type="dxa"/>
-              <w:right w:w="180" w:type="dxa"/>
-            </w:tcMar>
+            <w:shd w:fill="F8FAFC"/>
           </w:tcPr>
           <w:p>
-            <w:pPr>
-              <w:jc w:val="left"/>
-            </w:pPr>
             <w:r>
-              <w:rPr>
-                <w:rFonts w:ascii="Arial" w:hAnsi="Arial"/>
-                <w:color w:val="1F2937"/>
-                <w:sz w:val="18"/>
-              </w:rPr>
-              <w:t>Registro de la fecha en que se insertó.</w:t>
+              <w:t>Determina si la fecha está abierta (`true`) o cerrada (`false`)</w:t>
+            </w:r>
+          </w:p>
+        </w:tc>
+      </w:tr>
+      <w:tr>
+        <w:tc>
+          <w:tcPr>
+            <w:tcW w:type="dxa" w:w="2340"/>
+            <w:shd w:fill="FFFFFF"/>
+          </w:tcPr>
+          <w:p>
+            <w:r>
+              <w:t>`created_at`</w:t>
+            </w:r>
+          </w:p>
+        </w:tc>
+        <w:tc>
+          <w:tcPr>
+            <w:tcW w:type="dxa" w:w="2340"/>
+            <w:shd w:fill="FFFFFF"/>
+          </w:tcPr>
+          <w:p>
+            <w:r>
+              <w:t>timestamp</w:t>
+            </w:r>
+          </w:p>
+        </w:tc>
+        <w:tc>
+          <w:tcPr>
+            <w:tcW w:type="dxa" w:w="2340"/>
+            <w:shd w:fill="FFFFFF"/>
+          </w:tcPr>
+          <w:p>
+            <w:r>
+              <w:t>default `now()`</w:t>
+            </w:r>
+          </w:p>
+        </w:tc>
+        <w:tc>
+          <w:tcPr>
+            <w:tcW w:type="dxa" w:w="2340"/>
+            <w:shd w:fill="FFFFFF"/>
+          </w:tcPr>
+          <w:p>
+            <w:r>
+              <w:t>Fecha de registro</w:t>
             </w:r>
           </w:p>
         </w:tc>
@@ -4508,1087 +2780,1033 @@
     <w:p/>
     <w:p>
       <w:pPr>
-        <w:keepNext/>
-        <w:spacing w:before="480" w:after="160"/>
+        <w:spacing w:before="200" w:after="40"/>
       </w:pPr>
       <w:r>
         <w:rPr>
-          <w:rFonts w:ascii="Arial" w:hAnsi="Arial"/>
           <w:b/>
-          <w:color w:val="15803D"/>
-          <w:sz w:val="36"/>
+          <w:color w:val="1E293B"/>
+          <w:sz w:val="24"/>
         </w:rPr>
-        <w:t>4. Modalidades de Conexión y Flujos de Carga</w:t>
+        <w:t>4.6. Tabla: `departamento`</w:t>
       </w:r>
     </w:p>
     <w:p>
       <w:pPr>
-        <w:spacing w:after="160" w:line="276" w:lineRule="auto"/>
-        <w:jc w:val="left"/>
+        <w:spacing w:after="120" w:line="276" w:lineRule="auto"/>
       </w:pPr>
       <w:r>
-        <w:rPr>
-          <w:rFonts w:ascii="Arial" w:hAnsi="Arial"/>
-          <w:color w:val="1F2937"/>
-          <w:sz w:val="21"/>
-        </w:rPr>
-        <w:t>La aplicación web interactúa con Supabase de forma asíncrona a través de una arquitectura orientada a eventos e implementa mecanismos de caché local para mitigar la latencia de red, reducir peticiones innecesarias y optimizar el rendimiento.</w:t>
+        <w:t>Maestro de unidades administrativas (departamentos) registradas por empresa.</w:t>
+      </w:r>
+    </w:p>
+    <w:tbl>
+      <w:tblPr>
+        <w:tblW w:type="auto" w:w="0"/>
+        <w:tblLayout w:type="autofit"/>
+        <w:tblLook w:firstColumn="1" w:firstRow="1" w:lastColumn="0" w:lastRow="0" w:noHBand="0" w:noVBand="1" w:val="04A0"/>
+      </w:tblPr>
+      <w:tblGrid>
+        <w:gridCol w:w="2340"/>
+        <w:gridCol w:w="2340"/>
+        <w:gridCol w:w="2340"/>
+        <w:gridCol w:w="2340"/>
+      </w:tblGrid>
+      <w:tr>
+        <w:tc>
+          <w:tcPr>
+            <w:tcW w:type="dxa" w:w="2340"/>
+            <w:shd w:fill="1E293B"/>
+          </w:tcPr>
+          <w:p>
+            <w:r>
+              <w:rPr>
+                <w:b/>
+                <w:color w:val="FFFFFF"/>
+              </w:rPr>
+              <w:t>Columna</w:t>
+            </w:r>
+          </w:p>
+        </w:tc>
+        <w:tc>
+          <w:tcPr>
+            <w:tcW w:type="dxa" w:w="2340"/>
+            <w:shd w:fill="1E293B"/>
+          </w:tcPr>
+          <w:p>
+            <w:r>
+              <w:rPr>
+                <w:b/>
+                <w:color w:val="FFFFFF"/>
+              </w:rPr>
+              <w:t>Tipo</w:t>
+            </w:r>
+          </w:p>
+        </w:tc>
+        <w:tc>
+          <w:tcPr>
+            <w:tcW w:type="dxa" w:w="2340"/>
+            <w:shd w:fill="1E293B"/>
+          </w:tcPr>
+          <w:p>
+            <w:r>
+              <w:rPr>
+                <w:b/>
+                <w:color w:val="FFFFFF"/>
+              </w:rPr>
+              <w:t>Restricción</w:t>
+            </w:r>
+          </w:p>
+        </w:tc>
+        <w:tc>
+          <w:tcPr>
+            <w:tcW w:type="dxa" w:w="2340"/>
+            <w:shd w:fill="1E293B"/>
+          </w:tcPr>
+          <w:p>
+            <w:r>
+              <w:rPr>
+                <w:b/>
+                <w:color w:val="FFFFFF"/>
+              </w:rPr>
+              <w:t>Descripción</w:t>
+            </w:r>
+          </w:p>
+        </w:tc>
+      </w:tr>
+      <w:tr>
+        <w:tc>
+          <w:tcPr>
+            <w:tcW w:type="dxa" w:w="2340"/>
+            <w:shd w:fill="FFFFFF"/>
+          </w:tcPr>
+          <w:p>
+            <w:r>
+              <w:t>:---</w:t>
+            </w:r>
+          </w:p>
+        </w:tc>
+        <w:tc>
+          <w:tcPr>
+            <w:tcW w:type="dxa" w:w="2340"/>
+            <w:shd w:fill="FFFFFF"/>
+          </w:tcPr>
+          <w:p>
+            <w:r>
+              <w:t>:---</w:t>
+            </w:r>
+          </w:p>
+        </w:tc>
+        <w:tc>
+          <w:tcPr>
+            <w:tcW w:type="dxa" w:w="2340"/>
+            <w:shd w:fill="FFFFFF"/>
+          </w:tcPr>
+          <w:p>
+            <w:r>
+              <w:t>:---</w:t>
+            </w:r>
+          </w:p>
+        </w:tc>
+        <w:tc>
+          <w:tcPr>
+            <w:tcW w:type="dxa" w:w="2340"/>
+            <w:shd w:fill="FFFFFF"/>
+          </w:tcPr>
+          <w:p>
+            <w:r>
+              <w:t>:---</w:t>
+            </w:r>
+          </w:p>
+        </w:tc>
+      </w:tr>
+      <w:tr>
+        <w:tc>
+          <w:tcPr>
+            <w:tcW w:type="dxa" w:w="2340"/>
+            <w:shd w:fill="F8FAFC"/>
+          </w:tcPr>
+          <w:p>
+            <w:r>
+              <w:t>`id`</w:t>
+            </w:r>
+          </w:p>
+        </w:tc>
+        <w:tc>
+          <w:tcPr>
+            <w:tcW w:type="dxa" w:w="2340"/>
+            <w:shd w:fill="F8FAFC"/>
+          </w:tcPr>
+          <w:p>
+            <w:r>
+              <w:t>bigint</w:t>
+            </w:r>
+          </w:p>
+        </w:tc>
+        <w:tc>
+          <w:tcPr>
+            <w:tcW w:type="dxa" w:w="2340"/>
+            <w:shd w:fill="F8FAFC"/>
+          </w:tcPr>
+          <w:p>
+            <w:r>
+              <w:t>PK (Autoincremental)</w:t>
+            </w:r>
+          </w:p>
+        </w:tc>
+        <w:tc>
+          <w:tcPr>
+            <w:tcW w:type="dxa" w:w="2340"/>
+            <w:shd w:fill="F8FAFC"/>
+          </w:tcPr>
+          <w:p>
+            <w:r>
+              <w:t>Identificador de la unidad</w:t>
+            </w:r>
+          </w:p>
+        </w:tc>
+      </w:tr>
+      <w:tr>
+        <w:tc>
+          <w:tcPr>
+            <w:tcW w:type="dxa" w:w="2340"/>
+            <w:shd w:fill="FFFFFF"/>
+          </w:tcPr>
+          <w:p>
+            <w:r>
+              <w:t>`departamento`</w:t>
+            </w:r>
+          </w:p>
+        </w:tc>
+        <w:tc>
+          <w:tcPr>
+            <w:tcW w:type="dxa" w:w="2340"/>
+            <w:shd w:fill="FFFFFF"/>
+          </w:tcPr>
+          <w:p>
+            <w:r>
+              <w:t>text</w:t>
+            </w:r>
+          </w:p>
+        </w:tc>
+        <w:tc>
+          <w:tcPr>
+            <w:tcW w:type="dxa" w:w="2340"/>
+            <w:shd w:fill="FFFFFF"/>
+          </w:tcPr>
+          <w:p>
+            <w:r>
+              <w:t>Not Null</w:t>
+            </w:r>
+          </w:p>
+        </w:tc>
+        <w:tc>
+          <w:tcPr>
+            <w:tcW w:type="dxa" w:w="2340"/>
+            <w:shd w:fill="FFFFFF"/>
+          </w:tcPr>
+          <w:p>
+            <w:r>
+              <w:t>Nombre de la unidad (Ej: Finanzas)</w:t>
+            </w:r>
+          </w:p>
+        </w:tc>
+      </w:tr>
+      <w:tr>
+        <w:tc>
+          <w:tcPr>
+            <w:tcW w:type="dxa" w:w="2340"/>
+            <w:shd w:fill="F8FAFC"/>
+          </w:tcPr>
+          <w:p>
+            <w:r>
+              <w:t>`empresa`</w:t>
+            </w:r>
+          </w:p>
+        </w:tc>
+        <w:tc>
+          <w:tcPr>
+            <w:tcW w:type="dxa" w:w="2340"/>
+            <w:shd w:fill="F8FAFC"/>
+          </w:tcPr>
+          <w:p>
+            <w:r>
+              <w:t>text</w:t>
+            </w:r>
+          </w:p>
+        </w:tc>
+        <w:tc>
+          <w:tcPr>
+            <w:tcW w:type="dxa" w:w="2340"/>
+            <w:shd w:fill="F8FAFC"/>
+          </w:tcPr>
+          <w:p>
+            <w:r>
+              <w:t>Not Null</w:t>
+            </w:r>
+          </w:p>
+        </w:tc>
+        <w:tc>
+          <w:tcPr>
+            <w:tcW w:type="dxa" w:w="2340"/>
+            <w:shd w:fill="F8FAFC"/>
+          </w:tcPr>
+          <w:p>
+            <w:r>
+              <w:t>Empresa a la que pertenece</w:t>
+            </w:r>
+          </w:p>
+        </w:tc>
+      </w:tr>
+      <w:tr>
+        <w:tc>
+          <w:tcPr>
+            <w:tcW w:type="dxa" w:w="2340"/>
+            <w:shd w:fill="FFFFFF"/>
+          </w:tcPr>
+          <w:p>
+            <w:r>
+              <w:t>`created_at`</w:t>
+            </w:r>
+          </w:p>
+        </w:tc>
+        <w:tc>
+          <w:tcPr>
+            <w:tcW w:type="dxa" w:w="2340"/>
+            <w:shd w:fill="FFFFFF"/>
+          </w:tcPr>
+          <w:p>
+            <w:r>
+              <w:t>timestamp</w:t>
+            </w:r>
+          </w:p>
+        </w:tc>
+        <w:tc>
+          <w:tcPr>
+            <w:tcW w:type="dxa" w:w="2340"/>
+            <w:shd w:fill="FFFFFF"/>
+          </w:tcPr>
+          <w:p>
+            <w:r>
+              <w:t>default `now()`</w:t>
+            </w:r>
+          </w:p>
+        </w:tc>
+        <w:tc>
+          <w:tcPr>
+            <w:tcW w:type="dxa" w:w="2340"/>
+            <w:shd w:fill="FFFFFF"/>
+          </w:tcPr>
+          <w:p>
+            <w:r>
+              <w:t>Fecha de creación</w:t>
+            </w:r>
+          </w:p>
+        </w:tc>
+      </w:tr>
+    </w:tbl>
+    <w:p/>
+    <w:p>
+      <w:pPr>
+        <w:spacing w:after="120" w:line="276" w:lineRule="auto"/>
+      </w:pPr>
+      <w:r>
+        <w:t>---</w:t>
       </w:r>
     </w:p>
     <w:p>
       <w:pPr>
-        <w:keepNext/>
-        <w:spacing w:before="320" w:after="120"/>
+        <w:spacing w:before="280" w:after="80"/>
       </w:pPr>
       <w:r>
         <w:rPr>
-          <w:rFonts w:ascii="Arial" w:hAnsi="Arial"/>
           <w:b/>
-          <w:color w:val="374151"/>
-          <w:sz w:val="28"/>
+          <w:color w:val="15803D"/>
+          <w:sz w:val="30"/>
         </w:rPr>
-        <w:t>4.1. Estrategia de Carga de Datos en Memoria (Caché)</w:t>
+        <w:t>5. Niveles y Capas de Seguridad</w:t>
       </w:r>
     </w:p>
     <w:p>
       <w:pPr>
-        <w:spacing w:after="160" w:line="276" w:lineRule="auto"/>
-        <w:jc w:val="left"/>
+        <w:spacing w:after="120" w:line="276" w:lineRule="auto"/>
       </w:pPr>
       <w:r>
-        <w:rPr>
-          <w:rFonts w:ascii="Arial" w:hAnsi="Arial"/>
-          <w:color w:val="1F2937"/>
-          <w:sz w:val="21"/>
-        </w:rPr>
-        <w:t>Al iniciar la sesión un usuario (o al recargar la página), el sistema ejecuta el procedimiento asíncrono 'loadCaches()' el cual descarga los catálogos y datos transaccionales básicos en el estado en memoria de la sesión (js/state.js). Esta caché incluye a todos los trabajadores registrados, las competencias vigentes, los aspectos de evaluación, las calificaciones registradas y las fechas autorizadas.</w:t>
+        <w:t>El sistema implementa seguridad en 3 niveles complementarios:</w:t>
       </w:r>
     </w:p>
     <w:p>
       <w:pPr>
-        <w:spacing w:after="160" w:line="276" w:lineRule="auto"/>
-        <w:jc w:val="left"/>
+        <w:spacing w:before="40" w:after="40"/>
+        <w:ind w:left="720"/>
       </w:pPr>
       <w:r>
         <w:rPr>
-          <w:rFonts w:ascii="Arial" w:hAnsi="Arial"/>
-          <w:color w:val="1F2937"/>
-          <w:sz w:val="21"/>
+          <w:rFonts w:ascii="Consolas" w:hAnsi="Consolas"/>
+          <w:color w:val="0F172A"/>
+          <w:sz w:val="19"/>
         </w:rPr>
-        <w:t>Los filtros de subordinados directos y visualización de datos se resuelven de manera inmediata a nivel del cliente en base a esta caché local, acelerando drásticamente el cambio entre vistas del sistema.</w:t>
+        <w:t>[Cliente: LocalStorage Token] ──&gt; [Servidor de BD: Procedimientos RPC en PL/pgSQL] ──&gt; [Tablas: triggers de Hasheo y RLS]</w:t>
       </w:r>
     </w:p>
     <w:p>
       <w:pPr>
-        <w:keepNext/>
-        <w:spacing w:before="320" w:after="120"/>
+        <w:spacing w:before="200" w:after="40"/>
       </w:pPr>
       <w:r>
         <w:rPr>
-          <w:rFonts w:ascii="Arial" w:hAnsi="Arial"/>
           <w:b/>
-          <w:color w:val="374151"/>
-          <w:sz w:val="28"/>
+          <w:color w:val="1E293B"/>
+          <w:sz w:val="24"/>
         </w:rPr>
-        <w:t>4.2. Paginación de Datos en el Cliente y Servidor</w:t>
+        <w:t>1. Seguridad en la Base de Datos (Seguridad Definer)</w:t>
       </w:r>
     </w:p>
     <w:p>
       <w:pPr>
-        <w:spacing w:after="160" w:line="276" w:lineRule="auto"/>
-        <w:jc w:val="left"/>
+        <w:spacing w:after="120" w:line="276" w:lineRule="auto"/>
       </w:pPr>
       <w:r>
+        <w:t xml:space="preserve">Las contraseñas de los usuarios no se almacenan en texto plano. Se utiliza una función desencadenadora (Trigger) `hash_worker_password_trigger()` que intercepta cualquier inserción/modificación en la tabla `trabajador` y calcula el hash de la clave usando </w:t>
+      </w:r>
+      <w:r>
         <w:rPr>
-          <w:rFonts w:ascii="Arial" w:hAnsi="Arial"/>
-          <w:color w:val="1F2937"/>
-          <w:sz w:val="21"/>
+          <w:b/>
         </w:rPr>
-        <w:t>Para contrarrestar el límite por defecto de 1000 filas que impone el API de Supabase, la función de carga en memoria aplica un bucle de paginación recursivo mediante rangos (.range(from, to)) en la lectura de la tabla de trabajadores. De esta manera, la aplicación asegura el correcto procesamiento de miles de trabajadores.</w:t>
+        <w:t>Bcrypt</w:t>
+      </w:r>
+      <w:r>
+        <w:t xml:space="preserve"> con la extensión `pgcrypto` de PostgreSQL.</w:t>
       </w:r>
     </w:p>
     <w:p>
       <w:pPr>
-        <w:spacing w:after="160" w:line="276" w:lineRule="auto"/>
-        <w:jc w:val="left"/>
+        <w:spacing w:after="120" w:line="276" w:lineRule="auto"/>
       </w:pPr>
       <w:r>
-        <w:rPr>
-          <w:rFonts w:ascii="Arial" w:hAnsi="Arial"/>
-          <w:color w:val="1F2937"/>
-          <w:sz w:val="21"/>
-        </w:rPr>
-        <w:t>En el Panel Administrativo, la tabla de trabajadores también implementa paginación local visual (mediante variables de estado workersCurrentPage y workersPerPage) para mantener un DOM compacto y ágil de cara al usuario.</w:t>
+        <w:t>Las funciones RPC de autenticación y cambio de clave están declaradas con `SECURITY DEFINER`, lo que permite que se ejecuten con privilegios elevados del creador de la base de datos sin exponer campos sensibles (`clave`) directamente a peticiones HTTP anónimas desde el cliente.</w:t>
       </w:r>
     </w:p>
     <w:p>
       <w:pPr>
-        <w:keepNext/>
-        <w:spacing w:before="480" w:after="160"/>
+        <w:spacing w:before="200" w:after="40"/>
       </w:pPr>
       <w:r>
         <w:rPr>
-          <w:rFonts w:ascii="Arial" w:hAnsi="Arial"/>
           <w:b/>
-          <w:color w:val="15803D"/>
-          <w:sz w:val="36"/>
+          <w:color w:val="1E293B"/>
+          <w:sz w:val="24"/>
         </w:rPr>
-        <w:t>5. Detalle de Módulos, Funciones y Procedimientos</w:t>
-      </w:r>
-    </w:p>
-    <w:p>
-      <w:pPr>
-        <w:spacing w:after="160" w:line="276" w:lineRule="auto"/>
-        <w:jc w:val="left"/>
-      </w:pPr>
-      <w:r>
-        <w:rPr>
-          <w:rFonts w:ascii="Arial" w:hAnsi="Arial"/>
-          <w:color w:val="1F2937"/>
-          <w:sz w:val="21"/>
-        </w:rPr>
-        <w:t>El código Javascript del cliente está estructurado modularmente (ES6) bajo responsabilidades específicas de archivos. A continuación se documenta el comportamiento de las funciones clave en cada uno de los módulos.</w:t>
-      </w:r>
-    </w:p>
-    <w:p>
-      <w:pPr>
-        <w:keepNext/>
-        <w:spacing w:before="320" w:after="120"/>
-      </w:pPr>
-      <w:r>
-        <w:rPr>
-          <w:rFonts w:ascii="Arial" w:hAnsi="Arial"/>
-          <w:b/>
-          <w:color w:val="374151"/>
-          <w:sz w:val="28"/>
-        </w:rPr>
-        <w:t>5.1. Módulo: js/state.js</w:t>
-      </w:r>
-    </w:p>
-    <w:p>
-      <w:pPr>
-        <w:spacing w:after="160" w:line="276" w:lineRule="auto"/>
-        <w:jc w:val="left"/>
-      </w:pPr>
-      <w:r>
-        <w:rPr>
-          <w:rFonts w:ascii="Arial" w:hAnsi="Arial"/>
-          <w:color w:val="1F2937"/>
-          <w:sz w:val="21"/>
-        </w:rPr>
-        <w:t>Define el estado centralizado (Single Source of Truth) de la aplicación de manera reactiva en memoria.</w:t>
+        <w:t>2. Control de Sesiones</w:t>
       </w:r>
     </w:p>
     <w:p>
       <w:pPr>
         <w:pStyle w:val="ListBullet"/>
-        <w:spacing w:after="80" w:line="276" w:lineRule="auto"/>
+        <w:spacing w:before="40" w:after="40"/>
       </w:pPr>
       <w:r>
-        <w:rPr>
-          <w:rFonts w:ascii="Arial" w:hAnsi="Arial"/>
-          <w:color w:val="1F2937"/>
-          <w:sz w:val="21"/>
-        </w:rPr>
-        <w:t>state.currentUser: Objeto del usuario autenticado (datos del trabajador y su rol).</w:t>
+        <w:t>Una vez autenticado exitosamente, el servidor genera un token aleatorio seguro (MD5 de semilla dinámica) y lo asocia al registro del trabajador en la base de datos.</w:t>
       </w:r>
     </w:p>
     <w:p>
       <w:pPr>
         <w:pStyle w:val="ListBullet"/>
-        <w:spacing w:after="80" w:line="276" w:lineRule="auto"/>
+        <w:spacing w:before="40" w:after="40"/>
       </w:pPr>
       <w:r>
-        <w:rPr>
-          <w:rFonts w:ascii="Arial" w:hAnsi="Arial"/>
-          <w:color w:val="1F2937"/>
-          <w:sz w:val="21"/>
-        </w:rPr>
-        <w:t>state.activeView: Identificador de la vista SPA seleccionada.</w:t>
+        <w:t>Este token se almacena en el cliente mediante `localStorage` o `sessionStorage`.</w:t>
       </w:r>
     </w:p>
     <w:p>
       <w:pPr>
         <w:pStyle w:val="ListBullet"/>
-        <w:spacing w:after="80" w:line="276" w:lineRule="auto"/>
+        <w:spacing w:before="40" w:after="40"/>
+      </w:pPr>
+      <w:r>
+        <w:t>En cada inicio de aplicación, se realiza un handshake seguro llamando al RPC `verify_worker_session` para garantizar que el token local sigue siendo válido en el servidor.</w:t>
+      </w:r>
+    </w:p>
+    <w:p>
+      <w:pPr>
+        <w:spacing w:after="120" w:line="276" w:lineRule="auto"/>
+      </w:pPr>
+      <w:r>
+        <w:t>---</w:t>
+      </w:r>
+    </w:p>
+    <w:p>
+      <w:pPr>
+        <w:spacing w:before="280" w:after="80"/>
       </w:pPr>
       <w:r>
         <w:rPr>
-          <w:rFonts w:ascii="Arial" w:hAnsi="Arial"/>
-          <w:color w:val="1F2937"/>
-          <w:sz w:val="21"/>
+          <w:b/>
+          <w:color w:val="15803D"/>
+          <w:sz w:val="30"/>
         </w:rPr>
-        <w:t>state.workersCache: Arreglo de objetos con todos los trabajadores indexados.</w:t>
+        <w:t>6. Arquitectura y Funcionamiento de los Módulos JavaScript</w:t>
+      </w:r>
+    </w:p>
+    <w:p>
+      <w:pPr>
+        <w:spacing w:after="120" w:line="276" w:lineRule="auto"/>
+      </w:pPr>
+      <w:r>
+        <w:t xml:space="preserve">El desarrollo se rige bajo </w:t>
+      </w:r>
+      <w:r>
+        <w:rPr>
+          <w:b/>
+        </w:rPr>
+        <w:t>Módulos ES6 nativos</w:t>
+      </w:r>
+      <w:r>
+        <w:t xml:space="preserve"> importados jerárquicamente. La modularización del código separa las responsabilidades de estado, llamadas a servidor, rutas y renderizado de componentes.</w:t>
+      </w:r>
+    </w:p>
+    <w:p>
+      <w:r>
+        <w:rPr>
+          <w:i/>
+          <w:color w:val="64748B"/>
+        </w:rPr>
+        <w:t>[Diagrama de Arquitectura / Flujo]</w:t>
+      </w:r>
+    </w:p>
+    <w:p>
+      <w:pPr>
+        <w:spacing w:before="200" w:after="40"/>
+      </w:pPr>
+      <w:r>
+        <w:rPr>
+          <w:b/>
+          <w:color w:val="1E293B"/>
+          <w:sz w:val="24"/>
+        </w:rPr>
+        <w:t>6.1. Flujo de Control SPA (Carga Diferida - Lazy Loading)</w:t>
+      </w:r>
+    </w:p>
+    <w:p>
+      <w:pPr>
+        <w:spacing w:after="120" w:line="276" w:lineRule="auto"/>
+      </w:pPr>
+      <w:r>
+        <w:t xml:space="preserve">Para maximizar el rendimiento de la aplicación, las vistas HTML y los modales no están cargados en el index inicial. Se utiliza la función `ensureTemplateLoaded(id, filepath, parentId)` de </w:t>
+      </w:r>
+      <w:r>
+        <w:rPr>
+          <w:color w:val="2563EB"/>
+          <w:u w:val="single"/>
+        </w:rPr>
+        <w:t>js/utils.js</w:t>
+      </w:r>
+      <w:r>
+        <w:t>.</w:t>
+      </w:r>
+    </w:p>
+    <w:p>
+      <w:pPr>
+        <w:spacing w:after="120" w:line="276" w:lineRule="auto"/>
+      </w:pPr>
+      <w:r>
+        <w:t>Esta función realiza una petición asíncrona fetch para obtener los archivos HTML a demanda y los inyecta dinámicamente en el árbol DOM cuando el usuario cambia de sección o abre un modal por primera vez, previniendo sobrecargar el peso del render inicial del navegador.</w:t>
+      </w:r>
+    </w:p>
+    <w:p>
+      <w:pPr>
+        <w:spacing w:before="200" w:after="40"/>
+      </w:pPr>
+      <w:r>
+        <w:rPr>
+          <w:b/>
+          <w:color w:val="1E293B"/>
+          <w:sz w:val="24"/>
+        </w:rPr>
+        <w:t>6.2. Estado Global Reactivo en Memoria (`js/state.js`)</w:t>
+      </w:r>
+    </w:p>
+    <w:p>
+      <w:pPr>
+        <w:spacing w:after="120" w:line="276" w:lineRule="auto"/>
+      </w:pPr>
+      <w:r>
+        <w:t xml:space="preserve">Para optimizar el uso de red, el archivo </w:t>
+      </w:r>
+      <w:r>
+        <w:rPr>
+          <w:color w:val="2563EB"/>
+          <w:u w:val="single"/>
+        </w:rPr>
+        <w:t>js/state.js</w:t>
+      </w:r>
+      <w:r>
+        <w:t xml:space="preserve"> mantiene la sesión activa, los filtros de las barras de búsqueda y colecciones de caché para trabajadores, competencias, aspectos y evaluaciones. Esto permite realizar filtrados locales inmediatos (como en la búsqueda de colaboradores o generación de reportes) sin tener que recurrir al servidor en cada interacción.</w:t>
+      </w:r>
+    </w:p>
+    <w:p>
+      <w:pPr>
+        <w:spacing w:after="120" w:line="276" w:lineRule="auto"/>
+      </w:pPr>
+      <w:r>
+        <w:t>---</w:t>
+      </w:r>
+    </w:p>
+    <w:p>
+      <w:pPr>
+        <w:spacing w:before="280" w:after="80"/>
+      </w:pPr>
+      <w:r>
+        <w:rPr>
+          <w:b/>
+          <w:color w:val="15803D"/>
+          <w:sz w:val="30"/>
+        </w:rPr>
+        <w:t>7. Inventario Descriptivo de Archivos del Proyecto</w:t>
+      </w:r>
+    </w:p>
+    <w:p>
+      <w:pPr>
+        <w:spacing w:before="200" w:after="40"/>
+      </w:pPr>
+      <w:r>
+        <w:rPr>
+          <w:b/>
+          <w:color w:val="1E293B"/>
+          <w:sz w:val="24"/>
+        </w:rPr>
+        <w:t>7.1. Archivos en el Directorio Raíz:</w:t>
       </w:r>
     </w:p>
     <w:p>
       <w:pPr>
         <w:pStyle w:val="ListBullet"/>
-        <w:spacing w:after="80" w:line="276" w:lineRule="auto"/>
+        <w:spacing w:before="40" w:after="40"/>
       </w:pPr>
+      <w:r/>
       <w:r>
         <w:rPr>
-          <w:rFonts w:ascii="Arial" w:hAnsi="Arial"/>
-          <w:color w:val="1F2937"/>
-          <w:sz w:val="21"/>
+          <w:b/>
         </w:rPr>
-        <w:t>state.evaluationsCache: Caché general de las evaluaciones de desempeño.</w:t>
+        <w:t>[index.html](file:///Library/WebServer/Documents/eval/index.html)</w:t>
+      </w:r>
+      <w:r>
+        <w:t>: Punto de entrada único del sistema. Contiene el contenedor principal de vistas (`#viewsContainer`), el sidebar de navegación, la cabecera del usuario y las referencias CDN a FontAwesome, Supabase Client y Chart.js.</w:t>
       </w:r>
     </w:p>
     <w:p>
       <w:pPr>
         <w:pStyle w:val="ListBullet"/>
-        <w:spacing w:after="80" w:line="276" w:lineRule="auto"/>
+        <w:spacing w:before="40" w:after="40"/>
       </w:pPr>
+      <w:r/>
       <w:r>
         <w:rPr>
-          <w:rFonts w:ascii="Arial" w:hAnsi="Arial"/>
-          <w:color w:val="1F2937"/>
-          <w:sz w:val="21"/>
+          <w:b/>
         </w:rPr>
-        <w:t>state.fechaEvalCache: Caché con las fechas autorizadas en 'fecha_eval'.</w:t>
+        <w:t>[style.css](file:///Library/WebServer/Documents/eval/style.css)</w:t>
       </w:r>
-    </w:p>
-    <w:p>
-      <w:pPr>
-        <w:keepNext/>
-        <w:spacing w:before="320" w:after="120"/>
-      </w:pPr>
       <w:r>
-        <w:rPr>
-          <w:rFonts w:ascii="Arial" w:hAnsi="Arial"/>
-          <w:b/>
-          <w:color w:val="374151"/>
-          <w:sz w:val="28"/>
-        </w:rPr>
-        <w:t>5.2. Módulo: js/supabase.js</w:t>
-      </w:r>
-    </w:p>
-    <w:p>
-      <w:pPr>
-        <w:spacing w:after="160" w:line="276" w:lineRule="auto"/>
-        <w:jc w:val="left"/>
-      </w:pPr>
-      <w:r>
-        <w:rPr>
-          <w:rFonts w:ascii="Arial" w:hAnsi="Arial"/>
-          <w:color w:val="1F2937"/>
-          <w:sz w:val="21"/>
-        </w:rPr>
-        <w:t>Gestiona la integración y carga de los catálogos del servidor de base de datos.</w:t>
+        <w:t>: Estilos CSS vainilla del sistema. Define la paleta de colores corporativa mediante variables CSS (soportando tema claro y oscuro), tipografías, diseños de tarjetas premium, tablas responsivas, cuadrículas de evaluación de 4 columnas y animaciones de transición.</w:t>
       </w:r>
     </w:p>
     <w:p>
       <w:pPr>
         <w:pStyle w:val="ListBullet"/>
-        <w:spacing w:after="80" w:line="276" w:lineRule="auto"/>
+        <w:spacing w:before="40" w:after="40"/>
       </w:pPr>
+      <w:r/>
       <w:r>
         <w:rPr>
-          <w:rFonts w:ascii="Arial" w:hAnsi="Arial"/>
           <w:b/>
-          <w:color w:val="1F2937"/>
-          <w:sz w:val="21"/>
         </w:rPr>
-        <w:t xml:space="preserve">initSupabase(): </w:t>
+        <w:t>[db_security_setup.sql](file:///Library/WebServer/Documents/eval/db_security_setup.sql)</w:t>
       </w:r>
       <w:r>
-        <w:rPr>
-          <w:rFonts w:ascii="Arial" w:hAnsi="Arial"/>
-          <w:color w:val="1F2937"/>
-          <w:sz w:val="21"/>
-        </w:rPr>
-        <w:t>Inicializa la conexión con el servidor Supabase.</w:t>
+        <w:t>: Código de base de datos en PL/pgSQL para configuración de seguridad, triggers de contraseñas bcrypt y funciones RPC del servidor.</w:t>
       </w:r>
     </w:p>
     <w:p>
       <w:pPr>
         <w:pStyle w:val="ListBullet"/>
-        <w:spacing w:after="80" w:line="276" w:lineRule="auto"/>
+        <w:spacing w:before="40" w:after="40"/>
       </w:pPr>
+      <w:r/>
       <w:r>
         <w:rPr>
-          <w:rFonts w:ascii="Arial" w:hAnsi="Arial"/>
           <w:b/>
-          <w:color w:val="1F2937"/>
-          <w:sz w:val="21"/>
         </w:rPr>
-        <w:t xml:space="preserve">loadCaches(): </w:t>
+        <w:t>[.env](file:///Library/WebServer/Documents/eval/.env)</w:t>
       </w:r>
       <w:r>
-        <w:rPr>
-          <w:rFonts w:ascii="Arial" w:hAnsi="Arial"/>
-          <w:color w:val="1F2937"/>
-          <w:sz w:val="21"/>
-        </w:rPr>
-        <w:t>Carga en paralelo todos los registros de trabajadores, competencias (clases), aspectos, evaluaciones y fechas habilitadas, mapeándolos en el objeto global de estado.</w:t>
+        <w:t>: Archivo con las credenciales y URL del servidor Supabase.</w:t>
       </w:r>
     </w:p>
     <w:p>
       <w:pPr>
-        <w:keepNext/>
-        <w:spacing w:before="320" w:after="120"/>
+        <w:spacing w:before="200" w:after="40"/>
       </w:pPr>
       <w:r>
         <w:rPr>
-          <w:rFonts w:ascii="Arial" w:hAnsi="Arial"/>
           <w:b/>
-          <w:color w:val="374151"/>
-          <w:sz w:val="28"/>
+          <w:color w:val="1E293B"/>
+          <w:sz w:val="24"/>
         </w:rPr>
-        <w:t>5.3. Módulo: js/utils.js</w:t>
-      </w:r>
-    </w:p>
-    <w:p>
-      <w:pPr>
-        <w:spacing w:after="160" w:line="276" w:lineRule="auto"/>
-        <w:jc w:val="left"/>
-      </w:pPr>
-      <w:r>
-        <w:rPr>
-          <w:rFonts w:ascii="Arial" w:hAnsi="Arial"/>
-          <w:color w:val="1F2937"/>
-          <w:sz w:val="21"/>
-        </w:rPr>
-        <w:t>Funciones auxiliares transversales del sistema.</w:t>
+        <w:t>7.2. Archivos en el Directorio de Módulos JavaScript (`js/`):</w:t>
       </w:r>
     </w:p>
     <w:p>
       <w:pPr>
         <w:pStyle w:val="ListBullet"/>
-        <w:spacing w:after="80" w:line="276" w:lineRule="auto"/>
+        <w:spacing w:before="40" w:after="40"/>
       </w:pPr>
+      <w:r/>
       <w:r>
         <w:rPr>
-          <w:rFonts w:ascii="Arial" w:hAnsi="Arial"/>
           <w:b/>
-          <w:color w:val="1F2937"/>
-          <w:sz w:val="21"/>
         </w:rPr>
-        <w:t xml:space="preserve">safeParseJSON(field): </w:t>
+        <w:t>[js/state.js](file:///Library/WebServer/Documents/eval/js/state.js)</w:t>
       </w:r>
       <w:r>
-        <w:rPr>
-          <w:rFonts w:ascii="Arial" w:hAnsi="Arial"/>
-          <w:color w:val="1F2937"/>
-          <w:sz w:val="21"/>
-        </w:rPr>
-        <w:t>Parseador seguro de cadenas JSON que retorna un objeto o null en caso de error.</w:t>
+        <w:t>: Define la estructura del estado global en memoria de la aplicación.</w:t>
       </w:r>
     </w:p>
     <w:p>
       <w:pPr>
         <w:pStyle w:val="ListBullet"/>
-        <w:spacing w:after="80" w:line="276" w:lineRule="auto"/>
+        <w:spacing w:before="40" w:after="40"/>
       </w:pPr>
+      <w:r/>
       <w:r>
         <w:rPr>
-          <w:rFonts w:ascii="Arial" w:hAnsi="Arial"/>
           <w:b/>
-          <w:color w:val="1F2937"/>
-          <w:sz w:val="21"/>
         </w:rPr>
-        <w:t xml:space="preserve">showToast(message, type): </w:t>
+        <w:t>[js/supabase.js](file:///Library/WebServer/Documents/eval/js/supabase.js)</w:t>
       </w:r>
       <w:r>
-        <w:rPr>
-          <w:rFonts w:ascii="Arial" w:hAnsi="Arial"/>
-          <w:color w:val="1F2937"/>
-          <w:sz w:val="21"/>
-        </w:rPr>
-        <w:t>Sistema dinámico de notificaciones flotantes temporales (toasts).</w:t>
+        <w:t>: Contiene el cliente de conexión y la lógica asíncrona de recarga de cachés locales (`loadCaches`).</w:t>
       </w:r>
     </w:p>
     <w:p>
       <w:pPr>
         <w:pStyle w:val="ListBullet"/>
-        <w:spacing w:after="80" w:line="276" w:lineRule="auto"/>
+        <w:spacing w:before="40" w:after="40"/>
       </w:pPr>
+      <w:r/>
       <w:r>
         <w:rPr>
-          <w:rFonts w:ascii="Arial" w:hAnsi="Arial"/>
           <w:b/>
-          <w:color w:val="1F2937"/>
-          <w:sz w:val="21"/>
         </w:rPr>
-        <w:t xml:space="preserve">handleRlsError(err): </w:t>
+        <w:t>[js/utils.js](file:///Library/WebServer/Documents/eval/js/utils.js)</w:t>
       </w:r>
       <w:r>
-        <w:rPr>
-          <w:rFonts w:ascii="Arial" w:hAnsi="Arial"/>
-          <w:color w:val="1F2937"/>
-          <w:sz w:val="21"/>
-        </w:rPr>
-        <w:t>Determina si el error retornado por la BD proviene de políticas RLS y despliega una advertencia orientativa.</w:t>
+        <w:t>: Utilidades del sistema, notificaciones flotantes (toasts), parseo seguro de JSON y control asíncrono de carga diferida de plantillas HTML (`ensureTemplateLoaded`).</w:t>
       </w:r>
     </w:p>
     <w:p>
       <w:pPr>
         <w:pStyle w:val="ListBullet"/>
-        <w:spacing w:after="80" w:line="276" w:lineRule="auto"/>
+        <w:spacing w:before="40" w:after="40"/>
       </w:pPr>
+      <w:r/>
       <w:r>
         <w:rPr>
-          <w:rFonts w:ascii="Arial" w:hAnsi="Arial"/>
           <w:b/>
-          <w:color w:val="1F2937"/>
-          <w:sz w:val="21"/>
         </w:rPr>
-        <w:t xml:space="preserve">ensureTemplateLoaded(id, filepath, parentId): </w:t>
+        <w:t>[js/auth.js](file:///Library/WebServer/Documents/eval/js/auth.js)</w:t>
       </w:r>
       <w:r>
-        <w:rPr>
-          <w:rFonts w:ascii="Arial" w:hAnsi="Arial"/>
-          <w:color w:val="1F2937"/>
-          <w:sz w:val="21"/>
-        </w:rPr>
-        <w:t>Carga asíncrona perezosa (Lazy-loading) de archivos HTML externos (vistas/modales) agregando un parámetro temporal (?_=[timestamp]) para invalidar la caché del navegador.</w:t>
+        <w:t>: Lógica de inicio de sesión, mantenimiento de persistencia de tokens de usuario y actualización de contraseñas de seguridad.</w:t>
       </w:r>
     </w:p>
     <w:p>
       <w:pPr>
         <w:pStyle w:val="ListBullet"/>
-        <w:spacing w:after="80" w:line="276" w:lineRule="auto"/>
+        <w:spacing w:before="40" w:after="40"/>
       </w:pPr>
+      <w:r/>
       <w:r>
         <w:rPr>
-          <w:rFonts w:ascii="Arial" w:hAnsi="Arial"/>
           <w:b/>
-          <w:color w:val="1F2937"/>
-          <w:sz w:val="21"/>
         </w:rPr>
-        <w:t xml:space="preserve">openModal(modalId): </w:t>
+        <w:t>[js/views.js](file:///Library/WebServer/Documents/eval/js/views.js)</w:t>
       </w:r>
       <w:r>
-        <w:rPr>
-          <w:rFonts w:ascii="Arial" w:hAnsi="Arial"/>
-          <w:color w:val="1F2937"/>
-          <w:sz w:val="21"/>
-        </w:rPr>
-        <w:t>Garantiza la carga del modal correspondiente y modifica sus atributos en el DOM para desplegarlo.</w:t>
-      </w:r>
-    </w:p>
-    <w:p>
-      <w:pPr>
-        <w:keepNext/>
-        <w:spacing w:before="320" w:after="120"/>
-      </w:pPr>
-      <w:r>
-        <w:rPr>
-          <w:rFonts w:ascii="Arial" w:hAnsi="Arial"/>
-          <w:b/>
-          <w:color w:val="374151"/>
-          <w:sz w:val="28"/>
-        </w:rPr>
-        <w:t>5.4. Módulo: js/auth.js</w:t>
-      </w:r>
-    </w:p>
-    <w:p>
-      <w:pPr>
-        <w:spacing w:after="160" w:line="276" w:lineRule="auto"/>
-        <w:jc w:val="left"/>
-      </w:pPr>
-      <w:r>
-        <w:rPr>
-          <w:rFonts w:ascii="Arial" w:hAnsi="Arial"/>
-          <w:color w:val="1F2937"/>
-          <w:sz w:val="21"/>
-        </w:rPr>
-        <w:t>Lógica de seguridad, control de sesiones persistentes y autenticación.</w:t>
+        <w:t>: Enrutador SPA. Muestra u oculta vistas dinámicas según la sesión e implementa el cambio entre pestañas del panel administrativo.</w:t>
       </w:r>
     </w:p>
     <w:p>
       <w:pPr>
         <w:pStyle w:val="ListBullet"/>
-        <w:spacing w:after="80" w:line="276" w:lineRule="auto"/>
+        <w:spacing w:before="40" w:after="40"/>
       </w:pPr>
+      <w:r/>
       <w:r>
-        <w:t>checkSession(): Recupera el token de sesión de localStorage o sessionStorage y realiza una validación asíncrona en el servidor de base de datos a través de 'verify_worker_session' para prevenir falsificaciones (SEC-02). Si es válido, carga el usuario, de lo contrario limpia la sesión local.</w:t>
+        <w:rPr>
+          <w:b/>
+        </w:rPr>
+        <w:t>[js/evaluations.js](file:///Library/WebServer/Documents/eval/js/evaluations.js)</w:t>
+      </w:r>
+      <w:r>
+        <w:t>: Controla el flujo del formulario de evaluaciones dinámicas, la navegación por páginas, las escalas del tooltip de ayuda y el guardado de puntajes.</w:t>
       </w:r>
     </w:p>
     <w:p>
       <w:pPr>
         <w:pStyle w:val="ListBullet"/>
-        <w:spacing w:after="80" w:line="276" w:lineRule="auto"/>
+        <w:spacing w:before="40" w:after="40"/>
       </w:pPr>
+      <w:r/>
       <w:r>
         <w:rPr>
-          <w:rFonts w:ascii="Arial" w:hAnsi="Arial"/>
           <w:b/>
-          <w:color w:val="1F2937"/>
-          <w:sz w:val="21"/>
         </w:rPr>
-        <w:t xml:space="preserve">handleLogin(event): </w:t>
+        <w:t>[js/admin.js](file:///Library/WebServer/Documents/eval/js/admin.js)</w:t>
       </w:r>
       <w:r>
-        <w:rPr>
-          <w:rFonts w:ascii="Arial" w:hAnsi="Arial"/>
-          <w:color w:val="1F2937"/>
-          <w:sz w:val="21"/>
-        </w:rPr>
-        <w:t>Valida las credenciales contra la base de datos (cédula o usuario + clave).</w:t>
+        <w:t>: Implementación de todos los CRUDs administrativos (Trabajadores, Competencias, Aspectos, Unidades Administrativas, Fechas de Evaluación) y control de cierre de períodos de evaluación.</w:t>
       </w:r>
     </w:p>
     <w:p>
       <w:pPr>
         <w:pStyle w:val="ListBullet"/>
-        <w:spacing w:after="80" w:line="276" w:lineRule="auto"/>
+        <w:spacing w:before="40" w:after="40"/>
       </w:pPr>
+      <w:r/>
       <w:r>
         <w:rPr>
-          <w:rFonts w:ascii="Arial" w:hAnsi="Arial"/>
           <w:b/>
-          <w:color w:val="1F2937"/>
-          <w:sz w:val="21"/>
         </w:rPr>
-        <w:t xml:space="preserve">loginSuccess(user): </w:t>
+        <w:t>[js/reports.js](file:///Library/WebServer/Documents/eval/js/reports.js)</w:t>
+      </w:r>
+      <w:r>
+        <w:t xml:space="preserve">: Motor de generación de reportes individuales y generales. Se integra con </w:t>
       </w:r>
       <w:r>
         <w:rPr>
-          <w:rFonts w:ascii="Arial" w:hAnsi="Arial"/>
-          <w:color w:val="1F2937"/>
-          <w:sz w:val="21"/>
+          <w:b/>
         </w:rPr>
-        <w:t>Prepara la interfaz del sistema ajustando los permisos visibles según el rol del usuario ('admin' o 'user').</w:t>
+        <w:t>Chart.js</w:t>
+      </w:r>
+      <w:r>
+        <w:t xml:space="preserve"> para renderizar gráficos de radar comparativos.</w:t>
       </w:r>
     </w:p>
     <w:p>
       <w:pPr>
         <w:pStyle w:val="ListBullet"/>
-        <w:spacing w:after="80" w:line="276" w:lineRule="auto"/>
+        <w:spacing w:before="40" w:after="40"/>
+      </w:pPr>
+      <w:r/>
+      <w:r>
+        <w:rPr>
+          <w:b/>
+        </w:rPr>
+        <w:t>[js/main.js](file:///Library/WebServer/Documents/eval/js/main.js)</w:t>
+      </w:r>
+      <w:r>
+        <w:t>: Inicializador principal de la aplicación en el DOM y vinculador de funciones al contexto global de la ventana (`window`).</w:t>
+      </w:r>
+    </w:p>
+    <w:p>
+      <w:pPr>
+        <w:spacing w:before="200" w:after="40"/>
       </w:pPr>
       <w:r>
-        <w:t>handleLogout(): Invalida la sesión actual en el servidor eliminando el token de sesión (RPC 'revoke_worker_session'), limpia la caché y variables de sesión locales, y redirige a la pantalla de login.</w:t>
+        <w:rPr>
+          <w:b/>
+          <w:color w:val="1E293B"/>
+          <w:sz w:val="24"/>
+        </w:rPr>
+        <w:t>7.3. Archivos en el Directorio de Vistas (`views/`):</w:t>
       </w:r>
     </w:p>
     <w:p>
       <w:pPr>
         <w:pStyle w:val="ListBullet"/>
-        <w:spacing w:after="80" w:line="276" w:lineRule="auto"/>
+        <w:spacing w:before="40" w:after="40"/>
       </w:pPr>
+      <w:r/>
       <w:r>
         <w:rPr>
-          <w:rFonts w:ascii="Arial" w:hAnsi="Arial"/>
           <w:b/>
-          <w:color w:val="1F2937"/>
-          <w:sz w:val="21"/>
         </w:rPr>
-        <w:t xml:space="preserve">saveNewPassword(event): </w:t>
+        <w:t>[views/evaluaciones.html](file:///Library/WebServer/Documents/eval/views/evaluaciones.html)</w:t>
       </w:r>
       <w:r>
-        <w:rPr>
-          <w:rFonts w:ascii="Arial" w:hAnsi="Arial"/>
-          <w:color w:val="1F2937"/>
-          <w:sz w:val="21"/>
-        </w:rPr>
-        <w:t>Valida y actualiza la contraseña del usuario actual en Supabase.</w:t>
-      </w:r>
-    </w:p>
-    <w:p>
-      <w:pPr>
-        <w:keepNext/>
-        <w:spacing w:before="320" w:after="120"/>
-      </w:pPr>
-      <w:r>
-        <w:rPr>
-          <w:rFonts w:ascii="Arial" w:hAnsi="Arial"/>
-          <w:b/>
-          <w:color w:val="374151"/>
-          <w:sz w:val="28"/>
-        </w:rPr>
-        <w:t>5.5. Módulo: js/views.js</w:t>
-      </w:r>
-    </w:p>
-    <w:p>
-      <w:pPr>
-        <w:spacing w:after="160" w:line="276" w:lineRule="auto"/>
-        <w:jc w:val="left"/>
-      </w:pPr>
-      <w:r>
-        <w:rPr>
-          <w:rFonts w:ascii="Arial" w:hAnsi="Arial"/>
-          <w:color w:val="1F2937"/>
-          <w:sz w:val="21"/>
-        </w:rPr>
-        <w:t>Enrutador interno (SPA Router), control de temas oscuros/claros y menús.</w:t>
+        <w:t>: Tabla para el listado de colaboradores a evaluar con barra de búsqueda de texto y filtro desplegable de departamento. Contiene también el contenedor del formulario interactivo de evaluación.</w:t>
       </w:r>
     </w:p>
     <w:p>
       <w:pPr>
         <w:pStyle w:val="ListBullet"/>
-        <w:spacing w:after="80" w:line="276" w:lineRule="auto"/>
+        <w:spacing w:before="40" w:after="40"/>
       </w:pPr>
+      <w:r/>
       <w:r>
         <w:rPr>
-          <w:rFonts w:ascii="Arial" w:hAnsi="Arial"/>
           <w:b/>
-          <w:color w:val="1F2937"/>
-          <w:sz w:val="21"/>
         </w:rPr>
-        <w:t xml:space="preserve">switchView(viewName): </w:t>
+        <w:t>[views/indicadores.html](file:///Library/WebServer/Documents/eval/views/indicadores.html)</w:t>
       </w:r>
       <w:r>
-        <w:rPr>
-          <w:rFonts w:ascii="Arial" w:hAnsi="Arial"/>
-          <w:color w:val="1F2937"/>
-          <w:sz w:val="21"/>
-        </w:rPr>
-        <w:t>Carga asíncronamente la vista seleccionada en el contenedor de la aplicación y dispara su función de renderizado asociada.</w:t>
+        <w:t>: Panel de control ejecutivo que muestra tarjetas con KPIs globales (Total Trabajadores, Promedio General, Evaluaciones Pendientes y Completadas).</w:t>
       </w:r>
     </w:p>
     <w:p>
       <w:pPr>
         <w:pStyle w:val="ListBullet"/>
-        <w:spacing w:after="80" w:line="276" w:lineRule="auto"/>
+        <w:spacing w:before="40" w:after="40"/>
       </w:pPr>
+      <w:r/>
       <w:r>
         <w:rPr>
-          <w:rFonts w:ascii="Arial" w:hAnsi="Arial"/>
           <w:b/>
-          <w:color w:val="1F2937"/>
-          <w:sz w:val="21"/>
         </w:rPr>
-        <w:t xml:space="preserve">switchAdminTab(tabName): </w:t>
+        <w:t>[views/reporteColaboradores.html](file:///Library/WebServer/Documents/eval/views/reporteColaboradores.html)</w:t>
       </w:r>
       <w:r>
-        <w:rPr>
-          <w:rFonts w:ascii="Arial" w:hAnsi="Arial"/>
-          <w:color w:val="1F2937"/>
-          <w:sz w:val="21"/>
-        </w:rPr>
-        <w:t>Intercambia los tabuladores visibles del Panel Administrativo de forma reactiva en el DOM.</w:t>
+        <w:t>: Módulo de informes individuales. Ofrece filtros de selección y renderiza la ficha técnica del colaborador y el gráfico de radar comparativo.</w:t>
       </w:r>
     </w:p>
     <w:p>
       <w:pPr>
         <w:pStyle w:val="ListBullet"/>
-        <w:spacing w:after="80" w:line="276" w:lineRule="auto"/>
+        <w:spacing w:before="40" w:after="40"/>
       </w:pPr>
+      <w:r/>
       <w:r>
         <w:rPr>
-          <w:rFonts w:ascii="Arial" w:hAnsi="Arial"/>
           <w:b/>
-          <w:color w:val="1F2937"/>
-          <w:sz w:val="21"/>
         </w:rPr>
-        <w:t xml:space="preserve">toggleTheme(): </w:t>
+        <w:t>[views/admin.html](file:///Library/WebServer/Documents/eval/views/admin.html)</w:t>
       </w:r>
       <w:r>
-        <w:rPr>
-          <w:rFonts w:ascii="Arial" w:hAnsi="Arial"/>
-          <w:color w:val="1F2937"/>
-          <w:sz w:val="21"/>
-        </w:rPr>
-        <w:t>Alterna las variables del data-theme de HTML entre 'light' y 'dark' almacenando la preferencia.</w:t>
+        <w:t>: Panel administrativo que integra todas las pestañas de gestión mediante una barra de navegación interna.</w:t>
       </w:r>
     </w:p>
     <w:p>
       <w:pPr>
-        <w:keepNext/>
-        <w:spacing w:before="320" w:after="120"/>
+        <w:spacing w:before="200" w:after="40"/>
       </w:pPr>
       <w:r>
         <w:rPr>
-          <w:rFonts w:ascii="Arial" w:hAnsi="Arial"/>
           <w:b/>
-          <w:color w:val="374151"/>
-          <w:sz w:val="28"/>
+          <w:color w:val="1E293B"/>
+          <w:sz w:val="24"/>
         </w:rPr>
-        <w:t>5.6. Módulo: js/evaluations.js</w:t>
-      </w:r>
-    </w:p>
-    <w:p>
-      <w:pPr>
-        <w:spacing w:after="160" w:line="276" w:lineRule="auto"/>
-        <w:jc w:val="left"/>
-      </w:pPr>
-      <w:r>
-        <w:rPr>
-          <w:rFonts w:ascii="Arial" w:hAnsi="Arial"/>
-          <w:color w:val="1F2937"/>
-          <w:sz w:val="21"/>
-        </w:rPr>
-        <w:t>Maneja el flujo completo de evaluación de los trabajadores.</w:t>
+        <w:t>7.4. Archivos en el Directorio de Modales (`modals/`):</w:t>
       </w:r>
     </w:p>
     <w:p>
       <w:pPr>
         <w:pStyle w:val="ListBullet"/>
-        <w:spacing w:after="80" w:line="276" w:lineRule="auto"/>
+        <w:spacing w:before="40" w:after="40"/>
       </w:pPr>
+      <w:r/>
       <w:r>
         <w:rPr>
-          <w:rFonts w:ascii="Arial" w:hAnsi="Arial"/>
           <w:b/>
-          <w:color w:val="1F2937"/>
-          <w:sz w:val="21"/>
         </w:rPr>
-        <w:t xml:space="preserve">renderSubordinados(): </w:t>
+        <w:t>[modals/trabajador.html](file:///Library/WebServer/Documents/eval/modals/trabajador.html)</w:t>
       </w:r>
       <w:r>
-        <w:rPr>
-          <w:rFonts w:ascii="Arial" w:hAnsi="Arial"/>
-          <w:color w:val="1F2937"/>
-          <w:sz w:val="21"/>
-        </w:rPr>
-        <w:t>Construye la lista de trabajadores. Si el usuario logueado posee el rol de 'admin', muestra a todo el personal del sistema. Si posee rol ordinario, filtra únicamente a sus subordinados directos. Actualiza los títulos y las etiquetas de la vista según corresponda.</w:t>
+        <w:t>: Formulario emergente para la creación y edición de trabajadores. Incluye campos dinámicos para supervisor y departamento.</w:t>
       </w:r>
     </w:p>
     <w:p>
       <w:pPr>
         <w:pStyle w:val="ListBullet"/>
-        <w:spacing w:after="80" w:line="276" w:lineRule="auto"/>
+        <w:spacing w:before="40" w:after="40"/>
       </w:pPr>
+      <w:r/>
       <w:r>
         <w:rPr>
-          <w:rFonts w:ascii="Arial" w:hAnsi="Arial"/>
           <w:b/>
-          <w:color w:val="1F2937"/>
-          <w:sz w:val="21"/>
         </w:rPr>
-        <w:t xml:space="preserve">startEvaluation(trabajadorId): </w:t>
+        <w:t>[modals/competencia.html](file:///Library/WebServer/Documents/eval/modals/competencia.html)</w:t>
       </w:r>
       <w:r>
-        <w:rPr>
-          <w:rFonts w:ascii="Arial" w:hAnsi="Arial"/>
-          <w:color w:val="1F2937"/>
-          <w:sz w:val="21"/>
-        </w:rPr>
-        <w:t>Abre el formulario de evaluación para el trabajador seleccionado. Inicializa el menú desplegable de fechas de evaluación y preselecciona la última fecha disponible. Llama a la validación de registro único.</w:t>
+        <w:t>: Diálogo emergente para la gestión de las competencias generales.</w:t>
       </w:r>
     </w:p>
     <w:p>
       <w:pPr>
         <w:pStyle w:val="ListBullet"/>
-        <w:spacing w:after="80" w:line="276" w:lineRule="auto"/>
+        <w:spacing w:before="40" w:after="40"/>
       </w:pPr>
+      <w:r/>
       <w:r>
         <w:rPr>
-          <w:rFonts w:ascii="Arial" w:hAnsi="Arial"/>
           <w:b/>
-          <w:color w:val="1F2937"/>
-          <w:sz w:val="21"/>
         </w:rPr>
-        <w:t xml:space="preserve">checkEvaluationDateUnique(): </w:t>
+        <w:t>[modals/aspecto.html](file:///Library/WebServer/Documents/eval/modals/aspecto.html)</w:t>
       </w:r>
       <w:r>
-        <w:rPr>
-          <w:rFonts w:ascii="Arial" w:hAnsi="Arial"/>
-          <w:color w:val="1F2937"/>
-          <w:sz w:val="21"/>
-        </w:rPr>
-        <w:t>Consulta en evaluationsCache si existe un registro de evaluación guardado para el trabajador y fecha seleccionada. Si existe, inhabilita el formulario (modo lectura) si la evaluación está en estado cerrado, o la carga en modo edición si sigue abierta. Si no existe, inicializa un formulario vacío.</w:t>
+        <w:t>: Diálogo para la administración de aspectos a evaluar enlazados a competencias.</w:t>
       </w:r>
     </w:p>
     <w:p>
       <w:pPr>
         <w:pStyle w:val="ListBullet"/>
-        <w:spacing w:after="80" w:line="276" w:lineRule="auto"/>
+        <w:spacing w:before="40" w:after="40"/>
       </w:pPr>
+      <w:r/>
       <w:r>
         <w:rPr>
-          <w:rFonts w:ascii="Arial" w:hAnsi="Arial"/>
           <w:b/>
-          <w:color w:val="1F2937"/>
-          <w:sz w:val="21"/>
         </w:rPr>
-        <w:t xml:space="preserve">saveEvaluation(event): </w:t>
+        <w:t>[modals/departamento.html](file:///Library/WebServer/Documents/eval/modals/departamento.html)</w:t>
       </w:r>
       <w:r>
-        <w:rPr>
-          <w:rFonts w:ascii="Arial" w:hAnsi="Arial"/>
-          <w:color w:val="1F2937"/>
-          <w:sz w:val="21"/>
-        </w:rPr>
-        <w:t>Recopila las calificaciones introducidas en el formulario y realiza un UPSERT asíncrono masivo por aspectos contra la base de datos Supabase, recargando las cachés al finalizar.</w:t>
-      </w:r>
-    </w:p>
-    <w:p>
-      <w:pPr>
-        <w:keepNext/>
-        <w:spacing w:before="320" w:after="120"/>
-      </w:pPr>
-      <w:r>
-        <w:rPr>
-          <w:rFonts w:ascii="Arial" w:hAnsi="Arial"/>
-          <w:b/>
-          <w:color w:val="374151"/>
-          <w:sz w:val="28"/>
-        </w:rPr>
-        <w:t>5.7. Módulo: js/reports.js</w:t>
-      </w:r>
-    </w:p>
-    <w:p>
-      <w:pPr>
-        <w:spacing w:after="160" w:line="276" w:lineRule="auto"/>
-        <w:jc w:val="left"/>
-      </w:pPr>
-      <w:r>
-        <w:rPr>
-          <w:rFonts w:ascii="Arial" w:hAnsi="Arial"/>
-          <w:color w:val="1F2937"/>
-          <w:sz w:val="21"/>
-        </w:rPr>
-        <w:t>Gestiona los indicadores del cuadro de mando (Dashboard) y reportes de impresión.</w:t>
+        <w:t>: Formulario emergente para la creación y edición de unidades administrativas.</w:t>
       </w:r>
     </w:p>
     <w:p>
       <w:pPr>
         <w:pStyle w:val="ListBullet"/>
-        <w:spacing w:after="80" w:line="276" w:lineRule="auto"/>
+        <w:spacing w:before="40" w:after="40"/>
       </w:pPr>
+      <w:r/>
       <w:r>
         <w:rPr>
-          <w:rFonts w:ascii="Arial" w:hAnsi="Arial"/>
           <w:b/>
-          <w:color w:val="1F2937"/>
-          <w:sz w:val="21"/>
         </w:rPr>
-        <w:t xml:space="preserve">renderIndicadoresGenerales(): </w:t>
+        <w:t>[modals/fecha_eval.html](file:///Library/WebServer/Documents/eval/modals/fecha_eval.html)</w:t>
       </w:r>
       <w:r>
-        <w:rPr>
-          <w:rFonts w:ascii="Arial" w:hAnsi="Arial"/>
-          <w:color w:val="1F2937"/>
-          <w:sz w:val="21"/>
-        </w:rPr>
-        <w:t>Procesa las calificaciones agregadas en la caché para mostrar el total de evaluaciones realizadas, promedios generales y consolidados gráficos por competencias.</w:t>
+        <w:t>: Diálogo emergente para la definición de fechas permitidas para la realización de evaluaciones.</w:t>
       </w:r>
     </w:p>
     <w:p>
       <w:pPr>
         <w:pStyle w:val="ListBullet"/>
-        <w:spacing w:after="80" w:line="276" w:lineRule="auto"/>
+        <w:spacing w:before="40" w:after="40"/>
       </w:pPr>
+      <w:r/>
       <w:r>
         <w:rPr>
-          <w:rFonts w:ascii="Arial" w:hAnsi="Arial"/>
           <w:b/>
-          <w:color w:val="1F2937"/>
-          <w:sz w:val="21"/>
         </w:rPr>
-        <w:t xml:space="preserve">renderReporteSubordinados(): </w:t>
+        <w:t>[modals/password.html](file:///Library/WebServer/Documents/eval/modals/password.html)</w:t>
       </w:r>
       <w:r>
-        <w:rPr>
-          <w:rFonts w:ascii="Arial" w:hAnsi="Arial"/>
-          <w:color w:val="1F2937"/>
-          <w:sz w:val="21"/>
-        </w:rPr>
-        <w:t>Construye y renderiza el informe individual de desempeño para un trabajador o equipo, indicando el supervisor (o administrador) emisor, el estatus cualitativo ('Excelente', 'Bueno', etc.) y cálculos de promedios ponderados.</w:t>
+        <w:t>: Formulario de cambio de contraseña segura.</w:t>
       </w:r>
     </w:p>
     <w:p>
       <w:pPr>
         <w:pStyle w:val="ListBullet"/>
-        <w:spacing w:after="80" w:line="276" w:lineRule="auto"/>
+        <w:spacing w:before="40" w:after="40"/>
       </w:pPr>
+      <w:r/>
       <w:r>
         <w:rPr>
-          <w:rFonts w:ascii="Arial" w:hAnsi="Arial"/>
           <w:b/>
-          <w:color w:val="1F2937"/>
-          <w:sz w:val="21"/>
         </w:rPr>
-        <w:t xml:space="preserve">showWorkerChartModal(trabajadorId): </w:t>
+        <w:t>[modals/chart.html](file:///Library/WebServer/Documents/eval/modals/chart.html)</w:t>
       </w:r>
       <w:r>
-        <w:rPr>
-          <w:rFonts w:ascii="Arial" w:hAnsi="Arial"/>
-          <w:color w:val="1F2937"/>
-          <w:sz w:val="21"/>
-        </w:rPr>
-        <w:t>Construye dinámicamente un gráfico de líneas/radar interactivo sobre el histórico de calificaciones de un empleado utilizando la librería Chart.js.</w:t>
-      </w:r>
-    </w:p>
-    <w:p>
-      <w:pPr>
-        <w:keepNext/>
-        <w:spacing w:before="320" w:after="120"/>
-      </w:pPr>
-      <w:r>
-        <w:rPr>
-          <w:rFonts w:ascii="Arial" w:hAnsi="Arial"/>
-          <w:b/>
-          <w:color w:val="374151"/>
-          <w:sz w:val="28"/>
-        </w:rPr>
-        <w:t>5.8. Módulo: js/admin.js</w:t>
-      </w:r>
-    </w:p>
-    <w:p>
-      <w:pPr>
-        <w:spacing w:after="160" w:line="276" w:lineRule="auto"/>
-        <w:jc w:val="left"/>
-      </w:pPr>
-      <w:r>
-        <w:rPr>
-          <w:rFonts w:ascii="Arial" w:hAnsi="Arial"/>
-          <w:color w:val="1F2937"/>
-          <w:sz w:val="21"/>
-        </w:rPr>
-        <w:t>Módulo que unifica los procesos CRUD para la administración del sistema.</w:t>
-      </w:r>
-    </w:p>
-    <w:p>
-      <w:pPr>
-        <w:pStyle w:val="ListBullet"/>
-        <w:spacing w:after="80" w:line="276" w:lineRule="auto"/>
-      </w:pPr>
-      <w:r>
-        <w:rPr>
-          <w:rFonts w:ascii="Arial" w:hAnsi="Arial"/>
-          <w:b/>
-          <w:color w:val="1F2937"/>
-          <w:sz w:val="21"/>
-        </w:rPr>
-        <w:t xml:space="preserve">renderTrabajadoresCrud(): </w:t>
-      </w:r>
-      <w:r>
-        <w:rPr>
-          <w:rFonts w:ascii="Arial" w:hAnsi="Arial"/>
-          <w:color w:val="1F2937"/>
-          <w:sz w:val="21"/>
-        </w:rPr>
-        <w:t>Carga y renderiza en una tabla paginada a los trabajadores del sistema, incluyendo su supervisor directo asignado.</w:t>
-      </w:r>
-    </w:p>
-    <w:p>
-      <w:pPr>
-        <w:pStyle w:val="ListBullet"/>
-        <w:spacing w:after="80" w:line="276" w:lineRule="auto"/>
-      </w:pPr>
-      <w:r>
-        <w:rPr>
-          <w:rFonts w:ascii="Arial" w:hAnsi="Arial"/>
-          <w:b/>
-          <w:color w:val="1F2937"/>
-          <w:sz w:val="21"/>
-        </w:rPr>
-        <w:t xml:space="preserve">saveTrabajador(event): </w:t>
-      </w:r>
-      <w:r>
-        <w:rPr>
-          <w:rFonts w:ascii="Arial" w:hAnsi="Arial"/>
-          <w:color w:val="1F2937"/>
-          <w:sz w:val="21"/>
-        </w:rPr>
-        <w:t>Inserta o actualiza un registro en la tabla 'trabajador'.</w:t>
-      </w:r>
-    </w:p>
-    <w:p>
-      <w:pPr>
-        <w:pStyle w:val="ListBullet"/>
-        <w:spacing w:after="80" w:line="276" w:lineRule="auto"/>
-      </w:pPr>
-      <w:r>
-        <w:rPr>
-          <w:rFonts w:ascii="Arial" w:hAnsi="Arial"/>
-          <w:b/>
-          <w:color w:val="1F2937"/>
-          <w:sz w:val="21"/>
-        </w:rPr>
-        <w:t xml:space="preserve">deleteTrabajador(id): </w:t>
-      </w:r>
-      <w:r>
-        <w:rPr>
-          <w:rFonts w:ascii="Arial" w:hAnsi="Arial"/>
-          <w:color w:val="1F2937"/>
-          <w:sz w:val="21"/>
-        </w:rPr>
-        <w:t>Elimina un empleado previa confirmación visual.</w:t>
-      </w:r>
-    </w:p>
-    <w:p>
-      <w:pPr>
-        <w:pStyle w:val="ListBullet"/>
-        <w:spacing w:after="80" w:line="276" w:lineRule="auto"/>
-      </w:pPr>
-      <w:r>
-        <w:rPr>
-          <w:rFonts w:ascii="Arial" w:hAnsi="Arial"/>
-          <w:b/>
-          <w:color w:val="1F2937"/>
-          <w:sz w:val="21"/>
-        </w:rPr>
-        <w:t xml:space="preserve">toggleEvaluationStatus(trabajadorId, fecha, closeStatus): </w:t>
-      </w:r>
-      <w:r>
-        <w:rPr>
-          <w:rFonts w:ascii="Arial" w:hAnsi="Arial"/>
-          <w:color w:val="1F2937"/>
-          <w:sz w:val="21"/>
-        </w:rPr>
-        <w:t>Permite a un administrador reabrir (hacer editable) o cerrar (hacer lectura única) de forma masiva evaluaciones completadas por los supervisores.</w:t>
-      </w:r>
-    </w:p>
-    <w:p>
-      <w:pPr>
-        <w:pStyle w:val="ListBullet"/>
-        <w:spacing w:after="80" w:line="276" w:lineRule="auto"/>
-      </w:pPr>
-      <w:r>
-        <w:rPr>
-          <w:rFonts w:ascii="Arial" w:hAnsi="Arial"/>
-          <w:b/>
-          <w:color w:val="1F2937"/>
-          <w:sz w:val="21"/>
-        </w:rPr>
-        <w:t xml:space="preserve">renderFechasEvalCrud(): </w:t>
-      </w:r>
-      <w:r>
-        <w:rPr>
-          <w:rFonts w:ascii="Arial" w:hAnsi="Arial"/>
-          <w:color w:val="1F2937"/>
-          <w:sz w:val="21"/>
-        </w:rPr>
-        <w:t>Lista en la tabla administrativa los registros de la tabla 'fecha_eval'. Valida si cada fecha cuenta con evaluaciones realizadas para inhabilitar sus botones de modificar y eliminar.</w:t>
-      </w:r>
-    </w:p>
-    <w:p>
-      <w:pPr>
-        <w:pStyle w:val="ListBullet"/>
-        <w:spacing w:after="80" w:line="276" w:lineRule="auto"/>
-      </w:pPr>
-      <w:r>
-        <w:rPr>
-          <w:rFonts w:ascii="Arial" w:hAnsi="Arial"/>
-          <w:b/>
-          <w:color w:val="1F2937"/>
-          <w:sz w:val="21"/>
-        </w:rPr>
-        <w:t xml:space="preserve">saveFechaEval(event): </w:t>
-      </w:r>
-      <w:r>
-        <w:rPr>
-          <w:rFonts w:ascii="Arial" w:hAnsi="Arial"/>
-          <w:color w:val="1F2937"/>
-          <w:sz w:val="21"/>
-        </w:rPr>
-        <w:t>Registra o actualiza una fecha en 'fecha_eval', validando previamente que no existan duplicados y que no se modifique una fecha que ya posea calificaciones.</w:t>
-      </w:r>
-    </w:p>
-    <w:p>
-      <w:pPr>
-        <w:pStyle w:val="ListBullet"/>
-        <w:spacing w:after="80" w:line="276" w:lineRule="auto"/>
-      </w:pPr>
-      <w:r>
-        <w:rPr>
-          <w:rFonts w:ascii="Arial" w:hAnsi="Arial"/>
-          <w:b/>
-          <w:color w:val="1F2937"/>
-          <w:sz w:val="21"/>
-        </w:rPr>
-        <w:t xml:space="preserve">deleteFechaEval(id): </w:t>
-      </w:r>
-      <w:r>
-        <w:rPr>
-          <w:rFonts w:ascii="Arial" w:hAnsi="Arial"/>
-          <w:color w:val="1F2937"/>
-          <w:sz w:val="21"/>
-        </w:rPr>
-        <w:t>Elimina una fecha del catálogo físico previo chequeo de evaluaciones existentes asociadas.</w:t>
+        <w:t>: Contenedor flotante para vistas rápidas de gráficos de rendimiento individuales.</w:t>
       </w:r>
     </w:p>
     <w:sectPr>
@@ -5964,6 +4182,11 @@
     <w:name w:val="Normal"/>
     <w:qFormat/>
     <w:rsid w:val="00FC693F"/>
+    <w:rPr>
+      <w:rFonts w:ascii="Calibri" w:hAnsi="Calibri"/>
+      <w:color w:val="334155"/>
+      <w:sz w:val="22"/>
+    </w:rPr>
   </w:style>
   <w:style w:type="paragraph" w:styleId="Header">
     <w:name w:val="header"/>
